--- a/resume/Delbert_Aud_Resume.docx
+++ b/resume/Delbert_Aud_Resume.docx
@@ -1,30 +1,30 @@
 
 <file path=word/document.xml><?xml version="1.0" encoding="utf-8"?>
-<w:document xmlns:wpc="http://schemas.microsoft.com/office/word/2010/wordprocessingCanvas" xmlns:cx="http://schemas.microsoft.com/office/drawing/2014/chartex" xmlns:cx1="http://schemas.microsoft.com/office/drawing/2015/9/8/chartex" xmlns:cx2="http://schemas.microsoft.com/office/drawing/2015/10/21/chartex" xmlns:cx3="http://schemas.microsoft.com/office/drawing/2016/5/9/chartex" xmlns:cx4="http://schemas.microsoft.com/office/drawing/2016/5/10/chartex" xmlns:cx5="http://schemas.microsoft.com/office/drawing/2016/5/11/chartex" xmlns:cx6="http://schemas.microsoft.com/office/drawing/2016/5/12/chartex" xmlns:cx7="http://schemas.microsoft.com/office/drawing/2016/5/13/chartex" xmlns:cx8="http://schemas.microsoft.com/office/drawing/2016/5/14/chartex" xmlns:mc="http://schemas.openxmlformats.org/markup-compatibility/2006" xmlns:aink="http://schemas.microsoft.com/office/drawing/2016/ink" xmlns:am3d="http://schemas.microsoft.com/office/drawing/2017/model3d" xmlns:o="urn:schemas-microsoft-com:office:office" xmlns:oel="http://schemas.microsoft.com/office/2019/extlst" xmlns:r="http://schemas.openxmlformats.org/officeDocument/2006/relationships" xmlns:m="http://schemas.openxmlformats.org/officeDocument/2006/math" xmlns:v="urn:schemas-microsoft-com:vml" xmlns:wp14="http://schemas.microsoft.com/office/word/2010/wordprocessingDrawing" xmlns:wp="http://schemas.openxmlformats.org/drawingml/2006/wordprocessingDrawing" xmlns:w10="urn:schemas-microsoft-com:office:word" xmlns:w="http://schemas.openxmlformats.org/wordprocessingml/2006/main" xmlns:w14="http://schemas.microsoft.com/office/word/2010/wordml" xmlns:w15="http://schemas.microsoft.com/office/word/2012/wordml" xmlns:w16cex="http://schemas.microsoft.com/office/word/2018/wordml/cex" xmlns:w16cid="http://schemas.microsoft.com/office/word/2016/wordml/cid" xmlns:w16="http://schemas.microsoft.com/office/word/2018/wordml" xmlns:w16du="http://schemas.microsoft.com/office/word/2023/wordml/word16du" xmlns:w16sdtdh="http://schemas.microsoft.com/office/word/2020/wordml/sdtdatahash" xmlns:w16sdtfl="http://schemas.microsoft.com/office/word/2024/wordml/sdtformatlock" xmlns:w16se="http://schemas.microsoft.com/office/word/2015/wordml/symex" xmlns:wpg="http://schemas.microsoft.com/office/word/2010/wordprocessingGroup" xmlns:wpi="http://schemas.microsoft.com/office/word/2010/wordprocessingInk" xmlns:wne="http://schemas.microsoft.com/office/word/2006/wordml" xmlns:wps="http://schemas.microsoft.com/office/word/2010/wordprocessingShape" mc:Ignorable="w14 w15 w16se w16cid w16 w16cex w16sdtdh w16sdtfl w16du wp14">
+<w:document xmlns:wpc="http://schemas.microsoft.com/office/word/2010/wordprocessingCanvas" xmlns:cx="http://schemas.microsoft.com/office/drawing/2014/chartex" xmlns:cx1="http://schemas.microsoft.com/office/drawing/2015/9/8/chartex" xmlns:cx2="http://schemas.microsoft.com/office/drawing/2015/10/21/chartex" xmlns:cx3="http://schemas.microsoft.com/office/drawing/2016/5/9/chartex" xmlns:cx4="http://schemas.microsoft.com/office/drawing/2016/5/10/chartex" xmlns:cx5="http://schemas.microsoft.com/office/drawing/2016/5/11/chartex" xmlns:cx6="http://schemas.microsoft.com/office/drawing/2016/5/12/chartex" xmlns:cx7="http://schemas.microsoft.com/office/drawing/2016/5/13/chartex" xmlns:cx8="http://schemas.microsoft.com/office/drawing/2016/5/14/chartex" xmlns:mc="http://schemas.openxmlformats.org/markup-compatibility/2006" xmlns:aink="http://schemas.microsoft.com/office/drawing/2016/ink" xmlns:am3d="http://schemas.microsoft.com/office/drawing/2017/model3d" xmlns:o="urn:schemas-microsoft-com:office:office" xmlns:oel="http://schemas.microsoft.com/office/2019/extlst" xmlns:r="http://schemas.openxmlformats.org/officeDocument/2006/relationships" xmlns:m="http://schemas.openxmlformats.org/officeDocument/2006/math" xmlns:v="urn:schemas-microsoft-com:vml" xmlns:wp14="http://schemas.microsoft.com/office/word/2010/wordprocessingDrawing" xmlns:wp="http://schemas.openxmlformats.org/drawingml/2006/wordprocessingDrawing" xmlns:w10="urn:schemas-microsoft-com:office:word" xmlns:w="http://schemas.openxmlformats.org/wordprocessingml/2006/main" xmlns:w14="http://schemas.microsoft.com/office/word/2010/wordml" xmlns:w15="http://schemas.microsoft.com/office/word/2012/wordml" xmlns:w16cei="http://schemas.microsoft.com/office/word/2026/wordml/cei" xmlns:w16cex="http://schemas.microsoft.com/office/word/2018/wordml/cex" xmlns:w16cid="http://schemas.microsoft.com/office/word/2016/wordml/cid" xmlns:w16="http://schemas.microsoft.com/office/word/2018/wordml" xmlns:w16du="http://schemas.microsoft.com/office/word/2023/wordml/word16du" xmlns:w16sdtdh="http://schemas.microsoft.com/office/word/2020/wordml/sdtdatahash" xmlns:w16sdtfl="http://schemas.microsoft.com/office/word/2024/wordml/sdtformatlock" xmlns:w16se="http://schemas.microsoft.com/office/word/2015/wordml/symex" xmlns:wpg="http://schemas.microsoft.com/office/word/2010/wordprocessingGroup" xmlns:wpi="http://schemas.microsoft.com/office/word/2010/wordprocessingInk" xmlns:wne="http://schemas.microsoft.com/office/word/2006/wordml" xmlns:wps="http://schemas.microsoft.com/office/word/2010/wordprocessingShape" mc:Ignorable="w14 w15 w16se w16cid w16 w16cex w16sdtdh w16sdtfl w16du wp14">
   <w:body>
     <w:p>
       <w:pPr>
         <w:rPr>
-          <w:rFonts w:asciiTheme="majorHAnsi" w:hAnsiTheme="majorHAnsi"/>
-          <w:sz w:val="28"/>
-          <w:szCs w:val="28"/>
-        </w:rPr>
-      </w:pPr>
-      <w:r>
-        <w:rPr>
-          <w:rFonts w:asciiTheme="majorHAnsi" w:hAnsiTheme="majorHAnsi"/>
+          <w:rFonts w:ascii="Calibri" w:hAnsi="Calibri" w:cs="Calibri"/>
+          <w:sz w:val="40"/>
+          <w:szCs w:val="40"/>
+        </w:rPr>
+      </w:pPr>
+      <w:r>
+        <w:rPr>
+          <w:rFonts w:ascii="Calibri" w:hAnsi="Calibri" w:cs="Calibri"/>
           <w:b/>
           <w:bCs/>
-          <w:sz w:val="28"/>
-          <w:szCs w:val="28"/>
+          <w:sz w:val="40"/>
+          <w:szCs w:val="40"/>
         </w:rPr>
         <w:t>Delbert Aud</w:t>
       </w:r>
       <w:r>
         <w:rPr>
-          <w:rFonts w:asciiTheme="majorHAnsi" w:hAnsiTheme="majorHAnsi"/>
-          <w:sz w:val="28"/>
-          <w:szCs w:val="28"/>
+          <w:rFonts w:ascii="Calibri" w:hAnsi="Calibri" w:cs="Calibri"/>
+          <w:sz w:val="40"/>
+          <w:szCs w:val="40"/>
         </w:rPr>
         <w:t> </w:t>
       </w:r>
@@ -37,16 +37,12 @@
           <w:numId w:val="10"/>
         </w:numPr>
         <w:rPr>
-          <w:rFonts w:asciiTheme="majorHAnsi" w:hAnsiTheme="majorHAnsi"/>
-          <w:sz w:val="20"/>
-          <w:szCs w:val="20"/>
-        </w:rPr>
-      </w:pPr>
-      <w:r>
-        <w:rPr>
-          <w:rFonts w:asciiTheme="majorHAnsi" w:hAnsiTheme="majorHAnsi"/>
-          <w:sz w:val="20"/>
-          <w:szCs w:val="20"/>
+          <w:rFonts w:ascii="Calibri" w:hAnsi="Calibri" w:cs="Calibri"/>
+        </w:rPr>
+      </w:pPr>
+      <w:r>
+        <w:rPr>
+          <w:rFonts w:ascii="Calibri" w:hAnsi="Calibri" w:cs="Calibri"/>
         </w:rPr>
         <w:t>Contact Information</w:t>
       </w:r>
@@ -59,16 +55,12 @@
           <w:numId w:val="10"/>
         </w:numPr>
         <w:rPr>
-          <w:rFonts w:asciiTheme="majorHAnsi" w:hAnsiTheme="majorHAnsi"/>
-          <w:sz w:val="20"/>
-          <w:szCs w:val="20"/>
-        </w:rPr>
-      </w:pPr>
-      <w:r>
-        <w:rPr>
-          <w:rFonts w:asciiTheme="majorHAnsi" w:hAnsiTheme="majorHAnsi"/>
-          <w:sz w:val="20"/>
-          <w:szCs w:val="20"/>
+          <w:rFonts w:ascii="Calibri" w:hAnsi="Calibri" w:cs="Calibri"/>
+        </w:rPr>
+      </w:pPr>
+      <w:r>
+        <w:rPr>
+          <w:rFonts w:ascii="Calibri" w:hAnsi="Calibri" w:cs="Calibri"/>
         </w:rPr>
         <w:t xml:space="preserve">Email Address: </w:t>
       </w:r>
@@ -76,9 +68,7 @@
         <w:r>
           <w:rPr>
             <w:rStyle w:val="Hyperlink"/>
-            <w:rFonts w:asciiTheme="majorHAnsi" w:hAnsiTheme="majorHAnsi"/>
-            <w:sz w:val="20"/>
-            <w:szCs w:val="20"/>
+            <w:rFonts w:ascii="Calibri" w:hAnsi="Calibri" w:cs="Calibri"/>
           </w:rPr>
           <w:t>delbert.aud@gmail.com</w:t>
         </w:r>
@@ -92,16 +82,12 @@
           <w:numId w:val="10"/>
         </w:numPr>
         <w:rPr>
-          <w:rFonts w:asciiTheme="majorHAnsi" w:hAnsiTheme="majorHAnsi"/>
-          <w:sz w:val="20"/>
-          <w:szCs w:val="20"/>
-        </w:rPr>
-      </w:pPr>
-      <w:r>
-        <w:rPr>
-          <w:rFonts w:asciiTheme="majorHAnsi" w:hAnsiTheme="majorHAnsi"/>
-          <w:sz w:val="20"/>
-          <w:szCs w:val="20"/>
+          <w:rFonts w:ascii="Calibri" w:hAnsi="Calibri" w:cs="Calibri"/>
+        </w:rPr>
+      </w:pPr>
+      <w:r>
+        <w:rPr>
+          <w:rFonts w:ascii="Calibri" w:hAnsi="Calibri" w:cs="Calibri"/>
         </w:rPr>
         <w:t>Phone Number: 702-449-2337</w:t>
       </w:r>
@@ -114,16 +100,12 @@
           <w:numId w:val="10"/>
         </w:numPr>
         <w:rPr>
-          <w:rFonts w:asciiTheme="majorHAnsi" w:hAnsiTheme="majorHAnsi"/>
-          <w:sz w:val="20"/>
-          <w:szCs w:val="20"/>
-        </w:rPr>
-      </w:pPr>
-      <w:r>
-        <w:rPr>
-          <w:rFonts w:asciiTheme="majorHAnsi" w:hAnsiTheme="majorHAnsi"/>
-          <w:sz w:val="20"/>
-          <w:szCs w:val="20"/>
+          <w:rFonts w:ascii="Calibri" w:hAnsi="Calibri" w:cs="Calibri"/>
+        </w:rPr>
+      </w:pPr>
+      <w:r>
+        <w:rPr>
+          <w:rFonts w:ascii="Calibri" w:hAnsi="Calibri" w:cs="Calibri"/>
         </w:rPr>
         <w:t>Location: Henderson, Nevada, USA</w:t>
       </w:r>
@@ -136,16 +118,12 @@
           <w:numId w:val="10"/>
         </w:numPr>
         <w:rPr>
-          <w:rFonts w:asciiTheme="majorHAnsi" w:hAnsiTheme="majorHAnsi"/>
-          <w:sz w:val="20"/>
-          <w:szCs w:val="20"/>
-        </w:rPr>
-      </w:pPr>
-      <w:r>
-        <w:rPr>
-          <w:rFonts w:asciiTheme="majorHAnsi" w:hAnsiTheme="majorHAnsi"/>
-          <w:sz w:val="20"/>
-          <w:szCs w:val="20"/>
+          <w:rFonts w:ascii="Calibri" w:hAnsi="Calibri" w:cs="Calibri"/>
+        </w:rPr>
+      </w:pPr>
+      <w:r>
+        <w:rPr>
+          <w:rFonts w:ascii="Calibri" w:hAnsi="Calibri" w:cs="Calibri"/>
         </w:rPr>
         <w:t xml:space="preserve">GitHub Profile: </w:t>
       </w:r>
@@ -153,9 +131,7 @@
         <w:r>
           <w:rPr>
             <w:rStyle w:val="Hyperlink"/>
-            <w:rFonts w:asciiTheme="majorHAnsi" w:hAnsiTheme="majorHAnsi"/>
-            <w:sz w:val="20"/>
-            <w:szCs w:val="20"/>
+            <w:rFonts w:ascii="Calibri" w:hAnsi="Calibri" w:cs="Calibri"/>
           </w:rPr>
           <w:t>https://delbertaud.github.io</w:t>
         </w:r>
@@ -169,14 +145,12 @@
           <w:numId w:val="10"/>
         </w:numPr>
         <w:rPr>
-          <w:rFonts w:asciiTheme="majorHAnsi" w:hAnsiTheme="majorHAnsi"/>
-        </w:rPr>
-      </w:pPr>
-      <w:r>
-        <w:rPr>
-          <w:rFonts w:asciiTheme="majorHAnsi" w:hAnsiTheme="majorHAnsi"/>
-          <w:sz w:val="20"/>
-          <w:szCs w:val="20"/>
+          <w:rFonts w:ascii="Calibri" w:hAnsi="Calibri" w:cs="Calibri"/>
+        </w:rPr>
+      </w:pPr>
+      <w:r>
+        <w:rPr>
+          <w:rFonts w:ascii="Calibri" w:hAnsi="Calibri" w:cs="Calibri"/>
         </w:rPr>
         <w:t xml:space="preserve">LinkedIn: </w:t>
       </w:r>
@@ -184,18 +158,16 @@
         <w:r>
           <w:rPr>
             <w:rStyle w:val="Hyperlink"/>
-            <w:rFonts w:asciiTheme="majorHAnsi" w:hAnsiTheme="majorHAnsi"/>
-            <w:sz w:val="20"/>
-            <w:szCs w:val="20"/>
+            <w:rFonts w:ascii="Calibri" w:hAnsi="Calibri" w:cs="Calibri"/>
           </w:rPr>
-          <w:t>https://linkedin.com/in/delbertaud</w:t>
+          <w:t>https://www.linkedin.com/in/delbertaud/</w:t>
         </w:r>
       </w:hyperlink>
     </w:p>
     <w:p>
       <w:pPr>
         <w:rPr>
-          <w:rFonts w:asciiTheme="majorHAnsi" w:hAnsiTheme="majorHAnsi"/>
+          <w:rFonts w:ascii="Calibri" w:hAnsi="Calibri" w:cs="Calibri"/>
           <w:b/>
           <w:bCs/>
           <w:sz w:val="20"/>
@@ -206,73 +178,63 @@
     <w:p>
       <w:pPr>
         <w:rPr>
-          <w:rFonts w:asciiTheme="majorHAnsi" w:hAnsiTheme="majorHAnsi"/>
-          <w:sz w:val="28"/>
-          <w:szCs w:val="28"/>
-        </w:rPr>
-      </w:pPr>
-      <w:r>
-        <w:rPr>
-          <w:rFonts w:asciiTheme="majorHAnsi" w:hAnsiTheme="majorHAnsi"/>
+          <w:rFonts w:ascii="Calibri" w:hAnsi="Calibri" w:cs="Calibri"/>
+        </w:rPr>
+      </w:pPr>
+      <w:r>
+        <w:rPr>
+          <w:rFonts w:ascii="Calibri" w:hAnsi="Calibri" w:cs="Calibri"/>
           <w:b/>
           <w:bCs/>
-          <w:sz w:val="28"/>
-          <w:szCs w:val="28"/>
-        </w:rPr>
-        <w:t xml:space="preserve">PROFESSIONAL </w:t>
-      </w:r>
-      <w:r>
-        <w:rPr>
-          <w:rFonts w:asciiTheme="majorHAnsi" w:hAnsiTheme="majorHAnsi"/>
+        </w:rPr>
+        <w:t>PROFESSIONAL SUMMARY</w:t>
+      </w:r>
+    </w:p>
+    <w:p>
+      <w:pPr>
+        <w:rPr>
+          <w:rFonts w:ascii="Calibri" w:hAnsi="Calibri" w:cs="Calibri"/>
+        </w:rPr>
+      </w:pPr>
+      <w:r>
+        <w:rPr>
+          <w:rFonts w:ascii="Calibri" w:hAnsi="Calibri" w:cs="Calibri"/>
+        </w:rPr>
+        <w:t>Visionary IT Executive and Enterprise Solutions Architect with over 40 years of success driving digital transformation and business growth. Strategic leader expert at aligning advanced technologies—including AI/ML, Cloud Computing (AWS/GCP), and Robotic Process Automation (</w:t>
+      </w:r>
+      <w:proofErr w:type="gramStart"/>
+      <w:r>
+        <w:rPr>
+          <w:rFonts w:ascii="Calibri" w:hAnsi="Calibri" w:cs="Calibri"/>
+        </w:rPr>
+        <w:t>RPA)—</w:t>
+      </w:r>
+      <w:proofErr w:type="gramEnd"/>
+      <w:r>
+        <w:rPr>
+          <w:rFonts w:ascii="Calibri" w:hAnsi="Calibri" w:cs="Calibri"/>
+        </w:rPr>
+        <w:t>with corporate objectives. Proven track record of leading cross-functional engineering teams, eliminating costly operational bottlenecks, and architecting secure, scalable data pipelines. A pragmatic strategist skilled at translating complex technical infrastructure into actionable executive insights that mitigate risk, maximize ROI, and drive proactive business operations.</w:t>
+      </w:r>
+    </w:p>
+    <w:p>
+      <w:pPr>
+        <w:rPr>
+          <w:rFonts w:ascii="Calibri" w:hAnsi="Calibri" w:cs="Calibri"/>
+        </w:rPr>
+      </w:pPr>
+    </w:p>
+    <w:p>
+      <w:pPr>
+        <w:rPr>
+          <w:rFonts w:ascii="Calibri" w:hAnsi="Calibri" w:cs="Calibri"/>
+        </w:rPr>
+      </w:pPr>
+      <w:r>
+        <w:rPr>
+          <w:rFonts w:ascii="Calibri" w:hAnsi="Calibri" w:cs="Calibri"/>
           <w:b/>
           <w:bCs/>
-          <w:sz w:val="28"/>
-          <w:szCs w:val="28"/>
-        </w:rPr>
-        <w:t>SUMMARY</w:t>
-      </w:r>
-    </w:p>
-    <w:p>
-      <w:pPr>
-        <w:rPr>
-          <w:rFonts w:asciiTheme="majorHAnsi" w:hAnsiTheme="majorHAnsi"/>
-          <w:sz w:val="20"/>
-          <w:szCs w:val="20"/>
-        </w:rPr>
-      </w:pPr>
-      <w:r>
-        <w:rPr>
-          <w:rFonts w:asciiTheme="majorHAnsi" w:hAnsiTheme="majorHAnsi"/>
-          <w:sz w:val="20"/>
-          <w:szCs w:val="20"/>
-        </w:rPr>
-        <w:t>Visionary IT Executive and Enterprise Solutions Architect with over 40 years of success driving digital transformation and business growth. Strategic leader expert at aligning advanced technologies—including AI/ML, Cloud Computing (AWS/GCP), and Robotic Process Automation (RPA)—with corporate objectives. Proven track record of leading cross-functional engineering teams, eliminating costly operational bottlenecks, and architecting secure, scalable data pipelines. A pragmatic strategist skilled at translating complex technical infrastructure into actionable executive insights that mitigate risk, maximize ROI, and drive proactive business operations.</w:t>
-      </w:r>
-    </w:p>
-    <w:p>
-      <w:pPr>
-        <w:rPr>
-          <w:rFonts w:asciiTheme="majorHAnsi" w:hAnsiTheme="majorHAnsi"/>
-          <w:sz w:val="20"/>
-          <w:szCs w:val="20"/>
-        </w:rPr>
-      </w:pPr>
-    </w:p>
-    <w:p>
-      <w:pPr>
-        <w:rPr>
-          <w:rFonts w:asciiTheme="majorHAnsi" w:hAnsiTheme="majorHAnsi"/>
-          <w:sz w:val="28"/>
-          <w:szCs w:val="28"/>
-        </w:rPr>
-      </w:pPr>
-      <w:r>
-        <w:rPr>
-          <w:rFonts w:asciiTheme="majorHAnsi" w:hAnsiTheme="majorHAnsi"/>
-          <w:b/>
-          <w:bCs/>
-          <w:sz w:val="28"/>
-          <w:szCs w:val="28"/>
         </w:rPr>
         <w:t>TECHNICAL PROFICIENCIES</w:t>
       </w:r>
@@ -284,26 +246,20 @@
           <w:numId w:val="2"/>
         </w:numPr>
         <w:rPr>
-          <w:rFonts w:asciiTheme="majorHAnsi" w:hAnsiTheme="majorHAnsi"/>
-          <w:sz w:val="20"/>
-          <w:szCs w:val="20"/>
-        </w:rPr>
-      </w:pPr>
-      <w:r>
-        <w:rPr>
-          <w:rFonts w:asciiTheme="majorHAnsi" w:hAnsiTheme="majorHAnsi"/>
+          <w:rFonts w:ascii="Calibri" w:hAnsi="Calibri" w:cs="Calibri"/>
+        </w:rPr>
+      </w:pPr>
+      <w:r>
+        <w:rPr>
+          <w:rFonts w:ascii="Calibri" w:hAnsi="Calibri" w:cs="Calibri"/>
           <w:b/>
           <w:bCs/>
-          <w:sz w:val="20"/>
-          <w:szCs w:val="20"/>
         </w:rPr>
         <w:t>Operating Systems:</w:t>
       </w:r>
       <w:r>
         <w:rPr>
-          <w:rFonts w:asciiTheme="majorHAnsi" w:hAnsiTheme="majorHAnsi"/>
-          <w:sz w:val="20"/>
-          <w:szCs w:val="20"/>
+          <w:rFonts w:ascii="Calibri" w:hAnsi="Calibri" w:cs="Calibri"/>
         </w:rPr>
         <w:t xml:space="preserve"> Linux, Windows, MacOS</w:t>
       </w:r>
@@ -315,67 +271,27 @@
           <w:numId w:val="2"/>
         </w:numPr>
         <w:rPr>
-          <w:rFonts w:asciiTheme="majorHAnsi" w:hAnsiTheme="majorHAnsi"/>
-          <w:sz w:val="20"/>
-          <w:szCs w:val="20"/>
-        </w:rPr>
-      </w:pPr>
-      <w:r>
-        <w:rPr>
-          <w:rFonts w:asciiTheme="majorHAnsi" w:hAnsiTheme="majorHAnsi"/>
+          <w:rFonts w:ascii="Calibri" w:hAnsi="Calibri" w:cs="Calibri"/>
+        </w:rPr>
+      </w:pPr>
+      <w:r>
+        <w:rPr>
+          <w:rFonts w:ascii="Calibri" w:hAnsi="Calibri" w:cs="Calibri"/>
           <w:b/>
           <w:bCs/>
-          <w:sz w:val="20"/>
-          <w:szCs w:val="20"/>
         </w:rPr>
         <w:t>Cloud Computing:</w:t>
       </w:r>
       <w:r>
         <w:rPr>
-          <w:rFonts w:asciiTheme="majorHAnsi" w:hAnsiTheme="majorHAnsi"/>
-          <w:sz w:val="20"/>
-          <w:szCs w:val="20"/>
-        </w:rPr>
-        <w:t> </w:t>
-      </w:r>
-      <w:r>
-        <w:rPr>
-          <w:rFonts w:asciiTheme="majorHAnsi" w:hAnsiTheme="majorHAnsi"/>
-          <w:sz w:val="20"/>
-          <w:szCs w:val="20"/>
-        </w:rPr>
-        <w:t>Amazon Web Services (AWS)</w:t>
-      </w:r>
-      <w:r>
-        <w:rPr>
-          <w:rFonts w:asciiTheme="majorHAnsi" w:hAnsiTheme="majorHAnsi"/>
-          <w:sz w:val="20"/>
-          <w:szCs w:val="20"/>
-        </w:rPr>
-        <w:t>, Google Cloud Compute</w:t>
-      </w:r>
-      <w:r>
-        <w:rPr>
-          <w:rFonts w:asciiTheme="majorHAnsi" w:hAnsiTheme="majorHAnsi"/>
-          <w:sz w:val="20"/>
-          <w:szCs w:val="20"/>
-        </w:rPr>
-        <w:t xml:space="preserve"> (GCP)</w:t>
-      </w:r>
-      <w:r>
-        <w:rPr>
-          <w:rFonts w:asciiTheme="majorHAnsi" w:hAnsiTheme="majorHAnsi"/>
-          <w:sz w:val="20"/>
-          <w:szCs w:val="20"/>
-        </w:rPr>
-        <w:t xml:space="preserve">, </w:t>
+          <w:rFonts w:ascii="Calibri" w:hAnsi="Calibri" w:cs="Calibri"/>
+        </w:rPr>
+        <w:t xml:space="preserve"> Amazon Web Services (AWS), Google Cloud Compute (GCP), </w:t>
       </w:r>
       <w:proofErr w:type="spellStart"/>
       <w:r>
         <w:rPr>
-          <w:rFonts w:asciiTheme="majorHAnsi" w:hAnsiTheme="majorHAnsi"/>
-          <w:sz w:val="20"/>
-          <w:szCs w:val="20"/>
+          <w:rFonts w:ascii="Calibri" w:hAnsi="Calibri" w:cs="Calibri"/>
         </w:rPr>
         <w:t>DigitalOcean</w:t>
       </w:r>
@@ -388,68 +304,22 @@
           <w:numId w:val="2"/>
         </w:numPr>
         <w:rPr>
-          <w:rFonts w:asciiTheme="majorHAnsi" w:hAnsiTheme="majorHAnsi"/>
-          <w:sz w:val="20"/>
-          <w:szCs w:val="20"/>
-        </w:rPr>
-      </w:pPr>
-      <w:r>
-        <w:rPr>
-          <w:rFonts w:asciiTheme="majorHAnsi" w:hAnsiTheme="majorHAnsi"/>
+          <w:rFonts w:ascii="Calibri" w:hAnsi="Calibri" w:cs="Calibri"/>
+        </w:rPr>
+      </w:pPr>
+      <w:r>
+        <w:rPr>
+          <w:rFonts w:ascii="Calibri" w:hAnsi="Calibri" w:cs="Calibri"/>
           <w:b/>
           <w:bCs/>
-          <w:sz w:val="20"/>
-          <w:szCs w:val="20"/>
         </w:rPr>
         <w:t>Programming Languages:</w:t>
       </w:r>
       <w:r>
         <w:rPr>
-          <w:rFonts w:asciiTheme="majorHAnsi" w:hAnsiTheme="majorHAnsi"/>
-          <w:sz w:val="20"/>
-          <w:szCs w:val="20"/>
-        </w:rPr>
-        <w:t xml:space="preserve"> Python, </w:t>
-      </w:r>
-      <w:r>
-        <w:rPr>
-          <w:rFonts w:asciiTheme="majorHAnsi" w:hAnsiTheme="majorHAnsi"/>
-          <w:sz w:val="20"/>
-          <w:szCs w:val="20"/>
-        </w:rPr>
-        <w:t xml:space="preserve">C, </w:t>
-      </w:r>
-      <w:r>
-        <w:rPr>
-          <w:rFonts w:asciiTheme="majorHAnsi" w:hAnsiTheme="majorHAnsi"/>
-          <w:sz w:val="20"/>
-          <w:szCs w:val="20"/>
-        </w:rPr>
-        <w:t>C++, Java, C#, JavaScript, Visual Basic, SQL</w:t>
-      </w:r>
-      <w:r>
-        <w:rPr>
-          <w:rFonts w:asciiTheme="majorHAnsi" w:hAnsiTheme="majorHAnsi"/>
-          <w:sz w:val="20"/>
-          <w:szCs w:val="20"/>
-        </w:rPr>
-        <w:t xml:space="preserve">, </w:t>
-      </w:r>
-      <w:r>
-        <w:rPr>
-          <w:rFonts w:asciiTheme="majorHAnsi" w:hAnsiTheme="majorHAnsi"/>
-          <w:sz w:val="20"/>
-          <w:szCs w:val="20"/>
-        </w:rPr>
-        <w:t>Go</w:t>
-      </w:r>
-      <w:r>
-        <w:rPr>
-          <w:rFonts w:asciiTheme="majorHAnsi" w:hAnsiTheme="majorHAnsi"/>
-          <w:sz w:val="20"/>
-          <w:szCs w:val="20"/>
-        </w:rPr>
-        <w:t>, PHP</w:t>
+          <w:rFonts w:ascii="Calibri" w:hAnsi="Calibri" w:cs="Calibri"/>
+        </w:rPr>
+        <w:t> Python, C, C++, Java, C#, JavaScript, Visual Basic, SQL, Go, PHP</w:t>
       </w:r>
     </w:p>
     <w:p>
@@ -459,44 +329,22 @@
           <w:numId w:val="2"/>
         </w:numPr>
         <w:rPr>
-          <w:rFonts w:asciiTheme="majorHAnsi" w:hAnsiTheme="majorHAnsi"/>
-          <w:sz w:val="20"/>
-          <w:szCs w:val="20"/>
-        </w:rPr>
-      </w:pPr>
-      <w:r>
-        <w:rPr>
-          <w:rFonts w:asciiTheme="majorHAnsi" w:hAnsiTheme="majorHAnsi"/>
+          <w:rFonts w:ascii="Calibri" w:hAnsi="Calibri" w:cs="Calibri"/>
+        </w:rPr>
+      </w:pPr>
+      <w:r>
+        <w:rPr>
+          <w:rFonts w:ascii="Calibri" w:hAnsi="Calibri" w:cs="Calibri"/>
           <w:b/>
           <w:bCs/>
-          <w:sz w:val="20"/>
-          <w:szCs w:val="20"/>
         </w:rPr>
         <w:t>Databases:</w:t>
       </w:r>
       <w:r>
         <w:rPr>
-          <w:rFonts w:asciiTheme="majorHAnsi" w:hAnsiTheme="majorHAnsi"/>
-          <w:sz w:val="20"/>
-          <w:szCs w:val="20"/>
-        </w:rPr>
-        <w:t xml:space="preserve"> Oracle, MySQL, SQL Server, PostgreSQL, MongoDB, Redis, </w:t>
-      </w:r>
-      <w:r>
-        <w:rPr>
-          <w:rFonts w:asciiTheme="majorHAnsi" w:hAnsiTheme="majorHAnsi"/>
-          <w:sz w:val="20"/>
-          <w:szCs w:val="20"/>
-        </w:rPr>
-        <w:t xml:space="preserve">SQLite, </w:t>
-      </w:r>
-      <w:r>
-        <w:rPr>
-          <w:rFonts w:asciiTheme="majorHAnsi" w:hAnsiTheme="majorHAnsi"/>
-          <w:sz w:val="20"/>
-          <w:szCs w:val="20"/>
-        </w:rPr>
-        <w:t>Elasticsearch</w:t>
+          <w:rFonts w:ascii="Calibri" w:hAnsi="Calibri" w:cs="Calibri"/>
+        </w:rPr>
+        <w:t> Oracle, MySQL, SQL Server, PostgreSQL, MongoDB, Redis, SQLite, Elasticsearch</w:t>
       </w:r>
     </w:p>
     <w:p>
@@ -506,89 +354,45 @@
           <w:numId w:val="2"/>
         </w:numPr>
         <w:rPr>
-          <w:rFonts w:asciiTheme="majorHAnsi" w:hAnsiTheme="majorHAnsi"/>
-          <w:sz w:val="20"/>
-          <w:szCs w:val="20"/>
-        </w:rPr>
-      </w:pPr>
-      <w:r>
-        <w:rPr>
-          <w:rFonts w:asciiTheme="majorHAnsi" w:hAnsiTheme="majorHAnsi"/>
+          <w:rFonts w:ascii="Calibri" w:hAnsi="Calibri" w:cs="Calibri"/>
+        </w:rPr>
+      </w:pPr>
+      <w:r>
+        <w:rPr>
+          <w:rFonts w:ascii="Calibri" w:hAnsi="Calibri" w:cs="Calibri"/>
           <w:b/>
           <w:bCs/>
-          <w:sz w:val="20"/>
-          <w:szCs w:val="20"/>
         </w:rPr>
         <w:t>Virtualization &amp; Containerization:</w:t>
       </w:r>
       <w:r>
         <w:rPr>
-          <w:rFonts w:asciiTheme="majorHAnsi" w:hAnsiTheme="majorHAnsi"/>
-          <w:sz w:val="20"/>
-          <w:szCs w:val="20"/>
+          <w:rFonts w:ascii="Calibri" w:hAnsi="Calibri" w:cs="Calibri"/>
         </w:rPr>
         <w:t xml:space="preserve"> VMWare </w:t>
       </w:r>
       <w:proofErr w:type="spellStart"/>
       <w:r>
         <w:rPr>
-          <w:rFonts w:asciiTheme="majorHAnsi" w:hAnsiTheme="majorHAnsi"/>
-          <w:sz w:val="20"/>
-          <w:szCs w:val="20"/>
+          <w:rFonts w:ascii="Calibri" w:hAnsi="Calibri" w:cs="Calibri"/>
         </w:rPr>
         <w:t>ESXi</w:t>
       </w:r>
       <w:proofErr w:type="spellEnd"/>
       <w:r>
         <w:rPr>
-          <w:rFonts w:asciiTheme="majorHAnsi" w:hAnsiTheme="majorHAnsi"/>
-          <w:sz w:val="20"/>
-          <w:szCs w:val="20"/>
-        </w:rPr>
-        <w:t>, Microsoft Hyper-V, Docker</w:t>
-      </w:r>
-      <w:r>
-        <w:rPr>
-          <w:rFonts w:asciiTheme="majorHAnsi" w:hAnsiTheme="majorHAnsi"/>
-          <w:sz w:val="20"/>
-          <w:szCs w:val="20"/>
-        </w:rPr>
-        <w:t xml:space="preserve">, </w:t>
+          <w:rFonts w:ascii="Calibri" w:hAnsi="Calibri" w:cs="Calibri"/>
+        </w:rPr>
+        <w:t xml:space="preserve">, Microsoft Hyper-V, Docker, </w:t>
       </w:r>
       <w:proofErr w:type="spellStart"/>
       <w:r>
         <w:rPr>
-          <w:rFonts w:asciiTheme="majorHAnsi" w:hAnsiTheme="majorHAnsi"/>
-          <w:sz w:val="20"/>
-          <w:szCs w:val="20"/>
-        </w:rPr>
-        <w:t>Pro</w:t>
-      </w:r>
-      <w:r>
-        <w:rPr>
-          <w:rFonts w:asciiTheme="majorHAnsi" w:hAnsiTheme="majorHAnsi"/>
-          <w:sz w:val="20"/>
-          <w:szCs w:val="20"/>
-        </w:rPr>
-        <w:t>x</w:t>
-      </w:r>
-      <w:r>
-        <w:rPr>
-          <w:rFonts w:asciiTheme="majorHAnsi" w:hAnsiTheme="majorHAnsi"/>
-          <w:sz w:val="20"/>
-          <w:szCs w:val="20"/>
-        </w:rPr>
-        <w:t>mox</w:t>
+          <w:rFonts w:ascii="Calibri" w:hAnsi="Calibri" w:cs="Calibri"/>
+        </w:rPr>
+        <w:t>Proxmox</w:t>
       </w:r>
       <w:proofErr w:type="spellEnd"/>
-      <w:r>
-        <w:rPr>
-          <w:rFonts w:asciiTheme="majorHAnsi" w:hAnsiTheme="majorHAnsi"/>
-          <w:sz w:val="20"/>
-          <w:szCs w:val="20"/>
-        </w:rPr>
-        <w:t>, VirtualBox</w:t>
-      </w:r>
     </w:p>
     <w:p>
       <w:pPr>
@@ -597,57 +401,37 @@
           <w:numId w:val="2"/>
         </w:numPr>
         <w:rPr>
-          <w:rFonts w:asciiTheme="majorHAnsi" w:hAnsiTheme="majorHAnsi"/>
-          <w:sz w:val="20"/>
-          <w:szCs w:val="20"/>
-        </w:rPr>
-      </w:pPr>
-      <w:r>
-        <w:rPr>
-          <w:rFonts w:asciiTheme="majorHAnsi" w:hAnsiTheme="majorHAnsi"/>
+          <w:rFonts w:ascii="Calibri" w:hAnsi="Calibri" w:cs="Calibri"/>
+        </w:rPr>
+      </w:pPr>
+      <w:r>
+        <w:rPr>
+          <w:rFonts w:ascii="Calibri" w:hAnsi="Calibri" w:cs="Calibri"/>
           <w:b/>
           <w:bCs/>
-          <w:sz w:val="20"/>
-          <w:szCs w:val="20"/>
-        </w:rPr>
-        <w:t>Automation</w:t>
-      </w:r>
-      <w:r>
-        <w:rPr>
-          <w:rFonts w:asciiTheme="majorHAnsi" w:hAnsiTheme="majorHAnsi"/>
-          <w:b/>
-          <w:bCs/>
-          <w:sz w:val="20"/>
-          <w:szCs w:val="20"/>
-        </w:rPr>
-        <w:t xml:space="preserve">: </w:t>
-      </w:r>
-      <w:r>
-        <w:rPr>
-          <w:rFonts w:asciiTheme="majorHAnsi" w:hAnsiTheme="majorHAnsi"/>
-          <w:sz w:val="20"/>
-          <w:szCs w:val="20"/>
-        </w:rPr>
-        <w:t>Robotic Process Automation (RPA)</w:t>
-      </w:r>
-      <w:r>
-        <w:rPr>
-          <w:rFonts w:asciiTheme="majorHAnsi" w:hAnsiTheme="majorHAnsi"/>
-          <w:sz w:val="20"/>
-          <w:szCs w:val="20"/>
-        </w:rPr>
-        <w:t xml:space="preserve">, Selenium, Node-RED, Apache </w:t>
+        </w:rPr>
+        <w:t xml:space="preserve">Automation: </w:t>
+      </w:r>
+      <w:r>
+        <w:rPr>
+          <w:rFonts w:ascii="Calibri" w:hAnsi="Calibri" w:cs="Calibri"/>
+        </w:rPr>
+        <w:t xml:space="preserve">Robotic Process Automation (RPA), Selenium, Node-RED, Apache </w:t>
       </w:r>
       <w:proofErr w:type="spellStart"/>
       <w:r>
         <w:rPr>
-          <w:rFonts w:asciiTheme="majorHAnsi" w:hAnsiTheme="majorHAnsi"/>
-          <w:sz w:val="20"/>
-          <w:szCs w:val="20"/>
+          <w:rFonts w:ascii="Calibri" w:hAnsi="Calibri" w:cs="Calibri"/>
         </w:rPr>
         <w:t>NiFi</w:t>
       </w:r>
       <w:proofErr w:type="spellEnd"/>
+      <w:r>
+        <w:rPr>
+          <w:rFonts w:ascii="Calibri" w:hAnsi="Calibri" w:cs="Calibri"/>
+        </w:rPr>
+        <w:t>, n8n</w:t>
+      </w:r>
     </w:p>
     <w:p>
       <w:pPr>
@@ -656,71 +440,41 @@
           <w:numId w:val="2"/>
         </w:numPr>
         <w:rPr>
-          <w:rFonts w:asciiTheme="majorHAnsi" w:hAnsiTheme="majorHAnsi"/>
-          <w:sz w:val="20"/>
-          <w:szCs w:val="20"/>
-        </w:rPr>
-      </w:pPr>
-      <w:r>
-        <w:rPr>
-          <w:rFonts w:asciiTheme="majorHAnsi" w:hAnsiTheme="majorHAnsi"/>
+          <w:rFonts w:ascii="Calibri" w:hAnsi="Calibri" w:cs="Calibri"/>
+        </w:rPr>
+      </w:pPr>
+      <w:r>
+        <w:rPr>
+          <w:rFonts w:ascii="Calibri" w:hAnsi="Calibri" w:cs="Calibri"/>
           <w:b/>
           <w:bCs/>
-          <w:sz w:val="20"/>
-          <w:szCs w:val="20"/>
         </w:rPr>
         <w:t>AI/ML &amp; Data Science:</w:t>
       </w:r>
       <w:r>
         <w:rPr>
-          <w:rFonts w:asciiTheme="majorHAnsi" w:hAnsiTheme="majorHAnsi"/>
-          <w:sz w:val="20"/>
-          <w:szCs w:val="20"/>
-        </w:rPr>
-        <w:t xml:space="preserve"> ChatGPT, </w:t>
+          <w:rFonts w:ascii="Calibri" w:hAnsi="Calibri" w:cs="Calibri"/>
+        </w:rPr>
+        <w:t xml:space="preserve"> Gemini API, n8n, </w:t>
       </w:r>
       <w:proofErr w:type="spellStart"/>
       <w:r>
         <w:rPr>
-          <w:rFonts w:asciiTheme="majorHAnsi" w:hAnsiTheme="majorHAnsi"/>
-          <w:sz w:val="20"/>
-          <w:szCs w:val="20"/>
-        </w:rPr>
-        <w:t>Ollama</w:t>
+          <w:rFonts w:ascii="Calibri" w:hAnsi="Calibri" w:cs="Calibri"/>
+        </w:rPr>
+        <w:t>LangChain</w:t>
       </w:r>
       <w:proofErr w:type="spellEnd"/>
       <w:r>
         <w:rPr>
-          <w:rFonts w:asciiTheme="majorHAnsi" w:hAnsiTheme="majorHAnsi"/>
-          <w:sz w:val="20"/>
-          <w:szCs w:val="20"/>
-        </w:rPr>
-        <w:t xml:space="preserve">, n8n, </w:t>
+          <w:rFonts w:ascii="Calibri" w:hAnsi="Calibri" w:cs="Calibri"/>
+        </w:rPr>
+        <w:t xml:space="preserve">, </w:t>
       </w:r>
       <w:proofErr w:type="spellStart"/>
       <w:r>
         <w:rPr>
-          <w:rFonts w:asciiTheme="majorHAnsi" w:hAnsiTheme="majorHAnsi"/>
-          <w:sz w:val="20"/>
-          <w:szCs w:val="20"/>
-        </w:rPr>
-        <w:t>LangChain</w:t>
-      </w:r>
-      <w:proofErr w:type="spellEnd"/>
-      <w:r>
-        <w:rPr>
-          <w:rFonts w:asciiTheme="majorHAnsi" w:hAnsiTheme="majorHAnsi"/>
-          <w:sz w:val="20"/>
-          <w:szCs w:val="20"/>
-        </w:rPr>
-        <w:t xml:space="preserve">, </w:t>
-      </w:r>
-      <w:proofErr w:type="spellStart"/>
-      <w:r>
-        <w:rPr>
-          <w:rFonts w:asciiTheme="majorHAnsi" w:hAnsiTheme="majorHAnsi"/>
-          <w:sz w:val="20"/>
-          <w:szCs w:val="20"/>
+          <w:rFonts w:ascii="Calibri" w:hAnsi="Calibri" w:cs="Calibri"/>
         </w:rPr>
         <w:t>CrewAI</w:t>
       </w:r>
@@ -733,26 +487,20 @@
           <w:numId w:val="2"/>
         </w:numPr>
         <w:rPr>
-          <w:rFonts w:asciiTheme="majorHAnsi" w:hAnsiTheme="majorHAnsi"/>
-          <w:sz w:val="20"/>
-          <w:szCs w:val="20"/>
-        </w:rPr>
-      </w:pPr>
-      <w:r>
-        <w:rPr>
-          <w:rFonts w:asciiTheme="majorHAnsi" w:hAnsiTheme="majorHAnsi"/>
+          <w:rFonts w:ascii="Calibri" w:hAnsi="Calibri" w:cs="Calibri"/>
+        </w:rPr>
+      </w:pPr>
+      <w:r>
+        <w:rPr>
+          <w:rFonts w:ascii="Calibri" w:hAnsi="Calibri" w:cs="Calibri"/>
           <w:b/>
           <w:bCs/>
-          <w:sz w:val="20"/>
-          <w:szCs w:val="20"/>
         </w:rPr>
         <w:t>Project Management:</w:t>
       </w:r>
       <w:r>
         <w:rPr>
-          <w:rFonts w:asciiTheme="majorHAnsi" w:hAnsiTheme="majorHAnsi"/>
-          <w:sz w:val="20"/>
-          <w:szCs w:val="20"/>
+          <w:rFonts w:ascii="Calibri" w:hAnsi="Calibri" w:cs="Calibri"/>
         </w:rPr>
         <w:t> Agile, Scrum, Kanban</w:t>
       </w:r>
@@ -764,1779 +512,368 @@
           <w:numId w:val="2"/>
         </w:numPr>
         <w:rPr>
-          <w:rFonts w:asciiTheme="majorHAnsi" w:hAnsiTheme="majorHAnsi"/>
-          <w:sz w:val="20"/>
-          <w:szCs w:val="20"/>
-        </w:rPr>
-      </w:pPr>
-      <w:r>
-        <w:rPr>
-          <w:rFonts w:asciiTheme="majorHAnsi" w:hAnsiTheme="majorHAnsi"/>
+          <w:rFonts w:ascii="Calibri" w:hAnsi="Calibri" w:cs="Calibri"/>
           <w:b/>
           <w:bCs/>
-          <w:sz w:val="20"/>
-          <w:szCs w:val="20"/>
+        </w:rPr>
+      </w:pPr>
+      <w:r>
+        <w:rPr>
+          <w:rFonts w:ascii="Calibri" w:hAnsi="Calibri" w:cs="Calibri"/>
+          <w:b/>
+          <w:bCs/>
         </w:rPr>
         <w:t>Security &amp; Compliance:</w:t>
       </w:r>
       <w:r>
         <w:rPr>
-          <w:rFonts w:asciiTheme="majorHAnsi" w:hAnsiTheme="majorHAnsi"/>
-          <w:sz w:val="20"/>
-          <w:szCs w:val="20"/>
+          <w:rFonts w:ascii="Calibri" w:hAnsi="Calibri" w:cs="Calibri"/>
         </w:rPr>
         <w:t> DITSCAP, DODAF, DIACAP</w:t>
+      </w:r>
+      <w:r>
+        <w:rPr>
+          <w:rFonts w:ascii="Calibri" w:hAnsi="Calibri" w:cs="Calibri"/>
+          <w:b/>
+          <w:bCs/>
+        </w:rPr>
+        <w:br w:type="page"/>
       </w:r>
     </w:p>
     <w:p>
       <w:pPr>
         <w:rPr>
-          <w:rFonts w:asciiTheme="majorHAnsi" w:hAnsiTheme="majorHAnsi"/>
+          <w:rFonts w:ascii="Calibri" w:hAnsi="Calibri" w:cs="Calibri"/>
+        </w:rPr>
+      </w:pPr>
+      <w:r>
+        <w:rPr>
+          <w:rFonts w:ascii="Calibri" w:hAnsi="Calibri" w:cs="Calibri"/>
           <w:b/>
           <w:bCs/>
         </w:rPr>
-      </w:pPr>
-      <w:r>
-        <w:rPr>
-          <w:rFonts w:asciiTheme="majorHAnsi" w:hAnsiTheme="majorHAnsi"/>
+        <w:lastRenderedPageBreak/>
+        <w:t>WORK EXPERIENCE</w:t>
+      </w:r>
+    </w:p>
+    <w:p>
+      <w:pPr>
+        <w:rPr>
+          <w:rFonts w:ascii="Calibri" w:hAnsi="Calibri" w:cs="Calibri"/>
           <w:b/>
           <w:bCs/>
         </w:rPr>
-        <w:br w:type="page"/>
+      </w:pPr>
+      <w:r>
+        <w:rPr>
+          <w:rFonts w:ascii="Calibri" w:hAnsi="Calibri" w:cs="Calibri"/>
+          <w:b/>
+          <w:bCs/>
+        </w:rPr>
+        <w:t>Senior Automation Architect</w:t>
       </w:r>
     </w:p>
     <w:p>
       <w:pPr>
         <w:rPr>
-          <w:rFonts w:asciiTheme="majorHAnsi" w:hAnsiTheme="majorHAnsi"/>
-          <w:sz w:val="28"/>
-          <w:szCs w:val="28"/>
-        </w:rPr>
-      </w:pPr>
-      <w:r>
-        <w:rPr>
-          <w:rFonts w:asciiTheme="majorHAnsi" w:hAnsiTheme="majorHAnsi"/>
+          <w:rFonts w:ascii="Calibri" w:hAnsi="Calibri" w:cs="Calibri"/>
           <w:b/>
           <w:bCs/>
-          <w:sz w:val="28"/>
-          <w:szCs w:val="28"/>
-        </w:rPr>
-        <w:lastRenderedPageBreak/>
-        <w:t>WORK</w:t>
-      </w:r>
-      <w:r>
-        <w:rPr>
-          <w:rFonts w:asciiTheme="majorHAnsi" w:hAnsiTheme="majorHAnsi"/>
+        </w:rPr>
+      </w:pPr>
+      <w:r>
+        <w:rPr>
+          <w:rFonts w:ascii="Calibri" w:hAnsi="Calibri" w:cs="Calibri"/>
           <w:b/>
           <w:bCs/>
-          <w:sz w:val="28"/>
-          <w:szCs w:val="28"/>
-        </w:rPr>
-        <w:t xml:space="preserve"> EXPERIENCE</w:t>
+        </w:rPr>
+        <w:t>ConvergeOne</w:t>
       </w:r>
     </w:p>
     <w:p>
       <w:pPr>
         <w:rPr>
-          <w:rFonts w:asciiTheme="majorHAnsi" w:hAnsiTheme="majorHAnsi"/>
-          <w:sz w:val="20"/>
-          <w:szCs w:val="20"/>
-        </w:rPr>
-      </w:pPr>
+          <w:rFonts w:ascii="Calibri" w:hAnsi="Calibri" w:cs="Calibri"/>
+        </w:rPr>
+      </w:pPr>
+      <w:r>
+        <w:rPr>
+          <w:rFonts w:ascii="Calibri" w:hAnsi="Calibri" w:cs="Calibri"/>
+        </w:rPr>
+        <w:t>June 2016 – May 2024</w:t>
+      </w:r>
     </w:p>
     <w:p>
       <w:pPr>
-        <w:rPr>
-          <w:rFonts w:asciiTheme="majorHAnsi" w:hAnsiTheme="majorHAnsi"/>
-        </w:rPr>
-      </w:pPr>
-      <w:r>
-        <w:rPr>
-          <w:rFonts w:asciiTheme="majorHAnsi" w:hAnsiTheme="majorHAnsi"/>
+        <w:pStyle w:val="NormalWeb"/>
+        <w:numPr>
+          <w:ilvl w:val="0"/>
+          <w:numId w:val="28"/>
+        </w:numPr>
+        <w:rPr>
+          <w:rFonts w:ascii="Calibri" w:hAnsi="Calibri" w:cs="Calibri"/>
+        </w:rPr>
+      </w:pPr>
+      <w:r>
+        <w:rPr>
+          <w:rFonts w:ascii="Calibri" w:hAnsi="Calibri" w:cs="Calibri"/>
           <w:b/>
           <w:bCs/>
         </w:rPr>
-        <w:t>ConvergeOne</w:t>
-      </w:r>
-      <w:r>
-        <w:rPr>
-          <w:rFonts w:asciiTheme="majorHAnsi" w:hAnsiTheme="majorHAnsi"/>
+        <w:t>Architected Enterprise RPA &amp; Process Automation Frameworks:</w:t>
+      </w:r>
+      <w:r>
+        <w:rPr>
+          <w:rFonts w:ascii="Calibri" w:hAnsi="Calibri" w:cs="Calibri"/>
+        </w:rPr>
+        <w:t xml:space="preserve"> Designed scalable end-to-end automation strategies leveraging Python, Golang, Automation Anywhere, and PowerShell—advising cross-functional teams and optimizing code performance by up to 500% to dramatically streamline operational workflows.</w:t>
+      </w:r>
+    </w:p>
+    <w:p>
+      <w:pPr>
+        <w:pStyle w:val="NormalWeb"/>
+        <w:numPr>
+          <w:ilvl w:val="0"/>
+          <w:numId w:val="28"/>
+        </w:numPr>
+        <w:rPr>
+          <w:rFonts w:ascii="Calibri" w:hAnsi="Calibri" w:cs="Calibri"/>
+        </w:rPr>
+      </w:pPr>
+      <w:r>
+        <w:rPr>
+          <w:rFonts w:ascii="Calibri" w:hAnsi="Calibri" w:cs="Calibri"/>
           <w:b/>
           <w:bCs/>
         </w:rPr>
-        <w:br/>
-      </w:r>
-      <w:r>
-        <w:rPr>
-          <w:rFonts w:asciiTheme="majorHAnsi" w:hAnsiTheme="majorHAnsi"/>
-          <w:sz w:val="20"/>
-          <w:szCs w:val="20"/>
-        </w:rPr>
-        <w:t>Data Engineer</w:t>
-      </w:r>
-      <w:r>
-        <w:rPr>
-          <w:rFonts w:asciiTheme="majorHAnsi" w:hAnsiTheme="majorHAnsi"/>
-          <w:sz w:val="20"/>
-          <w:szCs w:val="20"/>
-        </w:rPr>
-        <w:br/>
-      </w:r>
-      <w:r>
-        <w:rPr>
-          <w:rFonts w:asciiTheme="majorHAnsi" w:hAnsiTheme="majorHAnsi"/>
-          <w:sz w:val="20"/>
-          <w:szCs w:val="20"/>
-        </w:rPr>
-        <w:t>June 2016 – May 2024</w:t>
+        <w:t>Engineered Data Pipelines &amp; Analytics Engine for Triage Automation:</w:t>
+      </w:r>
+      <w:r>
+        <w:rPr>
+          <w:rFonts w:ascii="Calibri" w:hAnsi="Calibri" w:cs="Calibri"/>
+        </w:rPr>
+        <w:t xml:space="preserve"> Built high-throughput ETL data pipelines from SQL Server into Elasticsearch and authored Python-driven intelligent routing algorithms (Ivanti, enterprise alarm noise analysis) to automate help desk ticket assignment and proactive infrastructure remediation.</w:t>
       </w:r>
     </w:p>
     <w:p>
       <w:pPr>
-        <w:ind w:left="2880" w:hanging="2880"/>
-        <w:rPr>
-          <w:rFonts w:asciiTheme="majorHAnsi" w:hAnsiTheme="majorHAnsi" w:cstheme="minorHAnsi"/>
-          <w:sz w:val="20"/>
-          <w:szCs w:val="20"/>
-        </w:rPr>
-      </w:pPr>
-      <w:r>
-        <w:rPr>
-          <w:rFonts w:asciiTheme="majorHAnsi" w:hAnsiTheme="majorHAnsi" w:cstheme="minorHAnsi"/>
-          <w:sz w:val="20"/>
-          <w:szCs w:val="20"/>
-        </w:rPr>
-        <w:t>Technical Expertise: Delivering Innovative Solutions.</w:t>
+        <w:pStyle w:val="NormalWeb"/>
+        <w:numPr>
+          <w:ilvl w:val="0"/>
+          <w:numId w:val="28"/>
+        </w:numPr>
+        <w:rPr>
+          <w:rFonts w:ascii="Calibri" w:hAnsi="Calibri" w:cs="Calibri"/>
+        </w:rPr>
+      </w:pPr>
+      <w:r>
+        <w:rPr>
+          <w:rFonts w:ascii="Calibri" w:hAnsi="Calibri" w:cs="Calibri"/>
+          <w:b/>
+          <w:bCs/>
+        </w:rPr>
+        <w:t>Designed Telephony Automation &amp; Validation Systems:</w:t>
+      </w:r>
+      <w:r>
+        <w:rPr>
+          <w:rFonts w:ascii="Calibri" w:hAnsi="Calibri" w:cs="Calibri"/>
+        </w:rPr>
+        <w:t xml:space="preserve"> Developed Java-based automated testing architectures utilizing the Avaya DMCC library alongside RESTful monitoring systems on Linux/CentOS to validate complex voice infrastructure changes, enforce functional baseline stability, and guarantee system reliability.</w:t>
       </w:r>
     </w:p>
     <w:p>
       <w:pPr>
-        <w:rPr>
-          <w:rFonts w:asciiTheme="majorHAnsi" w:hAnsiTheme="majorHAnsi" w:cstheme="minorHAnsi"/>
-          <w:sz w:val="20"/>
-          <w:szCs w:val="20"/>
-        </w:rPr>
-      </w:pPr>
-      <w:r>
-        <w:rPr>
-          <w:rFonts w:asciiTheme="majorHAnsi" w:hAnsiTheme="majorHAnsi" w:cstheme="minorHAnsi"/>
-          <w:sz w:val="20"/>
-          <w:szCs w:val="20"/>
-        </w:rPr>
-        <w:t>As a seasoned technical expert, I designed and developed multiple solutions that showcased my versatility and expertise.</w:t>
+        <w:pStyle w:val="NormalWeb"/>
+        <w:numPr>
+          <w:ilvl w:val="0"/>
+          <w:numId w:val="28"/>
+        </w:numPr>
+        <w:rPr>
+          <w:rFonts w:ascii="Calibri" w:hAnsi="Calibri" w:cs="Calibri"/>
+        </w:rPr>
+      </w:pPr>
+      <w:r>
+        <w:rPr>
+          <w:rFonts w:ascii="Calibri" w:hAnsi="Calibri" w:cs="Calibri"/>
+          <w:b/>
+          <w:bCs/>
+        </w:rPr>
+        <w:t>Built Automated Deployment &amp; Compliance Solutions:</w:t>
+      </w:r>
+      <w:r>
+        <w:rPr>
+          <w:rFonts w:ascii="Calibri" w:hAnsi="Calibri" w:cs="Calibri"/>
+        </w:rPr>
+        <w:t xml:space="preserve"> Spearheaded Robotic Process Automation (RPA) and server configuration scripts (</w:t>
+      </w:r>
+      <w:proofErr w:type="spellStart"/>
+      <w:r>
+        <w:rPr>
+          <w:rFonts w:ascii="Calibri" w:hAnsi="Calibri" w:cs="Calibri"/>
+        </w:rPr>
+        <w:t>JitBit</w:t>
+      </w:r>
+      <w:proofErr w:type="spellEnd"/>
+      <w:r>
+        <w:rPr>
+          <w:rFonts w:ascii="Calibri" w:hAnsi="Calibri" w:cs="Calibri"/>
+        </w:rPr>
+        <w:t>, PowerShell) for automated software installations (Avaya IXM), while authoring custom utility wrappers to automate long-term security retention and satisfy strict audit compliance standards.</w:t>
       </w:r>
     </w:p>
     <w:p>
       <w:pPr>
         <w:rPr>
-          <w:rFonts w:asciiTheme="majorHAnsi" w:hAnsiTheme="majorHAnsi" w:cstheme="minorHAnsi"/>
-          <w:sz w:val="20"/>
-          <w:szCs w:val="20"/>
-        </w:rPr>
-      </w:pPr>
-      <w:r>
-        <w:rPr>
-          <w:rFonts w:asciiTheme="majorHAnsi" w:hAnsiTheme="majorHAnsi" w:cstheme="minorHAnsi"/>
-          <w:sz w:val="20"/>
-          <w:szCs w:val="20"/>
-        </w:rPr>
-        <w:t>Solutions Developed:</w:t>
+          <w:rFonts w:ascii="Calibri" w:hAnsi="Calibri" w:cs="Calibri"/>
+          <w:b/>
+          <w:bCs/>
+        </w:rPr>
+      </w:pPr>
+      <w:r>
+        <w:rPr>
+          <w:rFonts w:ascii="Calibri" w:hAnsi="Calibri" w:cs="Calibri"/>
+          <w:b/>
+          <w:bCs/>
+        </w:rPr>
+        <w:t>Technology Consultant</w:t>
       </w:r>
     </w:p>
     <w:p>
       <w:pPr>
-        <w:pStyle w:val="ListParagraph"/>
+        <w:rPr>
+          <w:rFonts w:ascii="Calibri" w:hAnsi="Calibri" w:cs="Calibri"/>
+          <w:b/>
+          <w:bCs/>
+        </w:rPr>
+      </w:pPr>
+      <w:r>
+        <w:rPr>
+          <w:rFonts w:ascii="Calibri" w:hAnsi="Calibri" w:cs="Calibri"/>
+          <w:b/>
+          <w:bCs/>
+        </w:rPr>
+        <w:t>Hewlett-Packard Enterprise Services</w:t>
+      </w:r>
+    </w:p>
+    <w:p>
+      <w:pPr>
+        <w:rPr>
+          <w:rFonts w:ascii="Calibri" w:hAnsi="Calibri" w:cs="Calibri"/>
+        </w:rPr>
+      </w:pPr>
+      <w:r>
+        <w:rPr>
+          <w:rFonts w:ascii="Calibri" w:hAnsi="Calibri" w:cs="Calibri"/>
+        </w:rPr>
+        <w:t>September 1995 – June 2016</w:t>
+      </w:r>
+    </w:p>
+    <w:p>
+      <w:pPr>
+        <w:pStyle w:val="NormalWeb"/>
         <w:numPr>
           <w:ilvl w:val="0"/>
-          <w:numId w:val="15"/>
+          <w:numId w:val="29"/>
         </w:numPr>
-        <w:spacing w:after="80" w:line="240" w:lineRule="auto"/>
-        <w:ind w:left="720"/>
-        <w:rPr>
-          <w:rFonts w:asciiTheme="majorHAnsi" w:hAnsiTheme="majorHAnsi" w:cstheme="minorHAnsi"/>
-          <w:sz w:val="20"/>
-          <w:szCs w:val="20"/>
-        </w:rPr>
-      </w:pPr>
-      <w:r>
-        <w:rPr>
-          <w:rFonts w:asciiTheme="majorHAnsi" w:hAnsiTheme="majorHAnsi" w:cstheme="minorHAnsi"/>
-          <w:sz w:val="20"/>
-          <w:szCs w:val="20"/>
-        </w:rPr>
-        <w:t>Avaya Telephone System Testing Solution (Java): Created a Java-based solution using the Avaya DMCC library to exercise new installation work and ensure changes do not affect basic functions.</w:t>
+        <w:spacing w:before="0" w:beforeAutospacing="0"/>
+        <w:rPr>
+          <w:rFonts w:ascii="Calibri" w:hAnsi="Calibri" w:cs="Calibri"/>
+        </w:rPr>
+      </w:pPr>
+      <w:r>
+        <w:rPr>
+          <w:rFonts w:ascii="Calibri" w:hAnsi="Calibri" w:cs="Calibri"/>
+          <w:b/>
+          <w:bCs/>
+        </w:rPr>
+        <w:t>Strategic Enterprise Architecture &amp; Compliance:</w:t>
+      </w:r>
+      <w:r>
+        <w:rPr>
+          <w:rFonts w:ascii="Calibri" w:hAnsi="Calibri" w:cs="Calibri"/>
+        </w:rPr>
+        <w:t xml:space="preserve"> Partnered with government and enterprise stakeholders to architect secure IT solutions, ensuring full alignment with DISA STIG standards and complex government security postures. </w:t>
       </w:r>
     </w:p>
     <w:p>
       <w:pPr>
-        <w:pStyle w:val="ListParagraph"/>
+        <w:pStyle w:val="NormalWeb"/>
         <w:numPr>
           <w:ilvl w:val="0"/>
-          <w:numId w:val="15"/>
+          <w:numId w:val="29"/>
         </w:numPr>
-        <w:spacing w:after="80" w:line="240" w:lineRule="auto"/>
-        <w:ind w:left="720"/>
-        <w:rPr>
-          <w:rFonts w:asciiTheme="majorHAnsi" w:hAnsiTheme="majorHAnsi" w:cstheme="minorHAnsi"/>
-          <w:sz w:val="20"/>
-          <w:szCs w:val="20"/>
-        </w:rPr>
-      </w:pPr>
-      <w:r>
-        <w:rPr>
-          <w:rFonts w:asciiTheme="majorHAnsi" w:hAnsiTheme="majorHAnsi" w:cstheme="minorHAnsi"/>
-          <w:sz w:val="20"/>
-          <w:szCs w:val="20"/>
-        </w:rPr>
-        <w:t>Help Desk Ticket Dashboard (Classic ASP, SQL Server reporting database): Designed and developed a dashboard system for enhanced views on important help desk tickets in classic ASP, retrieving data from a SQL Server reporting database.</w:t>
+        <w:spacing w:before="0" w:beforeAutospacing="0"/>
+        <w:rPr>
+          <w:rFonts w:ascii="Calibri" w:hAnsi="Calibri" w:cs="Calibri"/>
+        </w:rPr>
+      </w:pPr>
+      <w:r>
+        <w:rPr>
+          <w:rFonts w:ascii="Calibri" w:hAnsi="Calibri" w:cs="Calibri"/>
+          <w:b/>
+          <w:bCs/>
+        </w:rPr>
+        <w:t>Legacy Modernization &amp; Technical Migration:</w:t>
+      </w:r>
+      <w:r>
+        <w:rPr>
+          <w:rFonts w:ascii="Calibri" w:hAnsi="Calibri" w:cs="Calibri"/>
+        </w:rPr>
+        <w:t xml:space="preserve"> Advised senior leadership and cross-functional engineering teams on migrating complex legacy systems, developing comprehensive framework guides, custom discovery tools, and sandbox testing protocols to ensure zero-downtime application relocations. </w:t>
       </w:r>
     </w:p>
     <w:p>
       <w:pPr>
-        <w:pStyle w:val="ListParagraph"/>
+        <w:pStyle w:val="NormalWeb"/>
         <w:numPr>
           <w:ilvl w:val="0"/>
-          <w:numId w:val="15"/>
+          <w:numId w:val="29"/>
         </w:numPr>
-        <w:spacing w:after="80" w:line="240" w:lineRule="auto"/>
-        <w:ind w:left="720"/>
-        <w:rPr>
-          <w:rFonts w:asciiTheme="majorHAnsi" w:hAnsiTheme="majorHAnsi" w:cstheme="minorHAnsi"/>
-          <w:sz w:val="20"/>
-          <w:szCs w:val="20"/>
-        </w:rPr>
-      </w:pPr>
-      <w:r>
-        <w:rPr>
-          <w:rFonts w:asciiTheme="majorHAnsi" w:hAnsiTheme="majorHAnsi" w:cstheme="minorHAnsi"/>
-          <w:sz w:val="20"/>
-          <w:szCs w:val="20"/>
-        </w:rPr>
-        <w:t>Elasticsearch Solution: Implemented Elasticsearch to store data and report on help desk tickets.</w:t>
+        <w:spacing w:before="0" w:beforeAutospacing="0"/>
+        <w:rPr>
+          <w:rFonts w:ascii="Calibri" w:hAnsi="Calibri" w:cs="Calibri"/>
+        </w:rPr>
+      </w:pPr>
+      <w:r>
+        <w:rPr>
+          <w:rFonts w:ascii="Calibri" w:hAnsi="Calibri" w:cs="Calibri"/>
+          <w:b/>
+          <w:bCs/>
+        </w:rPr>
+        <w:t>Process Automation &amp; Performance Optimization:</w:t>
+      </w:r>
+      <w:r>
+        <w:rPr>
+          <w:rFonts w:ascii="Calibri" w:hAnsi="Calibri" w:cs="Calibri"/>
+        </w:rPr>
+        <w:t xml:space="preserve"> Re-engineered legacy OBIEE reporting processes using automated scripting, slashing report rendering times from 25 minutes to 2 seconds and reducing enterprise storage requirements by 75%. </w:t>
       </w:r>
     </w:p>
     <w:p>
       <w:pPr>
-        <w:pStyle w:val="ListParagraph"/>
+        <w:pStyle w:val="NormalWeb"/>
         <w:numPr>
           <w:ilvl w:val="0"/>
-          <w:numId w:val="15"/>
+          <w:numId w:val="29"/>
         </w:numPr>
-        <w:spacing w:after="80" w:line="240" w:lineRule="auto"/>
-        <w:ind w:left="720"/>
-        <w:rPr>
-          <w:rFonts w:asciiTheme="majorHAnsi" w:hAnsiTheme="majorHAnsi" w:cstheme="minorHAnsi"/>
-          <w:sz w:val="20"/>
-          <w:szCs w:val="20"/>
-        </w:rPr>
-      </w:pPr>
-      <w:r>
-        <w:rPr>
-          <w:rFonts w:asciiTheme="majorHAnsi" w:hAnsiTheme="majorHAnsi" w:cstheme="minorHAnsi"/>
-          <w:sz w:val="20"/>
-          <w:szCs w:val="20"/>
-        </w:rPr>
-        <w:t>SQL Server to Elasticsearch Data Loader (Classic ASP, Python, Elasticsearch libraries): Developed a solution that extracts new and updated data from a SQL Server and loads it into an Elasticsearch database using classic ASP, Python, and Elasticsearch libraries.</w:t>
-      </w:r>
-    </w:p>
-    <w:p>
-      <w:pPr>
-        <w:pStyle w:val="ListParagraph"/>
-        <w:numPr>
-          <w:ilvl w:val="0"/>
-          <w:numId w:val="15"/>
-        </w:numPr>
-        <w:spacing w:after="80" w:line="240" w:lineRule="auto"/>
-        <w:ind w:left="720"/>
-        <w:rPr>
-          <w:rFonts w:asciiTheme="majorHAnsi" w:hAnsiTheme="majorHAnsi" w:cstheme="minorHAnsi"/>
-          <w:sz w:val="20"/>
-          <w:szCs w:val="20"/>
-        </w:rPr>
-      </w:pPr>
-      <w:r>
-        <w:rPr>
-          <w:rFonts w:asciiTheme="majorHAnsi" w:hAnsiTheme="majorHAnsi" w:cstheme="minorHAnsi"/>
-          <w:sz w:val="20"/>
-          <w:szCs w:val="20"/>
-        </w:rPr>
-        <w:t>Sophos Antivirus Wrapper: Wrote a wrapper around the Sophos Antivirus data collection tool to support long-term data retention, meeting audit requirements.</w:t>
-      </w:r>
-    </w:p>
-    <w:p>
-      <w:pPr>
-        <w:pStyle w:val="ListParagraph"/>
-        <w:numPr>
-          <w:ilvl w:val="0"/>
-          <w:numId w:val="15"/>
-        </w:numPr>
-        <w:spacing w:after="80" w:line="240" w:lineRule="auto"/>
-        <w:ind w:left="720"/>
-        <w:rPr>
-          <w:rFonts w:asciiTheme="majorHAnsi" w:hAnsiTheme="majorHAnsi" w:cstheme="minorHAnsi"/>
-          <w:sz w:val="20"/>
-          <w:szCs w:val="20"/>
-        </w:rPr>
-      </w:pPr>
-      <w:r>
-        <w:rPr>
-          <w:rFonts w:asciiTheme="majorHAnsi" w:hAnsiTheme="majorHAnsi" w:cstheme="minorHAnsi"/>
-          <w:sz w:val="20"/>
-          <w:szCs w:val="20"/>
-        </w:rPr>
-        <w:t>Avaya IXM Software Installation Automation (</w:t>
-      </w:r>
-      <w:proofErr w:type="spellStart"/>
-      <w:r>
-        <w:rPr>
-          <w:rFonts w:asciiTheme="majorHAnsi" w:hAnsiTheme="majorHAnsi" w:cstheme="minorHAnsi"/>
-          <w:sz w:val="20"/>
-          <w:szCs w:val="20"/>
-        </w:rPr>
-        <w:t>JitBit</w:t>
-      </w:r>
-      <w:proofErr w:type="spellEnd"/>
-      <w:r>
-        <w:rPr>
-          <w:rFonts w:asciiTheme="majorHAnsi" w:hAnsiTheme="majorHAnsi" w:cstheme="minorHAnsi"/>
-          <w:sz w:val="20"/>
-          <w:szCs w:val="20"/>
-        </w:rPr>
-        <w:t xml:space="preserve"> Macro Recorder, PowerShell): Utilized </w:t>
-      </w:r>
-      <w:proofErr w:type="spellStart"/>
-      <w:r>
-        <w:rPr>
-          <w:rFonts w:asciiTheme="majorHAnsi" w:hAnsiTheme="majorHAnsi" w:cstheme="minorHAnsi"/>
-          <w:sz w:val="20"/>
-          <w:szCs w:val="20"/>
-        </w:rPr>
-        <w:t>JitBit</w:t>
-      </w:r>
-      <w:proofErr w:type="spellEnd"/>
-      <w:r>
-        <w:rPr>
-          <w:rFonts w:asciiTheme="majorHAnsi" w:hAnsiTheme="majorHAnsi" w:cstheme="minorHAnsi"/>
-          <w:sz w:val="20"/>
-          <w:szCs w:val="20"/>
-        </w:rPr>
-        <w:t xml:space="preserve"> Macro Recorder to build a Robotic Process Automation solution for automated installation of Avaya IXM software and added PowerShell scripts to support server build.</w:t>
-      </w:r>
-    </w:p>
-    <w:p>
-      <w:pPr>
-        <w:pStyle w:val="ListParagraph"/>
-        <w:numPr>
-          <w:ilvl w:val="0"/>
-          <w:numId w:val="15"/>
-        </w:numPr>
-        <w:spacing w:after="80" w:line="240" w:lineRule="auto"/>
-        <w:ind w:left="720"/>
-        <w:rPr>
-          <w:rFonts w:asciiTheme="majorHAnsi" w:hAnsiTheme="majorHAnsi" w:cstheme="minorHAnsi"/>
-          <w:sz w:val="20"/>
-          <w:szCs w:val="20"/>
-        </w:rPr>
-      </w:pPr>
-      <w:r>
-        <w:rPr>
-          <w:rFonts w:asciiTheme="majorHAnsi" w:hAnsiTheme="majorHAnsi" w:cstheme="minorHAnsi"/>
-          <w:sz w:val="20"/>
-          <w:szCs w:val="20"/>
-        </w:rPr>
-        <w:t xml:space="preserve">Robotic Process Automation Consulting: Offered consulting services on RPA to identify business opportunities for automation, leveraging tools like Automation Anywhere, Apache </w:t>
-      </w:r>
-      <w:proofErr w:type="spellStart"/>
-      <w:r>
-        <w:rPr>
-          <w:rFonts w:asciiTheme="majorHAnsi" w:hAnsiTheme="majorHAnsi" w:cstheme="minorHAnsi"/>
-          <w:sz w:val="20"/>
-          <w:szCs w:val="20"/>
-        </w:rPr>
-        <w:t>NiFi</w:t>
-      </w:r>
-      <w:proofErr w:type="spellEnd"/>
-      <w:r>
-        <w:rPr>
-          <w:rFonts w:asciiTheme="majorHAnsi" w:hAnsiTheme="majorHAnsi" w:cstheme="minorHAnsi"/>
-          <w:sz w:val="20"/>
-          <w:szCs w:val="20"/>
-        </w:rPr>
-        <w:t xml:space="preserve">, </w:t>
-      </w:r>
-      <w:proofErr w:type="spellStart"/>
-      <w:r>
-        <w:rPr>
-          <w:rFonts w:asciiTheme="majorHAnsi" w:hAnsiTheme="majorHAnsi" w:cstheme="minorHAnsi"/>
-          <w:sz w:val="20"/>
-          <w:szCs w:val="20"/>
-        </w:rPr>
-        <w:t>NodeRed</w:t>
-      </w:r>
-      <w:proofErr w:type="spellEnd"/>
-      <w:r>
-        <w:rPr>
-          <w:rFonts w:asciiTheme="majorHAnsi" w:hAnsiTheme="majorHAnsi" w:cstheme="minorHAnsi"/>
-          <w:sz w:val="20"/>
-          <w:szCs w:val="20"/>
-        </w:rPr>
-        <w:t xml:space="preserve">, </w:t>
-      </w:r>
-      <w:r>
-        <w:rPr>
-          <w:rFonts w:asciiTheme="majorHAnsi" w:hAnsiTheme="majorHAnsi" w:cstheme="minorHAnsi"/>
-          <w:sz w:val="20"/>
-          <w:szCs w:val="20"/>
-        </w:rPr>
-        <w:t>Python, Golang,</w:t>
-      </w:r>
-      <w:r>
-        <w:rPr>
-          <w:rFonts w:asciiTheme="majorHAnsi" w:hAnsiTheme="majorHAnsi" w:cstheme="minorHAnsi"/>
-          <w:sz w:val="20"/>
-          <w:szCs w:val="20"/>
-        </w:rPr>
-        <w:t xml:space="preserve"> JavaScript, </w:t>
-      </w:r>
-      <w:proofErr w:type="spellStart"/>
-      <w:r>
-        <w:rPr>
-          <w:rFonts w:asciiTheme="majorHAnsi" w:hAnsiTheme="majorHAnsi" w:cstheme="minorHAnsi"/>
-          <w:sz w:val="20"/>
-          <w:szCs w:val="20"/>
-        </w:rPr>
-        <w:t>JitBit</w:t>
-      </w:r>
-      <w:proofErr w:type="spellEnd"/>
-      <w:r>
-        <w:rPr>
-          <w:rFonts w:asciiTheme="majorHAnsi" w:hAnsiTheme="majorHAnsi" w:cstheme="minorHAnsi"/>
-          <w:sz w:val="20"/>
-          <w:szCs w:val="20"/>
-        </w:rPr>
-        <w:t xml:space="preserve"> Macro Recorder, and PowerShell.</w:t>
-      </w:r>
-    </w:p>
-    <w:p>
-      <w:pPr>
-        <w:rPr>
-          <w:rFonts w:asciiTheme="majorHAnsi" w:hAnsiTheme="majorHAnsi" w:cstheme="minorHAnsi"/>
-          <w:sz w:val="20"/>
-          <w:szCs w:val="20"/>
-        </w:rPr>
-      </w:pPr>
-      <w:r>
-        <w:rPr>
-          <w:rFonts w:asciiTheme="majorHAnsi" w:hAnsiTheme="majorHAnsi" w:cstheme="minorHAnsi"/>
-          <w:sz w:val="20"/>
-          <w:szCs w:val="20"/>
-        </w:rPr>
-        <w:t>Data Science Projects:</w:t>
-      </w:r>
-    </w:p>
-    <w:p>
-      <w:pPr>
-        <w:pStyle w:val="ListParagraph"/>
-        <w:numPr>
-          <w:ilvl w:val="0"/>
-          <w:numId w:val="16"/>
-        </w:numPr>
-        <w:spacing w:after="80" w:line="240" w:lineRule="auto"/>
-        <w:ind w:left="720"/>
-        <w:rPr>
-          <w:rFonts w:asciiTheme="majorHAnsi" w:hAnsiTheme="majorHAnsi" w:cstheme="minorHAnsi"/>
-          <w:sz w:val="20"/>
-          <w:szCs w:val="20"/>
-        </w:rPr>
-      </w:pPr>
-      <w:r>
-        <w:rPr>
-          <w:rFonts w:asciiTheme="majorHAnsi" w:hAnsiTheme="majorHAnsi" w:cstheme="minorHAnsi"/>
-          <w:sz w:val="20"/>
-          <w:szCs w:val="20"/>
-        </w:rPr>
-        <w:t>Noisy Equipment Identification: Analyzed enterprise alarms with asset data using Python to determine the noisiest equipment.</w:t>
-      </w:r>
-    </w:p>
-    <w:p>
-      <w:pPr>
-        <w:pStyle w:val="ListParagraph"/>
-        <w:numPr>
-          <w:ilvl w:val="0"/>
-          <w:numId w:val="16"/>
-        </w:numPr>
-        <w:spacing w:after="80" w:line="240" w:lineRule="auto"/>
-        <w:ind w:left="720"/>
-        <w:rPr>
-          <w:rFonts w:asciiTheme="majorHAnsi" w:hAnsiTheme="majorHAnsi" w:cstheme="minorHAnsi"/>
-          <w:sz w:val="20"/>
-          <w:szCs w:val="20"/>
-        </w:rPr>
-      </w:pPr>
-      <w:proofErr w:type="spellStart"/>
-      <w:r>
-        <w:rPr>
-          <w:rFonts w:asciiTheme="majorHAnsi" w:hAnsiTheme="majorHAnsi" w:cstheme="minorHAnsi"/>
-          <w:sz w:val="20"/>
-          <w:szCs w:val="20"/>
-        </w:rPr>
-        <w:t>Sumreyes</w:t>
-      </w:r>
-      <w:proofErr w:type="spellEnd"/>
-      <w:r>
-        <w:rPr>
-          <w:rFonts w:asciiTheme="majorHAnsi" w:hAnsiTheme="majorHAnsi" w:cstheme="minorHAnsi"/>
-          <w:sz w:val="20"/>
-          <w:szCs w:val="20"/>
-        </w:rPr>
-        <w:t xml:space="preserve"> Project (REST endpoints, Microsoft SQL Server database): Designed and developed a project that collects vital information from Avaya phone system components across multiple environments, transmitting gathered data through REST endpoints to a publicly accessible Microsoft SQL Server database on CentOS.</w:t>
-      </w:r>
-    </w:p>
-    <w:p>
-      <w:pPr>
-        <w:pStyle w:val="ListParagraph"/>
-        <w:numPr>
-          <w:ilvl w:val="0"/>
-          <w:numId w:val="16"/>
-        </w:numPr>
-        <w:spacing w:after="80" w:line="240" w:lineRule="auto"/>
-        <w:ind w:left="720"/>
-        <w:rPr>
-          <w:rFonts w:asciiTheme="majorHAnsi" w:hAnsiTheme="majorHAnsi" w:cstheme="minorHAnsi"/>
-          <w:sz w:val="20"/>
-          <w:szCs w:val="20"/>
-        </w:rPr>
-      </w:pPr>
-      <w:r>
-        <w:rPr>
-          <w:rFonts w:asciiTheme="majorHAnsi" w:hAnsiTheme="majorHAnsi" w:cstheme="minorHAnsi"/>
-          <w:sz w:val="20"/>
-          <w:szCs w:val="20"/>
-        </w:rPr>
-        <w:t>Ivanti Ticket Automation Solution (Python): Developed an Ivanti ticket automation solution using Python to analyze and assign tickets to the proper resource based on skill and availability.</w:t>
-      </w:r>
-    </w:p>
-    <w:p>
-      <w:pPr>
-        <w:pStyle w:val="ListParagraph"/>
-        <w:numPr>
-          <w:ilvl w:val="0"/>
-          <w:numId w:val="16"/>
-        </w:numPr>
-        <w:spacing w:after="80" w:line="240" w:lineRule="auto"/>
-        <w:ind w:left="720"/>
-        <w:rPr>
-          <w:rFonts w:asciiTheme="majorHAnsi" w:hAnsiTheme="majorHAnsi" w:cstheme="minorHAnsi"/>
-          <w:sz w:val="20"/>
-          <w:szCs w:val="20"/>
-        </w:rPr>
-      </w:pPr>
-      <w:r>
-        <w:rPr>
-          <w:rFonts w:asciiTheme="majorHAnsi" w:hAnsiTheme="majorHAnsi" w:cstheme="minorHAnsi"/>
-          <w:sz w:val="20"/>
-          <w:szCs w:val="20"/>
-        </w:rPr>
-        <w:t>RPA Team Contributions (Python, Excel VBA development expertise): Contributed innovative coding techniques and best practices to optimize automation solution performance by as much as 500%, resulting in significantly improved process efficiency.</w:t>
-      </w:r>
-    </w:p>
-    <w:p>
-      <w:pPr>
-        <w:rPr>
-          <w:rFonts w:asciiTheme="majorHAnsi" w:hAnsiTheme="majorHAnsi" w:cstheme="minorHAnsi"/>
-          <w:sz w:val="20"/>
-          <w:szCs w:val="20"/>
-        </w:rPr>
-      </w:pPr>
-      <w:r>
-        <w:rPr>
-          <w:rFonts w:asciiTheme="majorHAnsi" w:hAnsiTheme="majorHAnsi" w:cstheme="minorHAnsi"/>
-          <w:sz w:val="20"/>
-          <w:szCs w:val="20"/>
-        </w:rPr>
-        <w:t>Conclusion</w:t>
-      </w:r>
-      <w:r>
-        <w:rPr>
-          <w:rFonts w:asciiTheme="majorHAnsi" w:hAnsiTheme="majorHAnsi" w:cstheme="minorHAnsi"/>
-          <w:sz w:val="20"/>
-          <w:szCs w:val="20"/>
-        </w:rPr>
-        <w:t>: </w:t>
-      </w:r>
-    </w:p>
-    <w:p>
-      <w:pPr>
-        <w:rPr>
-          <w:rFonts w:asciiTheme="majorHAnsi" w:hAnsiTheme="majorHAnsi" w:cstheme="minorHAnsi"/>
-          <w:sz w:val="20"/>
-          <w:szCs w:val="20"/>
-        </w:rPr>
-      </w:pPr>
-      <w:r>
-        <w:rPr>
-          <w:rFonts w:asciiTheme="majorHAnsi" w:hAnsiTheme="majorHAnsi" w:cstheme="minorHAnsi"/>
-          <w:sz w:val="20"/>
-          <w:szCs w:val="20"/>
-        </w:rPr>
-        <w:t>As a technical expert with diverse skills, I successfully designed, developed, and implemented multiple solutions across various domains</w:t>
-      </w:r>
-      <w:r>
-        <w:rPr>
-          <w:rFonts w:asciiTheme="majorHAnsi" w:hAnsiTheme="majorHAnsi" w:cstheme="minorHAnsi"/>
-          <w:sz w:val="20"/>
-          <w:szCs w:val="20"/>
-        </w:rPr>
-        <w:t xml:space="preserve"> that brought value in lowering operational costs and efficiencies.</w:t>
-      </w:r>
-    </w:p>
-    <w:p>
-      <w:pPr>
-        <w:rPr>
-          <w:rFonts w:asciiTheme="majorHAnsi" w:hAnsiTheme="majorHAnsi"/>
-          <w:sz w:val="20"/>
-          <w:szCs w:val="20"/>
-        </w:rPr>
-      </w:pPr>
-    </w:p>
-    <w:p>
-      <w:pPr>
-        <w:rPr>
-          <w:rFonts w:asciiTheme="majorHAnsi" w:hAnsiTheme="majorHAnsi"/>
+        <w:spacing w:before="0" w:beforeAutospacing="0"/>
+        <w:rPr>
+          <w:rFonts w:ascii="Calibri" w:hAnsi="Calibri" w:cs="Calibri"/>
+        </w:rPr>
+      </w:pPr>
+      <w:r>
+        <w:rPr>
+          <w:rFonts w:ascii="Calibri" w:hAnsi="Calibri" w:cs="Calibri"/>
           <w:b/>
           <w:bCs/>
         </w:rPr>
-      </w:pPr>
-      <w:r>
-        <w:rPr>
-          <w:rFonts w:asciiTheme="majorHAnsi" w:hAnsiTheme="majorHAnsi"/>
-          <w:b/>
-          <w:bCs/>
-        </w:rPr>
-        <w:lastRenderedPageBreak/>
-        <w:t>Hewlett-Packard Enterprise Services</w:t>
-      </w:r>
-      <w:r>
-        <w:rPr>
-          <w:rFonts w:asciiTheme="majorHAnsi" w:hAnsiTheme="majorHAnsi"/>
-          <w:b/>
-          <w:bCs/>
-        </w:rPr>
-        <w:br/>
-      </w:r>
-      <w:r>
-        <w:rPr>
-          <w:rFonts w:asciiTheme="majorHAnsi" w:hAnsiTheme="majorHAnsi"/>
-          <w:sz w:val="20"/>
-          <w:szCs w:val="20"/>
-        </w:rPr>
-        <w:t>Senior Consultant</w:t>
-      </w:r>
-      <w:r>
-        <w:rPr>
-          <w:rFonts w:asciiTheme="majorHAnsi" w:hAnsiTheme="majorHAnsi"/>
-          <w:sz w:val="20"/>
-          <w:szCs w:val="20"/>
-        </w:rPr>
-        <w:br/>
-      </w:r>
-      <w:r>
-        <w:rPr>
-          <w:rFonts w:asciiTheme="majorHAnsi" w:hAnsiTheme="majorHAnsi"/>
-          <w:sz w:val="20"/>
-          <w:szCs w:val="20"/>
-        </w:rPr>
-        <w:t>September 1995 – June 2016</w:t>
-      </w:r>
-    </w:p>
-    <w:p>
-      <w:pPr>
-        <w:rPr>
-          <w:rFonts w:asciiTheme="majorHAnsi" w:hAnsiTheme="majorHAnsi" w:cstheme="minorHAnsi"/>
-          <w:sz w:val="20"/>
-          <w:szCs w:val="20"/>
-        </w:rPr>
-      </w:pPr>
-      <w:r>
-        <w:rPr>
-          <w:rFonts w:asciiTheme="majorHAnsi" w:hAnsiTheme="majorHAnsi" w:cstheme="minorHAnsi"/>
-          <w:sz w:val="20"/>
-          <w:szCs w:val="20"/>
-        </w:rPr>
-        <w:t>Technical Team Lead &amp; Complex Project Manager: Driving Innovation and Success.</w:t>
-      </w:r>
-    </w:p>
-    <w:p>
-      <w:pPr>
-        <w:rPr>
-          <w:rFonts w:asciiTheme="majorHAnsi" w:hAnsiTheme="majorHAnsi" w:cstheme="minorHAnsi"/>
-          <w:sz w:val="20"/>
-          <w:szCs w:val="20"/>
-        </w:rPr>
-      </w:pPr>
-      <w:r>
-        <w:rPr>
-          <w:rFonts w:asciiTheme="majorHAnsi" w:hAnsiTheme="majorHAnsi" w:cstheme="minorHAnsi"/>
-          <w:sz w:val="20"/>
-          <w:szCs w:val="20"/>
-        </w:rPr>
-        <w:t>As a seasoned leader, I successfully managed the development of numerous complex solutions for various accounts.</w:t>
-      </w:r>
-    </w:p>
-    <w:p>
-      <w:pPr>
-        <w:rPr>
-          <w:rFonts w:asciiTheme="majorHAnsi" w:hAnsiTheme="majorHAnsi" w:cstheme="minorHAnsi"/>
-          <w:sz w:val="20"/>
-          <w:szCs w:val="20"/>
-        </w:rPr>
-      </w:pPr>
-      <w:bookmarkStart w:id="0" w:name="_Hlk195955571"/>
-      <w:r>
-        <w:rPr>
-          <w:rFonts w:asciiTheme="majorHAnsi" w:hAnsiTheme="majorHAnsi" w:cstheme="minorHAnsi"/>
-          <w:sz w:val="20"/>
-          <w:szCs w:val="20"/>
-        </w:rPr>
-        <w:t>Key Responsibilities:</w:t>
-      </w:r>
-    </w:p>
-    <w:p>
-      <w:pPr>
-        <w:pStyle w:val="ListParagraph"/>
-        <w:numPr>
-          <w:ilvl w:val="0"/>
-          <w:numId w:val="17"/>
-        </w:numPr>
-        <w:spacing w:after="80" w:line="240" w:lineRule="auto"/>
-        <w:ind w:left="720"/>
-        <w:rPr>
-          <w:rFonts w:asciiTheme="majorHAnsi" w:hAnsiTheme="majorHAnsi" w:cstheme="minorHAnsi"/>
-          <w:sz w:val="20"/>
-          <w:szCs w:val="20"/>
-        </w:rPr>
-      </w:pPr>
-      <w:r>
-        <w:rPr>
-          <w:rFonts w:asciiTheme="majorHAnsi" w:hAnsiTheme="majorHAnsi" w:cstheme="minorHAnsi"/>
-          <w:sz w:val="20"/>
-          <w:szCs w:val="20"/>
-        </w:rPr>
-        <w:t>Project Management: Oversaw projects from concept to delivery, ensuring timely and successful completion.</w:t>
-      </w:r>
-    </w:p>
-    <w:p>
-      <w:pPr>
-        <w:pStyle w:val="ListParagraph"/>
-        <w:numPr>
-          <w:ilvl w:val="0"/>
-          <w:numId w:val="17"/>
-        </w:numPr>
-        <w:spacing w:after="80" w:line="240" w:lineRule="auto"/>
-        <w:ind w:left="720"/>
-        <w:rPr>
-          <w:rFonts w:asciiTheme="majorHAnsi" w:hAnsiTheme="majorHAnsi" w:cstheme="minorHAnsi"/>
-          <w:sz w:val="20"/>
-          <w:szCs w:val="20"/>
-        </w:rPr>
-      </w:pPr>
-      <w:r>
-        <w:rPr>
-          <w:rFonts w:asciiTheme="majorHAnsi" w:hAnsiTheme="majorHAnsi" w:cstheme="minorHAnsi"/>
-          <w:sz w:val="20"/>
-          <w:szCs w:val="20"/>
-        </w:rPr>
-        <w:t>Requirements Analysis: Analyzed project requirements, developed strategies, and mentored development staff to ensure project success.</w:t>
-      </w:r>
-    </w:p>
-    <w:p>
-      <w:pPr>
-        <w:pStyle w:val="ListParagraph"/>
-        <w:numPr>
-          <w:ilvl w:val="0"/>
-          <w:numId w:val="17"/>
-        </w:numPr>
-        <w:spacing w:after="80" w:line="240" w:lineRule="auto"/>
-        <w:ind w:left="720"/>
-        <w:rPr>
-          <w:rFonts w:asciiTheme="majorHAnsi" w:hAnsiTheme="majorHAnsi" w:cstheme="minorHAnsi"/>
-          <w:sz w:val="20"/>
-          <w:szCs w:val="20"/>
-        </w:rPr>
-      </w:pPr>
-      <w:r>
-        <w:rPr>
-          <w:rFonts w:asciiTheme="majorHAnsi" w:hAnsiTheme="majorHAnsi" w:cstheme="minorHAnsi"/>
-          <w:sz w:val="20"/>
-          <w:szCs w:val="20"/>
-        </w:rPr>
-        <w:t>Post-Development Support: Supported solutions post-development as they transitioned into production.</w:t>
-      </w:r>
-    </w:p>
-    <w:p>
-      <w:pPr>
-        <w:rPr>
-          <w:rFonts w:asciiTheme="majorHAnsi" w:hAnsiTheme="majorHAnsi" w:cstheme="minorHAnsi"/>
-          <w:sz w:val="20"/>
-          <w:szCs w:val="20"/>
-        </w:rPr>
-      </w:pPr>
-      <w:r>
-        <w:rPr>
-          <w:rFonts w:asciiTheme="majorHAnsi" w:hAnsiTheme="majorHAnsi" w:cstheme="minorHAnsi"/>
-          <w:sz w:val="20"/>
-          <w:szCs w:val="20"/>
-        </w:rPr>
-        <w:t>Innovative Solutions:</w:t>
-      </w:r>
-    </w:p>
-    <w:p>
-      <w:pPr>
-        <w:pStyle w:val="ListParagraph"/>
-        <w:numPr>
-          <w:ilvl w:val="0"/>
-          <w:numId w:val="18"/>
-        </w:numPr>
-        <w:spacing w:after="80" w:line="240" w:lineRule="auto"/>
-        <w:ind w:left="720"/>
-        <w:rPr>
-          <w:rFonts w:asciiTheme="majorHAnsi" w:hAnsiTheme="majorHAnsi" w:cstheme="minorHAnsi"/>
-          <w:sz w:val="20"/>
-          <w:szCs w:val="20"/>
-        </w:rPr>
-      </w:pPr>
-      <w:r>
-        <w:rPr>
-          <w:rFonts w:asciiTheme="majorHAnsi" w:hAnsiTheme="majorHAnsi" w:cstheme="minorHAnsi"/>
-          <w:sz w:val="20"/>
-          <w:szCs w:val="20"/>
-        </w:rPr>
-        <w:t>Classroom Project: Collaborated with the NMCI team to develop a comprehensive solution for student account registration and automation using C# programming language and integrating with Microsoft SQL Server database, supporting the Department of Navy's training program.</w:t>
-      </w:r>
-    </w:p>
-    <w:p>
-      <w:pPr>
-        <w:pStyle w:val="ListParagraph"/>
-        <w:numPr>
-          <w:ilvl w:val="0"/>
-          <w:numId w:val="18"/>
-        </w:numPr>
-        <w:spacing w:after="80" w:line="240" w:lineRule="auto"/>
-        <w:ind w:left="720"/>
-        <w:rPr>
-          <w:rFonts w:asciiTheme="majorHAnsi" w:hAnsiTheme="majorHAnsi" w:cstheme="minorHAnsi"/>
-          <w:sz w:val="20"/>
-          <w:szCs w:val="20"/>
-        </w:rPr>
-      </w:pPr>
-      <w:r>
-        <w:rPr>
-          <w:rFonts w:asciiTheme="majorHAnsi" w:hAnsiTheme="majorHAnsi" w:cstheme="minorHAnsi"/>
-          <w:sz w:val="20"/>
-          <w:szCs w:val="20"/>
-        </w:rPr>
-        <w:t>Data Manipulation &amp; Reporting: Developed Visual Basic Scripts to automate data manipulation in large Excel Spreadsheets, ensuring consistent formatting and generation of project reporting for senior management.</w:t>
-      </w:r>
-    </w:p>
-    <w:p>
-      <w:pPr>
-        <w:pStyle w:val="ListParagraph"/>
-        <w:numPr>
-          <w:ilvl w:val="0"/>
-          <w:numId w:val="18"/>
-        </w:numPr>
-        <w:spacing w:after="80" w:line="240" w:lineRule="auto"/>
-        <w:ind w:left="720"/>
-        <w:rPr>
-          <w:rFonts w:asciiTheme="majorHAnsi" w:hAnsiTheme="majorHAnsi" w:cstheme="minorHAnsi"/>
-          <w:sz w:val="20"/>
-          <w:szCs w:val="20"/>
-        </w:rPr>
-      </w:pPr>
-      <w:r>
-        <w:rPr>
-          <w:rFonts w:asciiTheme="majorHAnsi" w:hAnsiTheme="majorHAnsi" w:cstheme="minorHAnsi"/>
-          <w:sz w:val="20"/>
-          <w:szCs w:val="20"/>
-        </w:rPr>
-        <w:t>Exchange Server User Balancing: Created PowerShell remote scripts to collect user balancing data across the enterprise, utilizing asynchronous and remote execution to meet data collection timeframes.</w:t>
-      </w:r>
-    </w:p>
-    <w:p>
-      <w:pPr>
-        <w:pStyle w:val="ListParagraph"/>
-        <w:numPr>
-          <w:ilvl w:val="0"/>
-          <w:numId w:val="18"/>
-        </w:numPr>
-        <w:spacing w:after="80" w:line="240" w:lineRule="auto"/>
-        <w:ind w:left="720"/>
-        <w:rPr>
-          <w:rFonts w:asciiTheme="majorHAnsi" w:hAnsiTheme="majorHAnsi" w:cstheme="minorHAnsi"/>
-          <w:sz w:val="20"/>
-          <w:szCs w:val="20"/>
-        </w:rPr>
-      </w:pPr>
-      <w:r>
-        <w:rPr>
-          <w:rFonts w:asciiTheme="majorHAnsi" w:hAnsiTheme="majorHAnsi" w:cstheme="minorHAnsi"/>
-          <w:sz w:val="20"/>
-          <w:szCs w:val="20"/>
-        </w:rPr>
-        <w:t>HP Fortify on Demand Solution: Implemented HP Fortify on Demand in a lab environment, documenting pain points and issues in the Navy network while adhering to Navy standards.</w:t>
-      </w:r>
-    </w:p>
-    <w:p>
-      <w:pPr>
-        <w:rPr>
-          <w:rFonts w:asciiTheme="majorHAnsi" w:hAnsiTheme="majorHAnsi" w:cstheme="minorHAnsi"/>
-          <w:sz w:val="20"/>
-          <w:szCs w:val="20"/>
-        </w:rPr>
-      </w:pPr>
-      <w:r>
-        <w:rPr>
-          <w:rFonts w:asciiTheme="majorHAnsi" w:hAnsiTheme="majorHAnsi" w:cstheme="minorHAnsi"/>
-          <w:sz w:val="20"/>
-          <w:szCs w:val="20"/>
-        </w:rPr>
-        <w:t>Solution Remediation:</w:t>
-      </w:r>
-    </w:p>
-    <w:p>
-      <w:pPr>
-        <w:pStyle w:val="ListParagraph"/>
-        <w:numPr>
-          <w:ilvl w:val="0"/>
-          <w:numId w:val="19"/>
-        </w:numPr>
-        <w:spacing w:after="80" w:line="240" w:lineRule="auto"/>
-        <w:ind w:left="720"/>
-        <w:rPr>
-          <w:rFonts w:asciiTheme="majorHAnsi" w:hAnsiTheme="majorHAnsi" w:cstheme="minorHAnsi"/>
-          <w:sz w:val="20"/>
-          <w:szCs w:val="20"/>
-        </w:rPr>
-      </w:pPr>
-      <w:r>
-        <w:rPr>
-          <w:rFonts w:asciiTheme="majorHAnsi" w:hAnsiTheme="majorHAnsi" w:cstheme="minorHAnsi"/>
-          <w:sz w:val="20"/>
-          <w:szCs w:val="20"/>
-        </w:rPr>
-        <w:t xml:space="preserve">Deployable Seat Application (DSA): Investigated and remediated issues with DSA solution </w:t>
-      </w:r>
-      <w:r>
-        <w:rPr>
-          <w:rFonts w:asciiTheme="majorHAnsi" w:hAnsiTheme="majorHAnsi" w:cstheme="minorHAnsi"/>
-          <w:sz w:val="20"/>
-          <w:szCs w:val="20"/>
-        </w:rPr>
-        <w:t>were</w:t>
-      </w:r>
-      <w:r>
-        <w:rPr>
-          <w:rFonts w:asciiTheme="majorHAnsi" w:hAnsiTheme="majorHAnsi" w:cstheme="minorHAnsi"/>
-          <w:sz w:val="20"/>
-          <w:szCs w:val="20"/>
-        </w:rPr>
-        <w:t xml:space="preserve"> upgrading Microsoft Exchange Server from version 2003 to 2010 would break forwarding of messages for service members out on deployment.</w:t>
-      </w:r>
-    </w:p>
-    <w:p>
-      <w:pPr>
-        <w:pStyle w:val="ListParagraph"/>
-        <w:numPr>
-          <w:ilvl w:val="0"/>
-          <w:numId w:val="19"/>
-        </w:numPr>
-        <w:spacing w:after="80" w:line="240" w:lineRule="auto"/>
-        <w:ind w:left="720"/>
-        <w:rPr>
-          <w:rFonts w:asciiTheme="majorHAnsi" w:hAnsiTheme="majorHAnsi" w:cstheme="minorHAnsi"/>
-          <w:sz w:val="20"/>
-          <w:szCs w:val="20"/>
-        </w:rPr>
-      </w:pPr>
-      <w:r>
-        <w:rPr>
-          <w:rFonts w:asciiTheme="majorHAnsi" w:hAnsiTheme="majorHAnsi" w:cstheme="minorHAnsi"/>
-          <w:sz w:val="20"/>
-          <w:szCs w:val="20"/>
-        </w:rPr>
-        <w:t xml:space="preserve">Atomic Unit Tests &amp; </w:t>
-      </w:r>
-      <w:proofErr w:type="spellStart"/>
-      <w:r>
-        <w:rPr>
-          <w:rFonts w:asciiTheme="majorHAnsi" w:hAnsiTheme="majorHAnsi" w:cstheme="minorHAnsi"/>
-          <w:sz w:val="20"/>
-          <w:szCs w:val="20"/>
-        </w:rPr>
-        <w:t>Rhinio</w:t>
-      </w:r>
-      <w:proofErr w:type="spellEnd"/>
-      <w:r>
-        <w:rPr>
-          <w:rFonts w:asciiTheme="majorHAnsi" w:hAnsiTheme="majorHAnsi" w:cstheme="minorHAnsi"/>
-          <w:sz w:val="20"/>
-          <w:szCs w:val="20"/>
-        </w:rPr>
-        <w:t xml:space="preserve"> Mocks: Added atomic unit tests to the solution, along with refactoring to support </w:t>
-      </w:r>
-      <w:proofErr w:type="spellStart"/>
-      <w:r>
-        <w:rPr>
-          <w:rFonts w:asciiTheme="majorHAnsi" w:hAnsiTheme="majorHAnsi" w:cstheme="minorHAnsi"/>
-          <w:sz w:val="20"/>
-          <w:szCs w:val="20"/>
-        </w:rPr>
-        <w:t>Rhinio</w:t>
-      </w:r>
-      <w:proofErr w:type="spellEnd"/>
-      <w:r>
-        <w:rPr>
-          <w:rFonts w:asciiTheme="majorHAnsi" w:hAnsiTheme="majorHAnsi" w:cstheme="minorHAnsi"/>
-          <w:sz w:val="20"/>
-          <w:szCs w:val="20"/>
-        </w:rPr>
-        <w:t xml:space="preserve"> Mocks testing solution.</w:t>
-      </w:r>
-    </w:p>
-    <w:p>
-      <w:pPr>
-        <w:rPr>
-          <w:rFonts w:asciiTheme="majorHAnsi" w:hAnsiTheme="majorHAnsi" w:cstheme="minorHAnsi"/>
-          <w:sz w:val="20"/>
-          <w:szCs w:val="20"/>
-        </w:rPr>
-      </w:pPr>
-      <w:r>
-        <w:rPr>
-          <w:rFonts w:asciiTheme="majorHAnsi" w:hAnsiTheme="majorHAnsi" w:cstheme="minorHAnsi"/>
-          <w:sz w:val="20"/>
-          <w:szCs w:val="20"/>
-        </w:rPr>
-        <w:t>Through my technical expertise and leadership skills, I:</w:t>
-      </w:r>
-    </w:p>
-    <w:p>
-      <w:pPr>
-        <w:pStyle w:val="ListParagraph"/>
-        <w:numPr>
-          <w:ilvl w:val="0"/>
-          <w:numId w:val="20"/>
-        </w:numPr>
-        <w:spacing w:after="80" w:line="240" w:lineRule="auto"/>
-        <w:ind w:left="720"/>
-        <w:rPr>
-          <w:rFonts w:asciiTheme="majorHAnsi" w:hAnsiTheme="majorHAnsi" w:cstheme="minorHAnsi"/>
-          <w:sz w:val="20"/>
-          <w:szCs w:val="20"/>
-        </w:rPr>
-      </w:pPr>
-      <w:r>
-        <w:rPr>
-          <w:rFonts w:asciiTheme="majorHAnsi" w:hAnsiTheme="majorHAnsi" w:cstheme="minorHAnsi"/>
-          <w:sz w:val="20"/>
-          <w:szCs w:val="20"/>
-        </w:rPr>
-        <w:t>Streamlined Complex Projects: Managed multiple projects simultaneously, ensuring successful delivery and minimizing project risks.</w:t>
-      </w:r>
-    </w:p>
-    <w:p>
-      <w:pPr>
-        <w:pStyle w:val="ListParagraph"/>
-        <w:numPr>
-          <w:ilvl w:val="0"/>
-          <w:numId w:val="20"/>
-        </w:numPr>
-        <w:spacing w:after="80" w:line="240" w:lineRule="auto"/>
-        <w:ind w:left="720"/>
-        <w:rPr>
-          <w:rFonts w:asciiTheme="majorHAnsi" w:hAnsiTheme="majorHAnsi" w:cstheme="minorHAnsi"/>
-          <w:sz w:val="20"/>
-          <w:szCs w:val="20"/>
-        </w:rPr>
-      </w:pPr>
-      <w:r>
-        <w:rPr>
-          <w:rFonts w:asciiTheme="majorHAnsi" w:hAnsiTheme="majorHAnsi" w:cstheme="minorHAnsi"/>
-          <w:sz w:val="20"/>
-          <w:szCs w:val="20"/>
-        </w:rPr>
-        <w:t xml:space="preserve">Enabled Collaboration &amp; Efficiency: Implemented innovative solutions that facilitated effective collaboration and streamlined development processes for </w:t>
-      </w:r>
-      <w:r>
-        <w:rPr>
-          <w:rFonts w:asciiTheme="majorHAnsi" w:hAnsiTheme="majorHAnsi" w:cstheme="minorHAnsi"/>
-          <w:sz w:val="20"/>
-          <w:szCs w:val="20"/>
-        </w:rPr>
-        <w:t>accounts</w:t>
-      </w:r>
-      <w:r>
-        <w:rPr>
-          <w:rFonts w:asciiTheme="majorHAnsi" w:hAnsiTheme="majorHAnsi" w:cstheme="minorHAnsi"/>
-          <w:sz w:val="20"/>
-          <w:szCs w:val="20"/>
-        </w:rPr>
-        <w:t xml:space="preserve"> and </w:t>
-      </w:r>
-      <w:r>
-        <w:rPr>
-          <w:rFonts w:asciiTheme="majorHAnsi" w:hAnsiTheme="majorHAnsi" w:cstheme="minorHAnsi"/>
-          <w:sz w:val="20"/>
-          <w:szCs w:val="20"/>
-        </w:rPr>
-        <w:t>customers</w:t>
-      </w:r>
-      <w:r>
-        <w:rPr>
-          <w:rFonts w:asciiTheme="majorHAnsi" w:hAnsiTheme="majorHAnsi" w:cstheme="minorHAnsi"/>
-          <w:sz w:val="20"/>
-          <w:szCs w:val="20"/>
-        </w:rPr>
-        <w:t>.</w:t>
-      </w:r>
-    </w:p>
-    <w:p>
-      <w:pPr>
-        <w:pStyle w:val="ListParagraph"/>
-        <w:numPr>
-          <w:ilvl w:val="0"/>
-          <w:numId w:val="20"/>
-        </w:numPr>
-        <w:spacing w:after="80" w:line="240" w:lineRule="auto"/>
-        <w:ind w:left="720"/>
-        <w:rPr>
-          <w:rFonts w:asciiTheme="majorHAnsi" w:hAnsiTheme="majorHAnsi" w:cstheme="minorHAnsi"/>
-          <w:sz w:val="20"/>
-          <w:szCs w:val="20"/>
-        </w:rPr>
-      </w:pPr>
-      <w:r>
-        <w:rPr>
-          <w:rFonts w:asciiTheme="majorHAnsi" w:hAnsiTheme="majorHAnsi" w:cstheme="minorHAnsi"/>
-          <w:sz w:val="20"/>
-          <w:szCs w:val="20"/>
-        </w:rPr>
-        <w:t>Supported Business Growth: Provided consulting on next moves with solutions to further their mission and utilization.</w:t>
-      </w:r>
-    </w:p>
-    <w:p>
-      <w:pPr>
-        <w:pStyle w:val="ListParagraph"/>
-        <w:spacing w:after="80" w:line="240" w:lineRule="auto"/>
-        <w:rPr>
-          <w:rFonts w:asciiTheme="majorHAnsi" w:hAnsiTheme="majorHAnsi" w:cstheme="minorHAnsi"/>
-          <w:sz w:val="20"/>
-          <w:szCs w:val="20"/>
-        </w:rPr>
-      </w:pPr>
-    </w:p>
-    <w:bookmarkEnd w:id="0"/>
-    <w:p>
-      <w:pPr>
-        <w:rPr>
-          <w:rFonts w:asciiTheme="majorHAnsi" w:hAnsiTheme="majorHAnsi" w:cstheme="minorHAnsi"/>
-          <w:sz w:val="20"/>
-          <w:szCs w:val="20"/>
-        </w:rPr>
-      </w:pPr>
-      <w:r>
-        <w:rPr>
-          <w:rFonts w:asciiTheme="majorHAnsi" w:hAnsiTheme="majorHAnsi" w:cstheme="minorHAnsi"/>
-          <w:sz w:val="20"/>
-          <w:szCs w:val="20"/>
-        </w:rPr>
-        <w:t>Conclusion: </w:t>
-      </w:r>
-    </w:p>
-    <w:p>
-      <w:pPr>
-        <w:rPr>
-          <w:rFonts w:asciiTheme="majorHAnsi" w:hAnsiTheme="majorHAnsi" w:cstheme="minorHAnsi"/>
-          <w:sz w:val="20"/>
-          <w:szCs w:val="20"/>
-        </w:rPr>
-      </w:pPr>
-      <w:r>
-        <w:rPr>
-          <w:rFonts w:asciiTheme="majorHAnsi" w:hAnsiTheme="majorHAnsi" w:cstheme="minorHAnsi"/>
-          <w:sz w:val="20"/>
-          <w:szCs w:val="20"/>
-        </w:rPr>
-        <w:t xml:space="preserve">By leveraging my expertise in complex project management, technical analysis, and solution implementation, I enabled the </w:t>
-      </w:r>
-      <w:r>
-        <w:rPr>
-          <w:rFonts w:asciiTheme="majorHAnsi" w:hAnsiTheme="majorHAnsi" w:cstheme="minorHAnsi"/>
-          <w:sz w:val="20"/>
-          <w:szCs w:val="20"/>
-        </w:rPr>
-        <w:t>accounts</w:t>
-      </w:r>
-      <w:r>
-        <w:rPr>
-          <w:rFonts w:asciiTheme="majorHAnsi" w:hAnsiTheme="majorHAnsi" w:cstheme="minorHAnsi"/>
-          <w:sz w:val="20"/>
-          <w:szCs w:val="20"/>
-        </w:rPr>
-        <w:t xml:space="preserve"> and customer to achieve significant improvements in project efficiency, security, and overall success.</w:t>
-      </w:r>
-    </w:p>
-    <w:p>
-      <w:pPr>
-        <w:rPr>
-          <w:rFonts w:asciiTheme="majorHAnsi" w:hAnsiTheme="majorHAnsi" w:cstheme="minorHAnsi"/>
-          <w:sz w:val="20"/>
-          <w:szCs w:val="20"/>
-        </w:rPr>
-      </w:pPr>
-    </w:p>
-    <w:p>
-      <w:pPr>
-        <w:rPr>
-          <w:rFonts w:asciiTheme="majorHAnsi" w:hAnsiTheme="majorHAnsi"/>
-          <w:b/>
-          <w:bCs/>
-        </w:rPr>
-      </w:pPr>
-      <w:r>
-        <w:rPr>
-          <w:rFonts w:asciiTheme="majorHAnsi" w:hAnsiTheme="majorHAnsi"/>
-          <w:b/>
-          <w:bCs/>
-        </w:rPr>
-        <w:lastRenderedPageBreak/>
-        <w:t>American Honda</w:t>
-      </w:r>
-      <w:r>
-        <w:rPr>
-          <w:rFonts w:asciiTheme="majorHAnsi" w:hAnsiTheme="majorHAnsi"/>
-          <w:b/>
-          <w:bCs/>
-        </w:rPr>
-        <w:br/>
-      </w:r>
-      <w:r>
-        <w:rPr>
-          <w:rFonts w:asciiTheme="majorHAnsi" w:hAnsiTheme="majorHAnsi"/>
-          <w:sz w:val="20"/>
-          <w:szCs w:val="20"/>
-        </w:rPr>
-        <w:t>Developer</w:t>
-      </w:r>
-      <w:r>
-        <w:rPr>
-          <w:rFonts w:asciiTheme="majorHAnsi" w:hAnsiTheme="majorHAnsi"/>
-          <w:sz w:val="20"/>
-          <w:szCs w:val="20"/>
-        </w:rPr>
-        <w:br/>
-      </w:r>
-      <w:r>
-        <w:rPr>
-          <w:rFonts w:asciiTheme="majorHAnsi" w:hAnsiTheme="majorHAnsi"/>
-          <w:sz w:val="20"/>
-          <w:szCs w:val="20"/>
-        </w:rPr>
-        <w:t>October 1993 – July 1994</w:t>
-      </w:r>
-    </w:p>
-    <w:p>
-      <w:pPr>
-        <w:rPr>
-          <w:rFonts w:asciiTheme="majorHAnsi" w:hAnsiTheme="majorHAnsi" w:cstheme="minorHAnsi"/>
-          <w:sz w:val="20"/>
-          <w:szCs w:val="20"/>
-        </w:rPr>
-      </w:pPr>
-      <w:r>
-        <w:rPr>
-          <w:rFonts w:asciiTheme="majorHAnsi" w:hAnsiTheme="majorHAnsi" w:cstheme="minorHAnsi"/>
-          <w:sz w:val="20"/>
-          <w:szCs w:val="20"/>
-        </w:rPr>
-        <w:t>Delivered Expertise in Developing Large-Scale Systems.</w:t>
-      </w:r>
-      <w:r>
-        <w:rPr>
-          <w:rFonts w:asciiTheme="majorHAnsi" w:hAnsiTheme="majorHAnsi" w:cstheme="minorHAnsi"/>
-          <w:sz w:val="20"/>
-          <w:szCs w:val="20"/>
-        </w:rPr>
-        <w:br/>
-        <w:t>As part of my professional experience, I had the opportunity to develop the Dealership Communication System (DCS), a comprehensive transactional system that revolutionized communication between dealerships, corporate offices, and parts ordering systems.</w:t>
-      </w:r>
-    </w:p>
-    <w:p>
-      <w:pPr>
-        <w:rPr>
-          <w:rFonts w:asciiTheme="majorHAnsi" w:hAnsiTheme="majorHAnsi" w:cstheme="minorHAnsi"/>
-          <w:sz w:val="20"/>
-          <w:szCs w:val="20"/>
-        </w:rPr>
-      </w:pPr>
-      <w:r>
-        <w:rPr>
-          <w:rFonts w:asciiTheme="majorHAnsi" w:hAnsiTheme="majorHAnsi" w:cstheme="minorHAnsi"/>
-          <w:sz w:val="20"/>
-          <w:szCs w:val="20"/>
-        </w:rPr>
-        <w:t>Key Features:</w:t>
-      </w:r>
-    </w:p>
-    <w:p>
-      <w:pPr>
-        <w:pStyle w:val="ListParagraph"/>
-        <w:numPr>
-          <w:ilvl w:val="0"/>
-          <w:numId w:val="21"/>
-        </w:numPr>
-        <w:spacing w:after="80" w:line="240" w:lineRule="auto"/>
-        <w:ind w:left="720"/>
-        <w:rPr>
-          <w:rFonts w:asciiTheme="majorHAnsi" w:hAnsiTheme="majorHAnsi" w:cstheme="minorHAnsi"/>
-          <w:sz w:val="20"/>
-          <w:szCs w:val="20"/>
-        </w:rPr>
-      </w:pPr>
-      <w:r>
-        <w:rPr>
-          <w:rFonts w:asciiTheme="majorHAnsi" w:hAnsiTheme="majorHAnsi" w:cstheme="minorHAnsi"/>
-          <w:sz w:val="20"/>
-          <w:szCs w:val="20"/>
-        </w:rPr>
-        <w:t>Real-Time Data Sharing: Enabled seamless information exchange via modem communications to American Honda's AS/400 mainframe.</w:t>
-      </w:r>
-    </w:p>
-    <w:p>
-      <w:pPr>
-        <w:pStyle w:val="ListParagraph"/>
-        <w:numPr>
-          <w:ilvl w:val="0"/>
-          <w:numId w:val="21"/>
-        </w:numPr>
-        <w:spacing w:after="80" w:line="240" w:lineRule="auto"/>
-        <w:ind w:left="720"/>
-        <w:rPr>
-          <w:rFonts w:asciiTheme="majorHAnsi" w:hAnsiTheme="majorHAnsi" w:cstheme="minorHAnsi"/>
-          <w:sz w:val="20"/>
-          <w:szCs w:val="20"/>
-        </w:rPr>
-      </w:pPr>
-      <w:r>
-        <w:rPr>
-          <w:rFonts w:asciiTheme="majorHAnsi" w:hAnsiTheme="majorHAnsi" w:cstheme="minorHAnsi"/>
-          <w:sz w:val="20"/>
-          <w:szCs w:val="20"/>
-        </w:rPr>
-        <w:t>Robust Platform: Designed and implemented a scalable system using Visual Basic programming language and the Jet Data Storage Engine.</w:t>
-      </w:r>
-    </w:p>
-    <w:p>
-      <w:pPr>
-        <w:pStyle w:val="ListParagraph"/>
-        <w:numPr>
-          <w:ilvl w:val="0"/>
-          <w:numId w:val="21"/>
-        </w:numPr>
-        <w:spacing w:after="80" w:line="240" w:lineRule="auto"/>
-        <w:ind w:left="720"/>
-        <w:rPr>
-          <w:rFonts w:asciiTheme="majorHAnsi" w:hAnsiTheme="majorHAnsi" w:cstheme="minorHAnsi"/>
-          <w:sz w:val="20"/>
-          <w:szCs w:val="20"/>
-        </w:rPr>
-      </w:pPr>
-      <w:r>
-        <w:rPr>
-          <w:rFonts w:asciiTheme="majorHAnsi" w:hAnsiTheme="majorHAnsi" w:cstheme="minorHAnsi"/>
-          <w:sz w:val="20"/>
-          <w:szCs w:val="20"/>
-        </w:rPr>
-        <w:t>Efficient Processing: Facilitated real-time processing and analysis, enhancing overall business operations at both dealership and corporate levels.</w:t>
-      </w:r>
-    </w:p>
-    <w:p>
-      <w:pPr>
-        <w:rPr>
-          <w:rFonts w:asciiTheme="majorHAnsi" w:hAnsiTheme="majorHAnsi" w:cstheme="minorHAnsi"/>
-          <w:sz w:val="20"/>
-          <w:szCs w:val="20"/>
-        </w:rPr>
-      </w:pPr>
-      <w:r>
-        <w:rPr>
-          <w:rFonts w:asciiTheme="majorHAnsi" w:hAnsiTheme="majorHAnsi" w:cstheme="minorHAnsi"/>
-          <w:sz w:val="20"/>
-          <w:szCs w:val="20"/>
-        </w:rPr>
-        <w:t>Conclusion</w:t>
-      </w:r>
-      <w:r>
-        <w:rPr>
-          <w:rFonts w:asciiTheme="majorHAnsi" w:hAnsiTheme="majorHAnsi" w:cstheme="minorHAnsi"/>
-          <w:sz w:val="20"/>
-          <w:szCs w:val="20"/>
-        </w:rPr>
-        <w:t>:</w:t>
-      </w:r>
-    </w:p>
-    <w:p>
-      <w:pPr>
-        <w:spacing w:after="80" w:line="240" w:lineRule="auto"/>
-        <w:rPr>
-          <w:rFonts w:asciiTheme="majorHAnsi" w:hAnsiTheme="majorHAnsi" w:cstheme="minorHAnsi"/>
-          <w:sz w:val="20"/>
-          <w:szCs w:val="20"/>
-        </w:rPr>
-      </w:pPr>
-      <w:r>
-        <w:rPr>
-          <w:rFonts w:asciiTheme="majorHAnsi" w:hAnsiTheme="majorHAnsi" w:cstheme="minorHAnsi"/>
-          <w:sz w:val="20"/>
-          <w:szCs w:val="20"/>
-        </w:rPr>
-        <w:t>As the developer of DCS, I showcased my expertise in designing and implementing large-scale systems using cutting-edge technologies like Visual Basic and Jet Data Storage Engine. This project demonstrated my ability to create complex systems that drive business value by streamlining processes and improving communication across organizations.</w:t>
-      </w:r>
-    </w:p>
-    <w:p>
-      <w:pPr>
-        <w:rPr>
-          <w:rFonts w:asciiTheme="majorHAnsi" w:hAnsiTheme="majorHAnsi"/>
-          <w:sz w:val="20"/>
-          <w:szCs w:val="20"/>
-        </w:rPr>
-      </w:pPr>
-    </w:p>
-    <w:p>
-      <w:pPr>
-        <w:rPr>
-          <w:rFonts w:asciiTheme="majorHAnsi" w:hAnsiTheme="majorHAnsi" w:cstheme="minorHAnsi"/>
-          <w:b/>
-          <w:bCs/>
-        </w:rPr>
-      </w:pPr>
-      <w:r>
-        <w:rPr>
-          <w:rFonts w:asciiTheme="majorHAnsi" w:hAnsiTheme="majorHAnsi"/>
-          <w:b/>
-          <w:bCs/>
-        </w:rPr>
-        <w:t>Cornelia Connelly Private School</w:t>
-      </w:r>
-      <w:r>
-        <w:rPr>
-          <w:rFonts w:asciiTheme="majorHAnsi" w:hAnsiTheme="majorHAnsi"/>
-          <w:b/>
-          <w:bCs/>
-        </w:rPr>
-        <w:br/>
-      </w:r>
-      <w:r>
-        <w:rPr>
-          <w:rFonts w:asciiTheme="majorHAnsi" w:hAnsiTheme="majorHAnsi"/>
-          <w:sz w:val="20"/>
-          <w:szCs w:val="20"/>
-        </w:rPr>
-        <w:t>Computer Science Teacher</w:t>
-      </w:r>
-      <w:r>
-        <w:rPr>
-          <w:rFonts w:asciiTheme="majorHAnsi" w:hAnsiTheme="majorHAnsi"/>
-          <w:sz w:val="20"/>
-          <w:szCs w:val="20"/>
-        </w:rPr>
-        <w:br/>
-      </w:r>
-      <w:r>
-        <w:rPr>
-          <w:rFonts w:asciiTheme="majorHAnsi" w:hAnsiTheme="majorHAnsi" w:cstheme="minorHAnsi"/>
-          <w:sz w:val="20"/>
-          <w:szCs w:val="20"/>
-        </w:rPr>
-        <w:t>Sept 1992 - May 1993</w:t>
-      </w:r>
-    </w:p>
-    <w:p>
-      <w:pPr>
-        <w:rPr>
-          <w:rFonts w:asciiTheme="majorHAnsi" w:hAnsiTheme="majorHAnsi" w:cstheme="minorHAnsi"/>
-          <w:sz w:val="20"/>
-          <w:szCs w:val="20"/>
-        </w:rPr>
-      </w:pPr>
-      <w:r>
-        <w:rPr>
-          <w:rFonts w:asciiTheme="majorHAnsi" w:hAnsiTheme="majorHAnsi" w:cstheme="minorHAnsi"/>
-          <w:sz w:val="20"/>
-          <w:szCs w:val="20"/>
-        </w:rPr>
-        <w:t>As an educator with a passion for empowering the next generation of tech leaders, I had the privilege of teaching an engaging Computer Science class to 9th grade girls at Cornelia Connelly Private School.</w:t>
-      </w:r>
-    </w:p>
-    <w:p>
-      <w:pPr>
-        <w:rPr>
-          <w:rFonts w:asciiTheme="majorHAnsi" w:hAnsiTheme="majorHAnsi" w:cstheme="minorHAnsi"/>
-          <w:sz w:val="20"/>
-          <w:szCs w:val="20"/>
-        </w:rPr>
-      </w:pPr>
-      <w:r>
-        <w:rPr>
-          <w:rFonts w:asciiTheme="majorHAnsi" w:hAnsiTheme="majorHAnsi" w:cstheme="minorHAnsi"/>
-          <w:sz w:val="20"/>
-          <w:szCs w:val="20"/>
-        </w:rPr>
-        <w:t>Teaching Responsibilities:</w:t>
-      </w:r>
-    </w:p>
-    <w:p>
-      <w:pPr>
-        <w:pStyle w:val="ListParagraph"/>
-        <w:numPr>
-          <w:ilvl w:val="0"/>
-          <w:numId w:val="23"/>
-        </w:numPr>
-        <w:spacing w:after="80" w:line="240" w:lineRule="auto"/>
-        <w:ind w:left="720"/>
-        <w:rPr>
-          <w:rFonts w:asciiTheme="majorHAnsi" w:hAnsiTheme="majorHAnsi" w:cstheme="minorHAnsi"/>
-          <w:sz w:val="20"/>
-          <w:szCs w:val="20"/>
-        </w:rPr>
-      </w:pPr>
-      <w:r>
-        <w:rPr>
-          <w:rFonts w:asciiTheme="majorHAnsi" w:hAnsiTheme="majorHAnsi" w:cstheme="minorHAnsi"/>
-          <w:sz w:val="20"/>
-          <w:szCs w:val="20"/>
-        </w:rPr>
-        <w:t>Lesson Plan Development: Created comprehensive lesson plans tailored to the unique needs and interests of female students.</w:t>
-      </w:r>
-    </w:p>
-    <w:p>
-      <w:pPr>
-        <w:pStyle w:val="ListParagraph"/>
-        <w:numPr>
-          <w:ilvl w:val="0"/>
-          <w:numId w:val="23"/>
-        </w:numPr>
-        <w:spacing w:after="80" w:line="240" w:lineRule="auto"/>
-        <w:ind w:left="720"/>
-        <w:rPr>
-          <w:rFonts w:asciiTheme="majorHAnsi" w:hAnsiTheme="majorHAnsi" w:cstheme="minorHAnsi"/>
-          <w:sz w:val="20"/>
-          <w:szCs w:val="20"/>
-        </w:rPr>
-      </w:pPr>
-      <w:r>
-        <w:rPr>
-          <w:rFonts w:asciiTheme="majorHAnsi" w:hAnsiTheme="majorHAnsi" w:cstheme="minorHAnsi"/>
-          <w:sz w:val="20"/>
-          <w:szCs w:val="20"/>
-        </w:rPr>
-        <w:t xml:space="preserve">Classroom Instruction: Taught classes utilizing Apple </w:t>
-      </w:r>
-      <w:proofErr w:type="spellStart"/>
-      <w:r>
-        <w:rPr>
-          <w:rFonts w:asciiTheme="majorHAnsi" w:hAnsiTheme="majorHAnsi" w:cstheme="minorHAnsi"/>
-          <w:sz w:val="20"/>
-          <w:szCs w:val="20"/>
-        </w:rPr>
-        <w:t>IIe</w:t>
-      </w:r>
-      <w:proofErr w:type="spellEnd"/>
-      <w:r>
-        <w:rPr>
-          <w:rFonts w:asciiTheme="majorHAnsi" w:hAnsiTheme="majorHAnsi" w:cstheme="minorHAnsi"/>
-          <w:sz w:val="20"/>
-          <w:szCs w:val="20"/>
-        </w:rPr>
-        <w:t xml:space="preserve"> computers and the AppleWorks program as primary learning tools.</w:t>
-      </w:r>
-    </w:p>
-    <w:p>
-      <w:pPr>
-        <w:pStyle w:val="ListParagraph"/>
-        <w:numPr>
-          <w:ilvl w:val="0"/>
-          <w:numId w:val="23"/>
-        </w:numPr>
-        <w:spacing w:after="80" w:line="240" w:lineRule="auto"/>
-        <w:ind w:left="720"/>
-        <w:rPr>
-          <w:rFonts w:asciiTheme="majorHAnsi" w:hAnsiTheme="majorHAnsi" w:cstheme="minorHAnsi"/>
-          <w:sz w:val="20"/>
-          <w:szCs w:val="20"/>
-        </w:rPr>
-      </w:pPr>
-      <w:r>
-        <w:rPr>
-          <w:rFonts w:asciiTheme="majorHAnsi" w:hAnsiTheme="majorHAnsi" w:cstheme="minorHAnsi"/>
-          <w:sz w:val="20"/>
-          <w:szCs w:val="20"/>
-        </w:rPr>
-        <w:t>Student Progress Monitoring: Interacted with facility administrators, parents, and students to monitor student progress, address concerns, and celebrate achievements.</w:t>
-      </w:r>
-    </w:p>
-    <w:p>
-      <w:pPr>
-        <w:rPr>
-          <w:rFonts w:asciiTheme="majorHAnsi" w:hAnsiTheme="majorHAnsi" w:cstheme="minorHAnsi"/>
-          <w:sz w:val="20"/>
-          <w:szCs w:val="20"/>
-        </w:rPr>
-      </w:pPr>
-      <w:r>
-        <w:rPr>
-          <w:rFonts w:asciiTheme="majorHAnsi" w:hAnsiTheme="majorHAnsi" w:cstheme="minorHAnsi"/>
-          <w:sz w:val="20"/>
-          <w:szCs w:val="20"/>
-        </w:rPr>
-        <w:t>Hands-On Learning Experiences:</w:t>
-      </w:r>
-    </w:p>
-    <w:p>
-      <w:pPr>
-        <w:pStyle w:val="ListParagraph"/>
-        <w:numPr>
-          <w:ilvl w:val="0"/>
-          <w:numId w:val="24"/>
-        </w:numPr>
-        <w:spacing w:after="80" w:line="240" w:lineRule="auto"/>
-        <w:ind w:left="720"/>
-        <w:rPr>
-          <w:rFonts w:asciiTheme="majorHAnsi" w:hAnsiTheme="majorHAnsi" w:cstheme="minorHAnsi"/>
-          <w:sz w:val="20"/>
-          <w:szCs w:val="20"/>
-        </w:rPr>
-      </w:pPr>
-      <w:r>
-        <w:rPr>
-          <w:rFonts w:asciiTheme="majorHAnsi" w:hAnsiTheme="majorHAnsi" w:cstheme="minorHAnsi"/>
-          <w:sz w:val="20"/>
-          <w:szCs w:val="20"/>
-        </w:rPr>
-        <w:t>My focus was on hands-on learning experiences that centered around the computer itself. I designed lessons that explored:</w:t>
-      </w:r>
-    </w:p>
-    <w:p>
-      <w:pPr>
-        <w:pStyle w:val="ListParagraph"/>
-        <w:numPr>
-          <w:ilvl w:val="0"/>
-          <w:numId w:val="24"/>
-        </w:numPr>
-        <w:spacing w:after="80" w:line="240" w:lineRule="auto"/>
-        <w:ind w:left="720"/>
-        <w:rPr>
-          <w:rFonts w:asciiTheme="majorHAnsi" w:hAnsiTheme="majorHAnsi" w:cstheme="minorHAnsi"/>
-          <w:sz w:val="20"/>
-          <w:szCs w:val="20"/>
-        </w:rPr>
-      </w:pPr>
-      <w:r>
-        <w:rPr>
-          <w:rFonts w:asciiTheme="majorHAnsi" w:hAnsiTheme="majorHAnsi" w:cstheme="minorHAnsi"/>
-          <w:sz w:val="20"/>
-          <w:szCs w:val="20"/>
-        </w:rPr>
-        <w:t>Word Processing Skills: Utilizing AppleWorks for typing and editing.</w:t>
-      </w:r>
-    </w:p>
-    <w:p>
-      <w:pPr>
-        <w:pStyle w:val="ListParagraph"/>
-        <w:numPr>
-          <w:ilvl w:val="0"/>
-          <w:numId w:val="24"/>
-        </w:numPr>
-        <w:spacing w:after="80" w:line="240" w:lineRule="auto"/>
-        <w:ind w:left="720"/>
-        <w:rPr>
-          <w:rFonts w:asciiTheme="majorHAnsi" w:hAnsiTheme="majorHAnsi" w:cstheme="minorHAnsi"/>
-          <w:sz w:val="20"/>
-          <w:szCs w:val="20"/>
-        </w:rPr>
-      </w:pPr>
-      <w:r>
-        <w:rPr>
-          <w:rFonts w:asciiTheme="majorHAnsi" w:hAnsiTheme="majorHAnsi" w:cstheme="minorHAnsi"/>
-          <w:sz w:val="20"/>
-          <w:szCs w:val="20"/>
-        </w:rPr>
-        <w:t>Spreadsheet Management Techniques: Teaching students how to manage data using spreadsheets.</w:t>
-      </w:r>
-    </w:p>
-    <w:p>
-      <w:pPr>
-        <w:pStyle w:val="ListParagraph"/>
-        <w:numPr>
-          <w:ilvl w:val="0"/>
-          <w:numId w:val="24"/>
-        </w:numPr>
-        <w:spacing w:after="80" w:line="240" w:lineRule="auto"/>
-        <w:ind w:left="720"/>
-        <w:rPr>
-          <w:rFonts w:asciiTheme="majorHAnsi" w:hAnsiTheme="majorHAnsi" w:cstheme="minorHAnsi"/>
-          <w:sz w:val="20"/>
-          <w:szCs w:val="20"/>
-        </w:rPr>
-      </w:pPr>
-      <w:r>
-        <w:rPr>
-          <w:rFonts w:asciiTheme="majorHAnsi" w:hAnsiTheme="majorHAnsi" w:cstheme="minorHAnsi"/>
-          <w:sz w:val="20"/>
-          <w:szCs w:val="20"/>
-        </w:rPr>
-        <w:t>Database Development Principles: Introducing database concepts and design principles.</w:t>
-      </w:r>
-    </w:p>
-    <w:p>
-      <w:pPr>
-        <w:rPr>
-          <w:rFonts w:asciiTheme="majorHAnsi" w:hAnsiTheme="majorHAnsi" w:cstheme="minorHAnsi"/>
-          <w:sz w:val="20"/>
-          <w:szCs w:val="20"/>
-        </w:rPr>
-      </w:pPr>
-      <w:r>
-        <w:rPr>
-          <w:rFonts w:asciiTheme="majorHAnsi" w:hAnsiTheme="majorHAnsi" w:cstheme="minorHAnsi"/>
-          <w:sz w:val="20"/>
-          <w:szCs w:val="20"/>
-        </w:rPr>
-        <w:t>Conclusion</w:t>
-      </w:r>
-      <w:r>
-        <w:rPr>
-          <w:rFonts w:asciiTheme="majorHAnsi" w:hAnsiTheme="majorHAnsi" w:cstheme="minorHAnsi"/>
-          <w:sz w:val="20"/>
-          <w:szCs w:val="20"/>
-        </w:rPr>
-        <w:t>:</w:t>
-      </w:r>
-    </w:p>
-    <w:p>
-      <w:pPr>
-        <w:rPr>
-          <w:rFonts w:asciiTheme="majorHAnsi" w:hAnsiTheme="majorHAnsi"/>
-        </w:rPr>
-      </w:pPr>
-      <w:r>
-        <w:rPr>
-          <w:rFonts w:asciiTheme="majorHAnsi" w:hAnsiTheme="majorHAnsi" w:cstheme="minorHAnsi"/>
-          <w:sz w:val="20"/>
-          <w:szCs w:val="20"/>
-        </w:rPr>
-        <w:lastRenderedPageBreak/>
-        <w:t>Through this experience, I honed my teaching skills while fostering a love for Computer Science in young women. By providing an engaging learning environment, I inspired future female tech leaders and contributed to bridging the gender gap in STEM fields.</w:t>
+        <w:t>Cross-Functional Leadership &amp; Solution Engineering:</w:t>
+      </w:r>
+      <w:r>
+        <w:rPr>
+          <w:rFonts w:ascii="Calibri" w:hAnsi="Calibri" w:cs="Calibri"/>
+        </w:rPr>
+        <w:t xml:space="preserve"> Led technical delivery teams in designing and deploying full-stack, automated enterprise tools using C#, PowerShell, Visual Basic, and SQL Server, bridging business requirements with technical execution across 30+ concurrent projects. </w:t>
       </w:r>
     </w:p>
     <w:sectPr>
@@ -2550,7 +887,7 @@
 </file>
 
 <file path=word/numbering.xml><?xml version="1.0" encoding="utf-8"?>
-<w:numbering xmlns:wpc="http://schemas.microsoft.com/office/word/2010/wordprocessingCanvas" xmlns:cx="http://schemas.microsoft.com/office/drawing/2014/chartex" xmlns:cx1="http://schemas.microsoft.com/office/drawing/2015/9/8/chartex" xmlns:cx2="http://schemas.microsoft.com/office/drawing/2015/10/21/chartex" xmlns:cx3="http://schemas.microsoft.com/office/drawing/2016/5/9/chartex" xmlns:cx4="http://schemas.microsoft.com/office/drawing/2016/5/10/chartex" xmlns:cx5="http://schemas.microsoft.com/office/drawing/2016/5/11/chartex" xmlns:cx6="http://schemas.microsoft.com/office/drawing/2016/5/12/chartex" xmlns:cx7="http://schemas.microsoft.com/office/drawing/2016/5/13/chartex" xmlns:cx8="http://schemas.microsoft.com/office/drawing/2016/5/14/chartex" xmlns:mc="http://schemas.openxmlformats.org/markup-compatibility/2006" xmlns:aink="http://schemas.microsoft.com/office/drawing/2016/ink" xmlns:am3d="http://schemas.microsoft.com/office/drawing/2017/model3d" xmlns:o="urn:schemas-microsoft-com:office:office" xmlns:oel="http://schemas.microsoft.com/office/2019/extlst" xmlns:r="http://schemas.openxmlformats.org/officeDocument/2006/relationships" xmlns:m="http://schemas.openxmlformats.org/officeDocument/2006/math" xmlns:v="urn:schemas-microsoft-com:vml" xmlns:wp14="http://schemas.microsoft.com/office/word/2010/wordprocessingDrawing" xmlns:wp="http://schemas.openxmlformats.org/drawingml/2006/wordprocessingDrawing" xmlns:w10="urn:schemas-microsoft-com:office:word" xmlns:w="http://schemas.openxmlformats.org/wordprocessingml/2006/main" xmlns:w14="http://schemas.microsoft.com/office/word/2010/wordml" xmlns:w15="http://schemas.microsoft.com/office/word/2012/wordml" xmlns:w16cex="http://schemas.microsoft.com/office/word/2018/wordml/cex" xmlns:w16cid="http://schemas.microsoft.com/office/word/2016/wordml/cid" xmlns:w16="http://schemas.microsoft.com/office/word/2018/wordml" xmlns:w16du="http://schemas.microsoft.com/office/word/2023/wordml/word16du" xmlns:w16sdtdh="http://schemas.microsoft.com/office/word/2020/wordml/sdtdatahash" xmlns:w16sdtfl="http://schemas.microsoft.com/office/word/2024/wordml/sdtformatlock" xmlns:w16se="http://schemas.microsoft.com/office/word/2015/wordml/symex" xmlns:wpg="http://schemas.microsoft.com/office/word/2010/wordprocessingGroup" xmlns:wpi="http://schemas.microsoft.com/office/word/2010/wordprocessingInk" xmlns:wne="http://schemas.microsoft.com/office/word/2006/wordml" xmlns:wps="http://schemas.microsoft.com/office/word/2010/wordprocessingShape" mc:Ignorable="w14 w15 w16se w16cid w16 w16cex w16sdtdh w16sdtfl w16du wp14">
+<w:numbering xmlns:wpc="http://schemas.microsoft.com/office/word/2010/wordprocessingCanvas" xmlns:cx="http://schemas.microsoft.com/office/drawing/2014/chartex" xmlns:cx1="http://schemas.microsoft.com/office/drawing/2015/9/8/chartex" xmlns:cx2="http://schemas.microsoft.com/office/drawing/2015/10/21/chartex" xmlns:cx3="http://schemas.microsoft.com/office/drawing/2016/5/9/chartex" xmlns:cx4="http://schemas.microsoft.com/office/drawing/2016/5/10/chartex" xmlns:cx5="http://schemas.microsoft.com/office/drawing/2016/5/11/chartex" xmlns:cx6="http://schemas.microsoft.com/office/drawing/2016/5/12/chartex" xmlns:cx7="http://schemas.microsoft.com/office/drawing/2016/5/13/chartex" xmlns:cx8="http://schemas.microsoft.com/office/drawing/2016/5/14/chartex" xmlns:mc="http://schemas.openxmlformats.org/markup-compatibility/2006" xmlns:aink="http://schemas.microsoft.com/office/drawing/2016/ink" xmlns:am3d="http://schemas.microsoft.com/office/drawing/2017/model3d" xmlns:o="urn:schemas-microsoft-com:office:office" xmlns:oel="http://schemas.microsoft.com/office/2019/extlst" xmlns:r="http://schemas.openxmlformats.org/officeDocument/2006/relationships" xmlns:m="http://schemas.openxmlformats.org/officeDocument/2006/math" xmlns:v="urn:schemas-microsoft-com:vml" xmlns:wp14="http://schemas.microsoft.com/office/word/2010/wordprocessingDrawing" xmlns:wp="http://schemas.openxmlformats.org/drawingml/2006/wordprocessingDrawing" xmlns:w10="urn:schemas-microsoft-com:office:word" xmlns:w="http://schemas.openxmlformats.org/wordprocessingml/2006/main" xmlns:w14="http://schemas.microsoft.com/office/word/2010/wordml" xmlns:w15="http://schemas.microsoft.com/office/word/2012/wordml" xmlns:w16cei="http://schemas.microsoft.com/office/word/2026/wordml/cei" xmlns:w16cex="http://schemas.microsoft.com/office/word/2018/wordml/cex" xmlns:w16cid="http://schemas.microsoft.com/office/word/2016/wordml/cid" xmlns:w16="http://schemas.microsoft.com/office/word/2018/wordml" xmlns:w16du="http://schemas.microsoft.com/office/word/2023/wordml/word16du" xmlns:w16sdtdh="http://schemas.microsoft.com/office/word/2020/wordml/sdtdatahash" xmlns:w16sdtfl="http://schemas.microsoft.com/office/word/2024/wordml/sdtformatlock" xmlns:w16se="http://schemas.microsoft.com/office/word/2015/wordml/symex" xmlns:wpg="http://schemas.microsoft.com/office/word/2010/wordprocessingGroup" xmlns:wpi="http://schemas.microsoft.com/office/word/2010/wordprocessingInk" xmlns:wne="http://schemas.microsoft.com/office/word/2006/wordml" xmlns:wps="http://schemas.microsoft.com/office/word/2010/wordprocessingShape" mc:Ignorable="w14 w15 w16se w16cid w16 w16cex w16sdtdh w16sdtfl w16du wp14">
   <w:abstractNum w:abstractNumId="0" w15:restartNumberingAfterBreak="0">
     <w:nsid w:val="031035CC"/>
     <w:multiLevelType w:val="hybridMultilevel"/>
@@ -2665,6 +1002,155 @@
     </w:lvl>
   </w:abstractNum>
   <w:abstractNum w:abstractNumId="1" w15:restartNumberingAfterBreak="0">
+    <w:nsid w:val="047C455F"/>
+    <w:multiLevelType w:val="multilevel"/>
+    <w:tmpl w:val="47389978"/>
+    <w:lvl w:ilvl="0">
+      <w:start w:val="1"/>
+      <w:numFmt w:val="bullet"/>
+      <w:lvlText w:val=""/>
+      <w:lvlJc w:val="left"/>
+      <w:pPr>
+        <w:tabs>
+          <w:tab w:val="num" w:pos="720"/>
+        </w:tabs>
+        <w:ind w:left="720" w:hanging="360"/>
+      </w:pPr>
+      <w:rPr>
+        <w:rFonts w:ascii="Symbol" w:hAnsi="Symbol" w:hint="default"/>
+        <w:sz w:val="20"/>
+      </w:rPr>
+    </w:lvl>
+    <w:lvl w:ilvl="1" w:tentative="1">
+      <w:start w:val="1"/>
+      <w:numFmt w:val="bullet"/>
+      <w:lvlText w:val="o"/>
+      <w:lvlJc w:val="left"/>
+      <w:pPr>
+        <w:tabs>
+          <w:tab w:val="num" w:pos="1440"/>
+        </w:tabs>
+        <w:ind w:left="1440" w:hanging="360"/>
+      </w:pPr>
+      <w:rPr>
+        <w:rFonts w:ascii="Courier New" w:hAnsi="Courier New" w:hint="default"/>
+        <w:sz w:val="20"/>
+      </w:rPr>
+    </w:lvl>
+    <w:lvl w:ilvl="2" w:tentative="1">
+      <w:start w:val="1"/>
+      <w:numFmt w:val="bullet"/>
+      <w:lvlText w:val=""/>
+      <w:lvlJc w:val="left"/>
+      <w:pPr>
+        <w:tabs>
+          <w:tab w:val="num" w:pos="2160"/>
+        </w:tabs>
+        <w:ind w:left="2160" w:hanging="360"/>
+      </w:pPr>
+      <w:rPr>
+        <w:rFonts w:ascii="Wingdings" w:hAnsi="Wingdings" w:hint="default"/>
+        <w:sz w:val="20"/>
+      </w:rPr>
+    </w:lvl>
+    <w:lvl w:ilvl="3" w:tentative="1">
+      <w:start w:val="1"/>
+      <w:numFmt w:val="bullet"/>
+      <w:lvlText w:val=""/>
+      <w:lvlJc w:val="left"/>
+      <w:pPr>
+        <w:tabs>
+          <w:tab w:val="num" w:pos="2880"/>
+        </w:tabs>
+        <w:ind w:left="2880" w:hanging="360"/>
+      </w:pPr>
+      <w:rPr>
+        <w:rFonts w:ascii="Wingdings" w:hAnsi="Wingdings" w:hint="default"/>
+        <w:sz w:val="20"/>
+      </w:rPr>
+    </w:lvl>
+    <w:lvl w:ilvl="4" w:tentative="1">
+      <w:start w:val="1"/>
+      <w:numFmt w:val="bullet"/>
+      <w:lvlText w:val=""/>
+      <w:lvlJc w:val="left"/>
+      <w:pPr>
+        <w:tabs>
+          <w:tab w:val="num" w:pos="3600"/>
+        </w:tabs>
+        <w:ind w:left="3600" w:hanging="360"/>
+      </w:pPr>
+      <w:rPr>
+        <w:rFonts w:ascii="Wingdings" w:hAnsi="Wingdings" w:hint="default"/>
+        <w:sz w:val="20"/>
+      </w:rPr>
+    </w:lvl>
+    <w:lvl w:ilvl="5" w:tentative="1">
+      <w:start w:val="1"/>
+      <w:numFmt w:val="bullet"/>
+      <w:lvlText w:val=""/>
+      <w:lvlJc w:val="left"/>
+      <w:pPr>
+        <w:tabs>
+          <w:tab w:val="num" w:pos="4320"/>
+        </w:tabs>
+        <w:ind w:left="4320" w:hanging="360"/>
+      </w:pPr>
+      <w:rPr>
+        <w:rFonts w:ascii="Wingdings" w:hAnsi="Wingdings" w:hint="default"/>
+        <w:sz w:val="20"/>
+      </w:rPr>
+    </w:lvl>
+    <w:lvl w:ilvl="6" w:tentative="1">
+      <w:start w:val="1"/>
+      <w:numFmt w:val="bullet"/>
+      <w:lvlText w:val=""/>
+      <w:lvlJc w:val="left"/>
+      <w:pPr>
+        <w:tabs>
+          <w:tab w:val="num" w:pos="5040"/>
+        </w:tabs>
+        <w:ind w:left="5040" w:hanging="360"/>
+      </w:pPr>
+      <w:rPr>
+        <w:rFonts w:ascii="Wingdings" w:hAnsi="Wingdings" w:hint="default"/>
+        <w:sz w:val="20"/>
+      </w:rPr>
+    </w:lvl>
+    <w:lvl w:ilvl="7" w:tentative="1">
+      <w:start w:val="1"/>
+      <w:numFmt w:val="bullet"/>
+      <w:lvlText w:val=""/>
+      <w:lvlJc w:val="left"/>
+      <w:pPr>
+        <w:tabs>
+          <w:tab w:val="num" w:pos="5760"/>
+        </w:tabs>
+        <w:ind w:left="5760" w:hanging="360"/>
+      </w:pPr>
+      <w:rPr>
+        <w:rFonts w:ascii="Wingdings" w:hAnsi="Wingdings" w:hint="default"/>
+        <w:sz w:val="20"/>
+      </w:rPr>
+    </w:lvl>
+    <w:lvl w:ilvl="8" w:tentative="1">
+      <w:start w:val="1"/>
+      <w:numFmt w:val="bullet"/>
+      <w:lvlText w:val=""/>
+      <w:lvlJc w:val="left"/>
+      <w:pPr>
+        <w:tabs>
+          <w:tab w:val="num" w:pos="6480"/>
+        </w:tabs>
+        <w:ind w:left="6480" w:hanging="360"/>
+      </w:pPr>
+      <w:rPr>
+        <w:rFonts w:ascii="Wingdings" w:hAnsi="Wingdings" w:hint="default"/>
+        <w:sz w:val="20"/>
+      </w:rPr>
+    </w:lvl>
+  </w:abstractNum>
+  <w:abstractNum w:abstractNumId="2" w15:restartNumberingAfterBreak="0">
     <w:nsid w:val="0BEA3B7B"/>
     <w:multiLevelType w:val="hybridMultilevel"/>
     <w:tmpl w:val="37C6F44C"/>
@@ -2777,7 +1263,7 @@
       </w:rPr>
     </w:lvl>
   </w:abstractNum>
-  <w:abstractNum w:abstractNumId="2" w15:restartNumberingAfterBreak="0">
+  <w:abstractNum w:abstractNumId="3" w15:restartNumberingAfterBreak="0">
     <w:nsid w:val="13C1760D"/>
     <w:multiLevelType w:val="hybridMultilevel"/>
     <w:tmpl w:val="6090ED3A"/>
@@ -2890,7 +1376,7 @@
       </w:rPr>
     </w:lvl>
   </w:abstractNum>
-  <w:abstractNum w:abstractNumId="3" w15:restartNumberingAfterBreak="0">
+  <w:abstractNum w:abstractNumId="4" w15:restartNumberingAfterBreak="0">
     <w:nsid w:val="18A11733"/>
     <w:multiLevelType w:val="hybridMultilevel"/>
     <w:tmpl w:val="7E2E35E0"/>
@@ -3003,7 +1489,7 @@
       </w:rPr>
     </w:lvl>
   </w:abstractNum>
-  <w:abstractNum w:abstractNumId="4" w15:restartNumberingAfterBreak="0">
+  <w:abstractNum w:abstractNumId="5" w15:restartNumberingAfterBreak="0">
     <w:nsid w:val="260A7AD5"/>
     <w:multiLevelType w:val="hybridMultilevel"/>
     <w:tmpl w:val="2C7E2F4C"/>
@@ -3116,7 +1602,7 @@
       </w:rPr>
     </w:lvl>
   </w:abstractNum>
-  <w:abstractNum w:abstractNumId="5" w15:restartNumberingAfterBreak="0">
+  <w:abstractNum w:abstractNumId="6" w15:restartNumberingAfterBreak="0">
     <w:nsid w:val="27A409B4"/>
     <w:multiLevelType w:val="multilevel"/>
     <w:tmpl w:val="DAA0CD32"/>
@@ -3265,7 +1751,7 @@
       </w:rPr>
     </w:lvl>
   </w:abstractNum>
-  <w:abstractNum w:abstractNumId="6" w15:restartNumberingAfterBreak="0">
+  <w:abstractNum w:abstractNumId="7" w15:restartNumberingAfterBreak="0">
     <w:nsid w:val="29625C1F"/>
     <w:multiLevelType w:val="hybridMultilevel"/>
     <w:tmpl w:val="C2EEE018"/>
@@ -3378,7 +1864,7 @@
       </w:rPr>
     </w:lvl>
   </w:abstractNum>
-  <w:abstractNum w:abstractNumId="7" w15:restartNumberingAfterBreak="0">
+  <w:abstractNum w:abstractNumId="8" w15:restartNumberingAfterBreak="0">
     <w:nsid w:val="2A274E5E"/>
     <w:multiLevelType w:val="multilevel"/>
     <w:tmpl w:val="62BC235A"/>
@@ -3527,7 +2013,7 @@
       </w:rPr>
     </w:lvl>
   </w:abstractNum>
-  <w:abstractNum w:abstractNumId="8" w15:restartNumberingAfterBreak="0">
+  <w:abstractNum w:abstractNumId="9" w15:restartNumberingAfterBreak="0">
     <w:nsid w:val="2EA4050A"/>
     <w:multiLevelType w:val="multilevel"/>
     <w:tmpl w:val="EFEA8B74"/>
@@ -3676,7 +2162,7 @@
       </w:rPr>
     </w:lvl>
   </w:abstractNum>
-  <w:abstractNum w:abstractNumId="9" w15:restartNumberingAfterBreak="0">
+  <w:abstractNum w:abstractNumId="10" w15:restartNumberingAfterBreak="0">
     <w:nsid w:val="3118128A"/>
     <w:multiLevelType w:val="multilevel"/>
     <w:tmpl w:val="B8C4C53C"/>
@@ -3825,7 +2311,7 @@
       </w:rPr>
     </w:lvl>
   </w:abstractNum>
-  <w:abstractNum w:abstractNumId="10" w15:restartNumberingAfterBreak="0">
+  <w:abstractNum w:abstractNumId="11" w15:restartNumberingAfterBreak="0">
     <w:nsid w:val="378946EA"/>
     <w:multiLevelType w:val="hybridMultilevel"/>
     <w:tmpl w:val="66A4080E"/>
@@ -3938,7 +2424,7 @@
       </w:rPr>
     </w:lvl>
   </w:abstractNum>
-  <w:abstractNum w:abstractNumId="11" w15:restartNumberingAfterBreak="0">
+  <w:abstractNum w:abstractNumId="12" w15:restartNumberingAfterBreak="0">
     <w:nsid w:val="3A435A6C"/>
     <w:multiLevelType w:val="hybridMultilevel"/>
     <w:tmpl w:val="7B3C2B96"/>
@@ -4051,7 +2537,7 @@
       </w:rPr>
     </w:lvl>
   </w:abstractNum>
-  <w:abstractNum w:abstractNumId="12" w15:restartNumberingAfterBreak="0">
+  <w:abstractNum w:abstractNumId="13" w15:restartNumberingAfterBreak="0">
     <w:nsid w:val="3D907501"/>
     <w:multiLevelType w:val="hybridMultilevel"/>
     <w:tmpl w:val="EC180120"/>
@@ -4164,7 +2650,7 @@
       </w:rPr>
     </w:lvl>
   </w:abstractNum>
-  <w:abstractNum w:abstractNumId="13" w15:restartNumberingAfterBreak="0">
+  <w:abstractNum w:abstractNumId="14" w15:restartNumberingAfterBreak="0">
     <w:nsid w:val="3EA27BF7"/>
     <w:multiLevelType w:val="hybridMultilevel"/>
     <w:tmpl w:val="202CA150"/>
@@ -4277,7 +2763,7 @@
       </w:rPr>
     </w:lvl>
   </w:abstractNum>
-  <w:abstractNum w:abstractNumId="14" w15:restartNumberingAfterBreak="0">
+  <w:abstractNum w:abstractNumId="15" w15:restartNumberingAfterBreak="0">
     <w:nsid w:val="43D1665F"/>
     <w:multiLevelType w:val="hybridMultilevel"/>
     <w:tmpl w:val="4AF033A4"/>
@@ -4390,7 +2876,7 @@
       </w:rPr>
     </w:lvl>
   </w:abstractNum>
-  <w:abstractNum w:abstractNumId="15" w15:restartNumberingAfterBreak="0">
+  <w:abstractNum w:abstractNumId="16" w15:restartNumberingAfterBreak="0">
     <w:nsid w:val="487B4DB2"/>
     <w:multiLevelType w:val="multilevel"/>
     <w:tmpl w:val="B73C16B2"/>
@@ -4539,7 +3025,7 @@
       </w:rPr>
     </w:lvl>
   </w:abstractNum>
-  <w:abstractNum w:abstractNumId="16" w15:restartNumberingAfterBreak="0">
+  <w:abstractNum w:abstractNumId="17" w15:restartNumberingAfterBreak="0">
     <w:nsid w:val="4C8976F5"/>
     <w:multiLevelType w:val="hybridMultilevel"/>
     <w:tmpl w:val="B19EAD34"/>
@@ -4652,7 +3138,7 @@
       </w:rPr>
     </w:lvl>
   </w:abstractNum>
-  <w:abstractNum w:abstractNumId="17" w15:restartNumberingAfterBreak="0">
+  <w:abstractNum w:abstractNumId="18" w15:restartNumberingAfterBreak="0">
     <w:nsid w:val="54A61F72"/>
     <w:multiLevelType w:val="hybridMultilevel"/>
     <w:tmpl w:val="2202EEA4"/>
@@ -4765,7 +3251,7 @@
       </w:rPr>
     </w:lvl>
   </w:abstractNum>
-  <w:abstractNum w:abstractNumId="18" w15:restartNumberingAfterBreak="0">
+  <w:abstractNum w:abstractNumId="19" w15:restartNumberingAfterBreak="0">
     <w:nsid w:val="57076C55"/>
     <w:multiLevelType w:val="hybridMultilevel"/>
     <w:tmpl w:val="B57CEF40"/>
@@ -4878,7 +3364,7 @@
       </w:rPr>
     </w:lvl>
   </w:abstractNum>
-  <w:abstractNum w:abstractNumId="19" w15:restartNumberingAfterBreak="0">
+  <w:abstractNum w:abstractNumId="20" w15:restartNumberingAfterBreak="0">
     <w:nsid w:val="593348AE"/>
     <w:multiLevelType w:val="hybridMultilevel"/>
     <w:tmpl w:val="FAC862B6"/>
@@ -4991,7 +3477,7 @@
       </w:rPr>
     </w:lvl>
   </w:abstractNum>
-  <w:abstractNum w:abstractNumId="20" w15:restartNumberingAfterBreak="0">
+  <w:abstractNum w:abstractNumId="21" w15:restartNumberingAfterBreak="0">
     <w:nsid w:val="593C1858"/>
     <w:multiLevelType w:val="multilevel"/>
     <w:tmpl w:val="212629F2"/>
@@ -5140,7 +3626,156 @@
       </w:rPr>
     </w:lvl>
   </w:abstractNum>
-  <w:abstractNum w:abstractNumId="21" w15:restartNumberingAfterBreak="0">
+  <w:abstractNum w:abstractNumId="22" w15:restartNumberingAfterBreak="0">
+    <w:nsid w:val="5A855BCF"/>
+    <w:multiLevelType w:val="multilevel"/>
+    <w:tmpl w:val="B4D6E7A4"/>
+    <w:lvl w:ilvl="0">
+      <w:start w:val="1"/>
+      <w:numFmt w:val="bullet"/>
+      <w:lvlText w:val=""/>
+      <w:lvlJc w:val="left"/>
+      <w:pPr>
+        <w:tabs>
+          <w:tab w:val="num" w:pos="720"/>
+        </w:tabs>
+        <w:ind w:left="720" w:hanging="360"/>
+      </w:pPr>
+      <w:rPr>
+        <w:rFonts w:ascii="Symbol" w:hAnsi="Symbol" w:hint="default"/>
+        <w:sz w:val="20"/>
+      </w:rPr>
+    </w:lvl>
+    <w:lvl w:ilvl="1" w:tentative="1">
+      <w:start w:val="1"/>
+      <w:numFmt w:val="bullet"/>
+      <w:lvlText w:val="o"/>
+      <w:lvlJc w:val="left"/>
+      <w:pPr>
+        <w:tabs>
+          <w:tab w:val="num" w:pos="1440"/>
+        </w:tabs>
+        <w:ind w:left="1440" w:hanging="360"/>
+      </w:pPr>
+      <w:rPr>
+        <w:rFonts w:ascii="Courier New" w:hAnsi="Courier New" w:hint="default"/>
+        <w:sz w:val="20"/>
+      </w:rPr>
+    </w:lvl>
+    <w:lvl w:ilvl="2" w:tentative="1">
+      <w:start w:val="1"/>
+      <w:numFmt w:val="bullet"/>
+      <w:lvlText w:val=""/>
+      <w:lvlJc w:val="left"/>
+      <w:pPr>
+        <w:tabs>
+          <w:tab w:val="num" w:pos="2160"/>
+        </w:tabs>
+        <w:ind w:left="2160" w:hanging="360"/>
+      </w:pPr>
+      <w:rPr>
+        <w:rFonts w:ascii="Wingdings" w:hAnsi="Wingdings" w:hint="default"/>
+        <w:sz w:val="20"/>
+      </w:rPr>
+    </w:lvl>
+    <w:lvl w:ilvl="3" w:tentative="1">
+      <w:start w:val="1"/>
+      <w:numFmt w:val="bullet"/>
+      <w:lvlText w:val=""/>
+      <w:lvlJc w:val="left"/>
+      <w:pPr>
+        <w:tabs>
+          <w:tab w:val="num" w:pos="2880"/>
+        </w:tabs>
+        <w:ind w:left="2880" w:hanging="360"/>
+      </w:pPr>
+      <w:rPr>
+        <w:rFonts w:ascii="Wingdings" w:hAnsi="Wingdings" w:hint="default"/>
+        <w:sz w:val="20"/>
+      </w:rPr>
+    </w:lvl>
+    <w:lvl w:ilvl="4" w:tentative="1">
+      <w:start w:val="1"/>
+      <w:numFmt w:val="bullet"/>
+      <w:lvlText w:val=""/>
+      <w:lvlJc w:val="left"/>
+      <w:pPr>
+        <w:tabs>
+          <w:tab w:val="num" w:pos="3600"/>
+        </w:tabs>
+        <w:ind w:left="3600" w:hanging="360"/>
+      </w:pPr>
+      <w:rPr>
+        <w:rFonts w:ascii="Wingdings" w:hAnsi="Wingdings" w:hint="default"/>
+        <w:sz w:val="20"/>
+      </w:rPr>
+    </w:lvl>
+    <w:lvl w:ilvl="5" w:tentative="1">
+      <w:start w:val="1"/>
+      <w:numFmt w:val="bullet"/>
+      <w:lvlText w:val=""/>
+      <w:lvlJc w:val="left"/>
+      <w:pPr>
+        <w:tabs>
+          <w:tab w:val="num" w:pos="4320"/>
+        </w:tabs>
+        <w:ind w:left="4320" w:hanging="360"/>
+      </w:pPr>
+      <w:rPr>
+        <w:rFonts w:ascii="Wingdings" w:hAnsi="Wingdings" w:hint="default"/>
+        <w:sz w:val="20"/>
+      </w:rPr>
+    </w:lvl>
+    <w:lvl w:ilvl="6" w:tentative="1">
+      <w:start w:val="1"/>
+      <w:numFmt w:val="bullet"/>
+      <w:lvlText w:val=""/>
+      <w:lvlJc w:val="left"/>
+      <w:pPr>
+        <w:tabs>
+          <w:tab w:val="num" w:pos="5040"/>
+        </w:tabs>
+        <w:ind w:left="5040" w:hanging="360"/>
+      </w:pPr>
+      <w:rPr>
+        <w:rFonts w:ascii="Wingdings" w:hAnsi="Wingdings" w:hint="default"/>
+        <w:sz w:val="20"/>
+      </w:rPr>
+    </w:lvl>
+    <w:lvl w:ilvl="7" w:tentative="1">
+      <w:start w:val="1"/>
+      <w:numFmt w:val="bullet"/>
+      <w:lvlText w:val=""/>
+      <w:lvlJc w:val="left"/>
+      <w:pPr>
+        <w:tabs>
+          <w:tab w:val="num" w:pos="5760"/>
+        </w:tabs>
+        <w:ind w:left="5760" w:hanging="360"/>
+      </w:pPr>
+      <w:rPr>
+        <w:rFonts w:ascii="Wingdings" w:hAnsi="Wingdings" w:hint="default"/>
+        <w:sz w:val="20"/>
+      </w:rPr>
+    </w:lvl>
+    <w:lvl w:ilvl="8" w:tentative="1">
+      <w:start w:val="1"/>
+      <w:numFmt w:val="bullet"/>
+      <w:lvlText w:val=""/>
+      <w:lvlJc w:val="left"/>
+      <w:pPr>
+        <w:tabs>
+          <w:tab w:val="num" w:pos="6480"/>
+        </w:tabs>
+        <w:ind w:left="6480" w:hanging="360"/>
+      </w:pPr>
+      <w:rPr>
+        <w:rFonts w:ascii="Wingdings" w:hAnsi="Wingdings" w:hint="default"/>
+        <w:sz w:val="20"/>
+      </w:rPr>
+    </w:lvl>
+  </w:abstractNum>
+  <w:abstractNum w:abstractNumId="23" w15:restartNumberingAfterBreak="0">
     <w:nsid w:val="5A9434DD"/>
     <w:multiLevelType w:val="hybridMultilevel"/>
     <w:tmpl w:val="5BA4352E"/>
@@ -5253,7 +3888,7 @@
       </w:rPr>
     </w:lvl>
   </w:abstractNum>
-  <w:abstractNum w:abstractNumId="22" w15:restartNumberingAfterBreak="0">
+  <w:abstractNum w:abstractNumId="24" w15:restartNumberingAfterBreak="0">
     <w:nsid w:val="5FAC1BF4"/>
     <w:multiLevelType w:val="multilevel"/>
     <w:tmpl w:val="414673D2"/>
@@ -5402,7 +4037,7 @@
       </w:rPr>
     </w:lvl>
   </w:abstractNum>
-  <w:abstractNum w:abstractNumId="23" w15:restartNumberingAfterBreak="0">
+  <w:abstractNum w:abstractNumId="25" w15:restartNumberingAfterBreak="0">
     <w:nsid w:val="63A21775"/>
     <w:multiLevelType w:val="hybridMultilevel"/>
     <w:tmpl w:val="13DEA5C8"/>
@@ -5515,7 +4150,7 @@
       </w:rPr>
     </w:lvl>
   </w:abstractNum>
-  <w:abstractNum w:abstractNumId="24" w15:restartNumberingAfterBreak="0">
+  <w:abstractNum w:abstractNumId="26" w15:restartNumberingAfterBreak="0">
     <w:nsid w:val="67E347FA"/>
     <w:multiLevelType w:val="multilevel"/>
     <w:tmpl w:val="141A7DD6"/>
@@ -5664,7 +4299,7 @@
       </w:rPr>
     </w:lvl>
   </w:abstractNum>
-  <w:abstractNum w:abstractNumId="25" w15:restartNumberingAfterBreak="0">
+  <w:abstractNum w:abstractNumId="27" w15:restartNumberingAfterBreak="0">
     <w:nsid w:val="788B35CA"/>
     <w:multiLevelType w:val="hybridMultilevel"/>
     <w:tmpl w:val="9E36EB64"/>
@@ -5777,7 +4412,7 @@
       </w:rPr>
     </w:lvl>
   </w:abstractNum>
-  <w:abstractNum w:abstractNumId="26" w15:restartNumberingAfterBreak="0">
+  <w:abstractNum w:abstractNumId="28" w15:restartNumberingAfterBreak="0">
     <w:nsid w:val="78BC212A"/>
     <w:multiLevelType w:val="multilevel"/>
     <w:tmpl w:val="02A60776"/>
@@ -5927,85 +4562,91 @@
     </w:lvl>
   </w:abstractNum>
   <w:num w:numId="1" w16cid:durableId="1147631381">
-    <w:abstractNumId w:val="5"/>
+    <w:abstractNumId w:val="6"/>
   </w:num>
   <w:num w:numId="2" w16cid:durableId="588077720">
+    <w:abstractNumId w:val="9"/>
+  </w:num>
+  <w:num w:numId="3" w16cid:durableId="1948613180">
+    <w:abstractNumId w:val="16"/>
+  </w:num>
+  <w:num w:numId="4" w16cid:durableId="174006147">
+    <w:abstractNumId w:val="10"/>
+  </w:num>
+  <w:num w:numId="5" w16cid:durableId="1525904447">
     <w:abstractNumId w:val="8"/>
   </w:num>
-  <w:num w:numId="3" w16cid:durableId="1948613180">
+  <w:num w:numId="6" w16cid:durableId="1106579979">
+    <w:abstractNumId w:val="21"/>
+  </w:num>
+  <w:num w:numId="7" w16cid:durableId="1869902698">
+    <w:abstractNumId w:val="24"/>
+  </w:num>
+  <w:num w:numId="8" w16cid:durableId="988366925">
+    <w:abstractNumId w:val="28"/>
+  </w:num>
+  <w:num w:numId="9" w16cid:durableId="2010869783">
+    <w:abstractNumId w:val="26"/>
+  </w:num>
+  <w:num w:numId="10" w16cid:durableId="1330408461">
+    <w:abstractNumId w:val="27"/>
+  </w:num>
+  <w:num w:numId="11" w16cid:durableId="558440625">
+    <w:abstractNumId w:val="17"/>
+  </w:num>
+  <w:num w:numId="12" w16cid:durableId="295647820">
+    <w:abstractNumId w:val="11"/>
+  </w:num>
+  <w:num w:numId="13" w16cid:durableId="415054632">
+    <w:abstractNumId w:val="12"/>
+  </w:num>
+  <w:num w:numId="14" w16cid:durableId="1013612067">
+    <w:abstractNumId w:val="18"/>
+  </w:num>
+  <w:num w:numId="15" w16cid:durableId="2133090145">
+    <w:abstractNumId w:val="19"/>
+  </w:num>
+  <w:num w:numId="16" w16cid:durableId="1643732059">
+    <w:abstractNumId w:val="20"/>
+  </w:num>
+  <w:num w:numId="17" w16cid:durableId="93208354">
+    <w:abstractNumId w:val="13"/>
+  </w:num>
+  <w:num w:numId="18" w16cid:durableId="56631012">
     <w:abstractNumId w:val="15"/>
   </w:num>
-  <w:num w:numId="4" w16cid:durableId="174006147">
-    <w:abstractNumId w:val="9"/>
-  </w:num>
-  <w:num w:numId="5" w16cid:durableId="1525904447">
+  <w:num w:numId="19" w16cid:durableId="1656640625">
     <w:abstractNumId w:val="7"/>
   </w:num>
-  <w:num w:numId="6" w16cid:durableId="1106579979">
-    <w:abstractNumId w:val="20"/>
-  </w:num>
-  <w:num w:numId="7" w16cid:durableId="1869902698">
-    <w:abstractNumId w:val="22"/>
-  </w:num>
-  <w:num w:numId="8" w16cid:durableId="988366925">
-    <w:abstractNumId w:val="26"/>
-  </w:num>
-  <w:num w:numId="9" w16cid:durableId="2010869783">
-    <w:abstractNumId w:val="24"/>
-  </w:num>
-  <w:num w:numId="10" w16cid:durableId="1330408461">
+  <w:num w:numId="20" w16cid:durableId="928389143">
     <w:abstractNumId w:val="25"/>
   </w:num>
-  <w:num w:numId="11" w16cid:durableId="558440625">
-    <w:abstractNumId w:val="16"/>
-  </w:num>
-  <w:num w:numId="12" w16cid:durableId="295647820">
-    <w:abstractNumId w:val="10"/>
-  </w:num>
-  <w:num w:numId="13" w16cid:durableId="415054632">
-    <w:abstractNumId w:val="11"/>
-  </w:num>
-  <w:num w:numId="14" w16cid:durableId="1013612067">
-    <w:abstractNumId w:val="17"/>
-  </w:num>
-  <w:num w:numId="15" w16cid:durableId="2133090145">
-    <w:abstractNumId w:val="18"/>
-  </w:num>
-  <w:num w:numId="16" w16cid:durableId="1643732059">
-    <w:abstractNumId w:val="19"/>
-  </w:num>
-  <w:num w:numId="17" w16cid:durableId="93208354">
-    <w:abstractNumId w:val="12"/>
-  </w:num>
-  <w:num w:numId="18" w16cid:durableId="56631012">
-    <w:abstractNumId w:val="14"/>
-  </w:num>
-  <w:num w:numId="19" w16cid:durableId="1656640625">
-    <w:abstractNumId w:val="6"/>
-  </w:num>
-  <w:num w:numId="20" w16cid:durableId="928389143">
+  <w:num w:numId="21" w16cid:durableId="671303703">
     <w:abstractNumId w:val="23"/>
   </w:num>
-  <w:num w:numId="21" w16cid:durableId="671303703">
-    <w:abstractNumId w:val="21"/>
-  </w:num>
   <w:num w:numId="22" w16cid:durableId="1396776728">
-    <w:abstractNumId w:val="1"/>
+    <w:abstractNumId w:val="2"/>
   </w:num>
   <w:num w:numId="23" w16cid:durableId="1003514483">
-    <w:abstractNumId w:val="3"/>
+    <w:abstractNumId w:val="4"/>
   </w:num>
   <w:num w:numId="24" w16cid:durableId="1609191332">
-    <w:abstractNumId w:val="2"/>
+    <w:abstractNumId w:val="3"/>
   </w:num>
   <w:num w:numId="25" w16cid:durableId="1726104780">
     <w:abstractNumId w:val="0"/>
   </w:num>
   <w:num w:numId="26" w16cid:durableId="1097680184">
-    <w:abstractNumId w:val="13"/>
+    <w:abstractNumId w:val="14"/>
   </w:num>
   <w:num w:numId="27" w16cid:durableId="1029188221">
-    <w:abstractNumId w:val="4"/>
+    <w:abstractNumId w:val="5"/>
+  </w:num>
+  <w:num w:numId="28" w16cid:durableId="280961856">
+    <w:abstractNumId w:val="22"/>
+  </w:num>
+  <w:num w:numId="29" w16cid:durableId="2099402714">
+    <w:abstractNumId w:val="1"/>
   </w:num>
 </w:numbering>
 </file>
@@ -6410,6 +5051,7 @@
   <w:style w:type="paragraph" w:default="1" w:styleId="Normal">
     <w:name w:val="Normal"/>
     <w:qFormat/>
+    <w:rsid w:val="004335E4"/>
   </w:style>
   <w:style w:type="paragraph" w:styleId="Heading1">
     <w:name w:val="heading 1"/>
@@ -6950,6 +5592,21 @@
       <w:shd w:val="clear" w:color="auto" w:fill="E1DFDD"/>
     </w:rPr>
   </w:style>
+  <w:style w:type="paragraph" w:styleId="NormalWeb">
+    <w:name w:val="Normal (Web)"/>
+    <w:basedOn w:val="Normal"/>
+    <w:uiPriority w:val="99"/>
+    <w:unhideWhenUsed/>
+    <w:rsid w:val="004335E4"/>
+    <w:pPr>
+      <w:spacing w:before="100" w:beforeAutospacing="1" w:after="100" w:afterAutospacing="1" w:line="240" w:lineRule="auto"/>
+    </w:pPr>
+    <w:rPr>
+      <w:rFonts w:ascii="Times New Roman" w:eastAsia="Times New Roman" w:hAnsi="Times New Roman" w:cs="Times New Roman"/>
+      <w:kern w:val="0"/>
+      <w14:ligatures w14:val="none"/>
+    </w:rPr>
+  </w:style>
 </w:styles>
 </file>
 

--- a/resume/Delbert_Aud_Resume.docx
+++ b/resume/Delbert_Aud_Resume.docx
@@ -1,6 +1,6 @@
 
 <file path=word/document.xml><?xml version="1.0" encoding="utf-8"?>
-<w:document xmlns:wpc="http://schemas.microsoft.com/office/word/2010/wordprocessingCanvas" xmlns:cx="http://schemas.microsoft.com/office/drawing/2014/chartex" xmlns:cx1="http://schemas.microsoft.com/office/drawing/2015/9/8/chartex" xmlns:cx2="http://schemas.microsoft.com/office/drawing/2015/10/21/chartex" xmlns:cx3="http://schemas.microsoft.com/office/drawing/2016/5/9/chartex" xmlns:cx4="http://schemas.microsoft.com/office/drawing/2016/5/10/chartex" xmlns:cx5="http://schemas.microsoft.com/office/drawing/2016/5/11/chartex" xmlns:cx6="http://schemas.microsoft.com/office/drawing/2016/5/12/chartex" xmlns:cx7="http://schemas.microsoft.com/office/drawing/2016/5/13/chartex" xmlns:cx8="http://schemas.microsoft.com/office/drawing/2016/5/14/chartex" xmlns:mc="http://schemas.openxmlformats.org/markup-compatibility/2006" xmlns:aink="http://schemas.microsoft.com/office/drawing/2016/ink" xmlns:am3d="http://schemas.microsoft.com/office/drawing/2017/model3d" xmlns:o="urn:schemas-microsoft-com:office:office" xmlns:oel="http://schemas.microsoft.com/office/2019/extlst" xmlns:r="http://schemas.openxmlformats.org/officeDocument/2006/relationships" xmlns:m="http://schemas.openxmlformats.org/officeDocument/2006/math" xmlns:v="urn:schemas-microsoft-com:vml" xmlns:wp14="http://schemas.microsoft.com/office/word/2010/wordprocessingDrawing" xmlns:wp="http://schemas.openxmlformats.org/drawingml/2006/wordprocessingDrawing" xmlns:w10="urn:schemas-microsoft-com:office:word" xmlns:w="http://schemas.openxmlformats.org/wordprocessingml/2006/main" xmlns:w14="http://schemas.microsoft.com/office/word/2010/wordml" xmlns:w15="http://schemas.microsoft.com/office/word/2012/wordml" xmlns:w16cei="http://schemas.microsoft.com/office/word/2026/wordml/cei" xmlns:w16cex="http://schemas.microsoft.com/office/word/2018/wordml/cex" xmlns:w16cid="http://schemas.microsoft.com/office/word/2016/wordml/cid" xmlns:w16="http://schemas.microsoft.com/office/word/2018/wordml" xmlns:w16du="http://schemas.microsoft.com/office/word/2023/wordml/word16du" xmlns:w16sdtdh="http://schemas.microsoft.com/office/word/2020/wordml/sdtdatahash" xmlns:w16sdtfl="http://schemas.microsoft.com/office/word/2024/wordml/sdtformatlock" xmlns:w16se="http://schemas.microsoft.com/office/word/2015/wordml/symex" xmlns:wpg="http://schemas.microsoft.com/office/word/2010/wordprocessingGroup" xmlns:wpi="http://schemas.microsoft.com/office/word/2010/wordprocessingInk" xmlns:wne="http://schemas.microsoft.com/office/word/2006/wordml" xmlns:wps="http://schemas.microsoft.com/office/word/2010/wordprocessingShape" mc:Ignorable="w14 w15 w16se w16cid w16 w16cex w16sdtdh w16sdtfl w16du wp14">
+<w:document xmlns:wpc="http://schemas.microsoft.com/office/word/2010/wordprocessingCanvas" xmlns:cx="http://schemas.microsoft.com/office/drawing/2014/chartex" xmlns:cx1="http://schemas.microsoft.com/office/drawing/2015/9/8/chartex" xmlns:cx2="http://schemas.microsoft.com/office/drawing/2015/10/21/chartex" xmlns:cx3="http://schemas.microsoft.com/office/drawing/2016/5/9/chartex" xmlns:cx4="http://schemas.microsoft.com/office/drawing/2016/5/10/chartex" xmlns:cx5="http://schemas.microsoft.com/office/drawing/2016/5/11/chartex" xmlns:cx6="http://schemas.microsoft.com/office/drawing/2016/5/12/chartex" xmlns:cx7="http://schemas.microsoft.com/office/drawing/2016/5/13/chartex" xmlns:cx8="http://schemas.microsoft.com/office/drawing/2016/5/14/chartex" xmlns:mc="http://schemas.openxmlformats.org/markup-compatibility/2006" xmlns:aink="http://schemas.microsoft.com/office/drawing/2016/ink" xmlns:am3d="http://schemas.microsoft.com/office/drawing/2017/model3d" xmlns:o="urn:schemas-microsoft-com:office:office" xmlns:oel="http://schemas.microsoft.com/office/2019/extlst" xmlns:r="http://schemas.openxmlformats.org/officeDocument/2006/relationships" xmlns:m="http://schemas.openxmlformats.org/officeDocument/2006/math" xmlns:v="urn:schemas-microsoft-com:vml" xmlns:wp14="http://schemas.microsoft.com/office/word/2010/wordprocessingDrawing" xmlns:wp="http://schemas.openxmlformats.org/drawingml/2006/wordprocessingDrawing" xmlns:w10="urn:schemas-microsoft-com:office:word" xmlns:w="http://schemas.openxmlformats.org/wordprocessingml/2006/main" xmlns:w14="http://schemas.microsoft.com/office/word/2010/wordml" xmlns:w15="http://schemas.microsoft.com/office/word/2012/wordml" xmlns:w16cex="http://schemas.microsoft.com/office/word/2018/wordml/cex" xmlns:w16cid="http://schemas.microsoft.com/office/word/2016/wordml/cid" xmlns:w16="http://schemas.microsoft.com/office/word/2018/wordml" xmlns:w16du="http://schemas.microsoft.com/office/word/2023/wordml/word16du" xmlns:w16sdtdh="http://schemas.microsoft.com/office/word/2020/wordml/sdtdatahash" xmlns:w16sdtfl="http://schemas.microsoft.com/office/word/2024/wordml/sdtformatlock" xmlns:w16se="http://schemas.microsoft.com/office/word/2015/wordml/symex" xmlns:wpg="http://schemas.microsoft.com/office/word/2010/wordprocessingGroup" xmlns:wpi="http://schemas.microsoft.com/office/word/2010/wordprocessingInk" xmlns:wne="http://schemas.microsoft.com/office/word/2006/wordml" xmlns:wps="http://schemas.microsoft.com/office/word/2010/wordprocessingShape" mc:Ignorable="w14 w15 w16se w16cid w16 w16cex w16sdtdh w16sdtfl w16du wp14">
   <w:body>
     <w:p>
       <w:pPr>
@@ -34,12 +34,10 @@
       <w:r>
         <w:rPr>
           <w:rFonts w:ascii="Calibri" w:hAnsi="Calibri" w:cs="Calibri"/>
-          <w:b/>
-          <w:bCs/>
           <w:sz w:val="28"/>
           <w:szCs w:val="28"/>
         </w:rPr>
-        <w:t>Location:</w:t>
+        <w:t>Henderson, Nevada, USA</w:t>
       </w:r>
       <w:r>
         <w:rPr>
@@ -47,7 +45,7 @@
           <w:sz w:val="28"/>
           <w:szCs w:val="28"/>
         </w:rPr>
-        <w:t xml:space="preserve"> Henderson, Nevada, USA</w:t>
+        <w:t xml:space="preserve"> | </w:t>
       </w:r>
       <w:r>
         <w:rPr>
@@ -55,7 +53,34 @@
           <w:sz w:val="28"/>
           <w:szCs w:val="28"/>
         </w:rPr>
+        <w:t xml:space="preserve">United States Citizen </w:t>
+      </w:r>
+      <w:r>
+        <w:rPr>
+          <w:rFonts w:ascii="Calibri" w:hAnsi="Calibri" w:cs="Calibri"/>
+          <w:sz w:val="28"/>
+          <w:szCs w:val="28"/>
+        </w:rPr>
         <w:br/>
+      </w:r>
+      <w:hyperlink r:id="rId5" w:history="1">
+        <w:r>
+          <w:rPr>
+            <w:rStyle w:val="Hyperlink"/>
+            <w:rFonts w:ascii="Calibri" w:hAnsi="Calibri" w:cs="Calibri"/>
+            <w:sz w:val="28"/>
+            <w:szCs w:val="28"/>
+          </w:rPr>
+          <w:t>delbert.aud@gmail.com</w:t>
+        </w:r>
+      </w:hyperlink>
+      <w:r>
+        <w:rPr>
+          <w:rFonts w:ascii="Calibri" w:hAnsi="Calibri" w:cs="Calibri"/>
+          <w:sz w:val="28"/>
+          <w:szCs w:val="28"/>
+        </w:rPr>
+        <w:t xml:space="preserve"> | </w:t>
       </w:r>
       <w:r>
         <w:rPr>
@@ -65,7 +90,7 @@
           <w:sz w:val="28"/>
           <w:szCs w:val="28"/>
         </w:rPr>
-        <w:t>Email:</w:t>
+        <w:t>Phone:</w:t>
       </w:r>
       <w:r>
         <w:rPr>
@@ -73,7 +98,15 @@
           <w:sz w:val="28"/>
           <w:szCs w:val="28"/>
         </w:rPr>
-        <w:t xml:space="preserve"> delbert.aud@gmail.com | </w:t>
+        <w:t xml:space="preserve"> 702-449-2337</w:t>
+      </w:r>
+      <w:r>
+        <w:rPr>
+          <w:rFonts w:ascii="Calibri" w:hAnsi="Calibri" w:cs="Calibri"/>
+          <w:sz w:val="28"/>
+          <w:szCs w:val="28"/>
+        </w:rPr>
+        <w:br/>
       </w:r>
       <w:r>
         <w:rPr>
@@ -83,7 +116,7 @@
           <w:sz w:val="28"/>
           <w:szCs w:val="28"/>
         </w:rPr>
-        <w:t>Phone:</w:t>
+        <w:t>GitHub:</w:t>
       </w:r>
       <w:r>
         <w:rPr>
@@ -91,7 +124,7 @@
           <w:sz w:val="28"/>
           <w:szCs w:val="28"/>
         </w:rPr>
-        <w:t xml:space="preserve"> 702-449-2337</w:t>
+        <w:t xml:space="preserve"> github.io</w:t>
       </w:r>
       <w:r>
         <w:rPr>
@@ -99,7 +132,7 @@
           <w:sz w:val="28"/>
           <w:szCs w:val="28"/>
         </w:rPr>
-        <w:br/>
+        <w:t xml:space="preserve"> | </w:t>
       </w:r>
       <w:r>
         <w:rPr>
@@ -109,7 +142,7 @@
           <w:sz w:val="28"/>
           <w:szCs w:val="28"/>
         </w:rPr>
-        <w:t>GitHub:</w:t>
+        <w:t>LinkedIn:</w:t>
       </w:r>
       <w:r>
         <w:rPr>
@@ -117,8 +150,28 @@
           <w:sz w:val="28"/>
           <w:szCs w:val="28"/>
         </w:rPr>
-        <w:t xml:space="preserve"> github.io | </w:t>
+        <w:t xml:space="preserve"> linkedin.com</w:t>
       </w:r>
+    </w:p>
+    <w:p>
+      <w:pPr>
+        <w:rPr>
+          <w:rFonts w:ascii="Calibri" w:hAnsi="Calibri" w:cs="Calibri"/>
+          <w:b/>
+          <w:bCs/>
+          <w:sz w:val="20"/>
+          <w:szCs w:val="20"/>
+        </w:rPr>
+      </w:pPr>
+    </w:p>
+    <w:p>
+      <w:pPr>
+        <w:rPr>
+          <w:rFonts w:ascii="Calibri" w:hAnsi="Calibri" w:cs="Calibri"/>
+          <w:sz w:val="28"/>
+          <w:szCs w:val="28"/>
+        </w:rPr>
+      </w:pPr>
       <w:r>
         <w:rPr>
           <w:rFonts w:ascii="Calibri" w:hAnsi="Calibri" w:cs="Calibri"/>
@@ -127,36 +180,8 @@
           <w:sz w:val="28"/>
           <w:szCs w:val="28"/>
         </w:rPr>
-        <w:t>LinkedIn:</w:t>
+        <w:t xml:space="preserve">PROFESSIONAL </w:t>
       </w:r>
-      <w:r>
-        <w:rPr>
-          <w:rFonts w:ascii="Calibri" w:hAnsi="Calibri" w:cs="Calibri"/>
-          <w:sz w:val="28"/>
-          <w:szCs w:val="28"/>
-        </w:rPr>
-        <w:t xml:space="preserve"> linkedin.com</w:t>
-      </w:r>
-    </w:p>
-    <w:p>
-      <w:pPr>
-        <w:rPr>
-          <w:rFonts w:ascii="Calibri" w:hAnsi="Calibri" w:cs="Calibri"/>
-          <w:b/>
-          <w:bCs/>
-          <w:sz w:val="20"/>
-          <w:szCs w:val="20"/>
-        </w:rPr>
-      </w:pPr>
-    </w:p>
-    <w:p>
-      <w:pPr>
-        <w:rPr>
-          <w:rFonts w:ascii="Calibri" w:hAnsi="Calibri" w:cs="Calibri"/>
-          <w:sz w:val="28"/>
-          <w:szCs w:val="28"/>
-        </w:rPr>
-      </w:pPr>
       <w:r>
         <w:rPr>
           <w:rFonts w:ascii="Calibri" w:hAnsi="Calibri" w:cs="Calibri"/>
@@ -165,8 +190,37 @@
           <w:sz w:val="28"/>
           <w:szCs w:val="28"/>
         </w:rPr>
-        <w:t xml:space="preserve">PROFESSIONAL </w:t>
+        <w:t>SUMMARY</w:t>
       </w:r>
+    </w:p>
+    <w:p>
+      <w:pPr>
+        <w:rPr>
+          <w:rFonts w:ascii="Calibri" w:hAnsi="Calibri" w:cs="Calibri"/>
+        </w:rPr>
+      </w:pPr>
+      <w:r>
+        <w:rPr>
+          <w:rFonts w:ascii="Calibri" w:hAnsi="Calibri" w:cs="Calibri"/>
+        </w:rPr>
+        <w:t>Enterprise Solutions Architect and Automation Lead with extensive experience modernizing enterprise infrastructure and engineering scalable, end-to-end automation pipelines. Proven track record of architecting secure, autonomous multi-agent systems and leveraging the Google Gemini ecosystem to eliminate operational bottlenecks, optimize data workflows, and deliver measurable ROI. Combines decades of deep systems engineering and compliance leadership with modern generative AI protocols to build resilient, self-healing enterprise solutions.</w:t>
+      </w:r>
+    </w:p>
+    <w:p>
+      <w:pPr>
+        <w:rPr>
+          <w:rFonts w:ascii="Calibri" w:hAnsi="Calibri" w:cs="Calibri"/>
+        </w:rPr>
+      </w:pPr>
+    </w:p>
+    <w:p>
+      <w:pPr>
+        <w:rPr>
+          <w:rFonts w:ascii="Calibri" w:hAnsi="Calibri" w:cs="Calibri"/>
+          <w:sz w:val="28"/>
+          <w:szCs w:val="28"/>
+        </w:rPr>
+      </w:pPr>
       <w:r>
         <w:rPr>
           <w:rFonts w:ascii="Calibri" w:hAnsi="Calibri" w:cs="Calibri"/>
@@ -175,86 +229,225 @@
           <w:sz w:val="28"/>
           <w:szCs w:val="28"/>
         </w:rPr>
-        <w:t>SUMMARY</w:t>
+        <w:t>TECHNICAL PROFICIENCIES</w:t>
       </w:r>
     </w:p>
     <w:p>
       <w:pPr>
-        <w:rPr>
-          <w:rFonts w:ascii="Calibri" w:hAnsi="Calibri" w:cs="Calibri"/>
+        <w:pStyle w:val="NormalWeb"/>
+        <w:numPr>
+          <w:ilvl w:val="0"/>
+          <w:numId w:val="2"/>
+        </w:numPr>
+        <w:spacing w:before="0" w:beforeAutospacing="0"/>
+        <w:rPr>
+          <w:rFonts w:ascii="Arial" w:hAnsi="Arial" w:cs="Arial"/>
         </w:rPr>
       </w:pPr>
       <w:r>
         <w:rPr>
-          <w:rFonts w:ascii="Calibri" w:hAnsi="Calibri" w:cs="Calibri"/>
-        </w:rPr>
-        <w:t xml:space="preserve">Visionary AI Automation Expert and Solutions Architect with over 40 years of success leading digital </w:t>
+          <w:rFonts w:ascii="Arial" w:hAnsi="Arial" w:cs="Arial"/>
+          <w:b/>
+          <w:bCs/>
+        </w:rPr>
+        <w:t>AI/ML &amp; Agentic Orchestration:</w:t>
       </w:r>
       <w:r>
         <w:rPr>
-          <w:rFonts w:ascii="Calibri" w:hAnsi="Calibri" w:cs="Calibri"/>
-        </w:rPr>
-        <w:t>transformation</w:t>
+          <w:rFonts w:ascii="Arial" w:hAnsi="Arial" w:cs="Arial"/>
+        </w:rPr>
+        <w:t xml:space="preserve"> Google Gemini API, Gemini AI Studio, Multi-Agent Systems, Agentic Protocols (MCP/A2A), Semantic Embeddings, n8n </w:t>
       </w:r>
       <w:r>
         <w:rPr>
-          <w:rFonts w:ascii="Calibri" w:hAnsi="Calibri" w:cs="Calibri"/>
-        </w:rPr>
-        <w:t xml:space="preserve"> and modernizing enterprise infrastructure. High-utility developer specializing in end-to-end process automation using Python and the Google Gemini ecosystem. Proven track record of </w:t>
-      </w:r>
-      <w:r>
-        <w:rPr>
-          <w:rFonts w:ascii="Calibri" w:hAnsi="Calibri" w:cs="Calibri"/>
-        </w:rPr>
-        <w:t>architecture</w:t>
-      </w:r>
-      <w:r>
-        <w:rPr>
-          <w:rFonts w:ascii="Calibri" w:hAnsi="Calibri" w:cs="Calibri"/>
-        </w:rPr>
-        <w:t xml:space="preserve"> secure, autonomous multi-agent systems via </w:t>
-      </w:r>
-      <w:r>
-        <w:rPr>
-          <w:rFonts w:ascii="Calibri" w:hAnsi="Calibri" w:cs="Calibri"/>
-        </w:rPr>
-        <w:t>Python t</w:t>
-      </w:r>
-      <w:r>
-        <w:rPr>
-          <w:rFonts w:ascii="Calibri" w:hAnsi="Calibri" w:cs="Calibri"/>
-        </w:rPr>
-        <w:t xml:space="preserve">o eliminate operational bottlenecks and streamline data workflows. Pragmatic </w:t>
-      </w:r>
-      <w:r>
-        <w:rPr>
-          <w:rFonts w:ascii="Calibri" w:hAnsi="Calibri" w:cs="Calibri"/>
-        </w:rPr>
-        <w:t>strategists are</w:t>
-      </w:r>
-      <w:r>
-        <w:rPr>
-          <w:rFonts w:ascii="Calibri" w:hAnsi="Calibri" w:cs="Calibri"/>
-        </w:rPr>
-        <w:t xml:space="preserve"> adept at aligning generative AI capabilities with corporate objectives to mitigate risk, maximize ROI, and build scalable, self-healing data pipelines.</w:t>
+          <w:rFonts w:ascii="Arial" w:hAnsi="Arial" w:cs="Arial"/>
+        </w:rPr>
+        <w:br/>
       </w:r>
     </w:p>
     <w:p>
       <w:pPr>
-        <w:rPr>
-          <w:rFonts w:ascii="Calibri" w:hAnsi="Calibri" w:cs="Calibri"/>
-        </w:rPr>
-      </w:pPr>
+        <w:pStyle w:val="NormalWeb"/>
+        <w:numPr>
+          <w:ilvl w:val="0"/>
+          <w:numId w:val="2"/>
+        </w:numPr>
+        <w:spacing w:before="0" w:beforeAutospacing="0"/>
+        <w:rPr>
+          <w:rFonts w:ascii="Arial" w:hAnsi="Arial" w:cs="Arial"/>
+        </w:rPr>
+      </w:pPr>
+      <w:r>
+        <w:rPr>
+          <w:rFonts w:ascii="Arial" w:hAnsi="Arial" w:cs="Arial"/>
+          <w:b/>
+          <w:bCs/>
+        </w:rPr>
+        <w:t>Automation &amp; Pipelines:</w:t>
+      </w:r>
+      <w:r>
+        <w:rPr>
+          <w:rFonts w:ascii="Arial" w:hAnsi="Arial" w:cs="Arial"/>
+        </w:rPr>
+        <w:t xml:space="preserve"> Python, n8n, Node-RED, Apache NiFi, Robotic Process Automation (RPA), Selenium, PowerShell, RESTful APIs </w:t>
+      </w:r>
+      <w:r>
+        <w:rPr>
+          <w:rFonts w:ascii="Arial" w:hAnsi="Arial" w:cs="Arial"/>
+        </w:rPr>
+        <w:br/>
+      </w:r>
     </w:p>
     <w:p>
       <w:pPr>
+        <w:pStyle w:val="NormalWeb"/>
+        <w:numPr>
+          <w:ilvl w:val="0"/>
+          <w:numId w:val="2"/>
+        </w:numPr>
+        <w:spacing w:before="0" w:beforeAutospacing="0"/>
+        <w:rPr>
+          <w:rFonts w:ascii="Arial" w:hAnsi="Arial" w:cs="Arial"/>
+        </w:rPr>
+      </w:pPr>
+      <w:r>
+        <w:rPr>
+          <w:rFonts w:ascii="Arial" w:hAnsi="Arial" w:cs="Arial"/>
+          <w:b/>
+          <w:bCs/>
+        </w:rPr>
+        <w:t>Databases &amp; Vector Storage:</w:t>
+      </w:r>
+      <w:r>
+        <w:rPr>
+          <w:rFonts w:ascii="Arial" w:hAnsi="Arial" w:cs="Arial"/>
+        </w:rPr>
+        <w:t xml:space="preserve"> PostgreSQL (pgvector), Elasticsearch, SQL Server, Oracle, MongoDB, Redis, SQLite </w:t>
+      </w:r>
+      <w:r>
+        <w:rPr>
+          <w:rFonts w:ascii="Arial" w:hAnsi="Arial" w:cs="Arial"/>
+        </w:rPr>
+        <w:br/>
+      </w:r>
+    </w:p>
+    <w:p>
+      <w:pPr>
+        <w:pStyle w:val="NormalWeb"/>
+        <w:numPr>
+          <w:ilvl w:val="0"/>
+          <w:numId w:val="2"/>
+        </w:numPr>
+        <w:spacing w:before="0" w:beforeAutospacing="0"/>
+        <w:rPr>
+          <w:rFonts w:ascii="Arial" w:hAnsi="Arial" w:cs="Arial"/>
+        </w:rPr>
+      </w:pPr>
+      <w:r>
+        <w:rPr>
+          <w:rFonts w:ascii="Arial" w:hAnsi="Arial" w:cs="Arial"/>
+          <w:b/>
+          <w:bCs/>
+        </w:rPr>
+        <w:t>Cloud &amp; Infrastructure:</w:t>
+      </w:r>
+      <w:r>
+        <w:rPr>
+          <w:rFonts w:ascii="Arial" w:hAnsi="Arial" w:cs="Arial"/>
+        </w:rPr>
+        <w:t xml:space="preserve"> Google Cloud Platform (GCP), Amazon Web Services (AWS), Docker, Proxmox, VMware ESXi, Linux/CentOS </w:t>
+      </w:r>
+      <w:r>
+        <w:rPr>
+          <w:rFonts w:ascii="Arial" w:hAnsi="Arial" w:cs="Arial"/>
+        </w:rPr>
+        <w:br/>
+      </w:r>
+    </w:p>
+    <w:p>
+      <w:pPr>
+        <w:pStyle w:val="NormalWeb"/>
+        <w:numPr>
+          <w:ilvl w:val="0"/>
+          <w:numId w:val="2"/>
+        </w:numPr>
+        <w:spacing w:before="0" w:beforeAutospacing="0"/>
+        <w:rPr>
+          <w:rFonts w:ascii="Arial" w:hAnsi="Arial" w:cs="Arial"/>
+        </w:rPr>
+      </w:pPr>
+      <w:r>
+        <w:rPr>
+          <w:rFonts w:ascii="Arial" w:hAnsi="Arial" w:cs="Arial"/>
+          <w:b/>
+          <w:bCs/>
+        </w:rPr>
+        <w:t>Programming Languages:</w:t>
+      </w:r>
+      <w:r>
+        <w:rPr>
+          <w:rFonts w:ascii="Arial" w:hAnsi="Arial" w:cs="Arial"/>
+        </w:rPr>
+        <w:t xml:space="preserve"> Python, Go, C, C++, Java, C#, JavaScript, SQL, Visual Basic </w:t>
+      </w:r>
+      <w:r>
+        <w:rPr>
+          <w:rFonts w:ascii="Arial" w:hAnsi="Arial" w:cs="Arial"/>
+        </w:rPr>
+        <w:br/>
+      </w:r>
+    </w:p>
+    <w:p>
+      <w:pPr>
+        <w:pStyle w:val="NormalWeb"/>
+        <w:numPr>
+          <w:ilvl w:val="0"/>
+          <w:numId w:val="2"/>
+        </w:numPr>
+        <w:spacing w:before="0" w:beforeAutospacing="0"/>
+        <w:rPr>
+          <w:rFonts w:ascii="Arial" w:hAnsi="Arial" w:cs="Arial"/>
+        </w:rPr>
+      </w:pPr>
+      <w:r>
+        <w:rPr>
+          <w:rFonts w:ascii="Arial" w:hAnsi="Arial" w:cs="Arial"/>
+          <w:b/>
+          <w:bCs/>
+        </w:rPr>
+        <w:t>Security &amp; Compliance:</w:t>
+      </w:r>
+      <w:r>
+        <w:rPr>
+          <w:rFonts w:ascii="Arial" w:hAnsi="Arial" w:cs="Arial"/>
+        </w:rPr>
+        <w:t xml:space="preserve"> DISA STIG, DITSCAP, DODAF, DIACAP </w:t>
+      </w:r>
+    </w:p>
+    <w:p>
+      <w:pPr>
+        <w:numPr>
+          <w:ilvl w:val="0"/>
+          <w:numId w:val="2"/>
+        </w:numPr>
         <w:rPr>
           <w:rFonts w:ascii="Calibri" w:hAnsi="Calibri" w:cs="Calibri"/>
-          <w:sz w:val="28"/>
-          <w:szCs w:val="28"/>
+          <w:b/>
+          <w:bCs/>
         </w:rPr>
       </w:pPr>
       <w:r>
+        <w:rPr>
+          <w:rFonts w:ascii="Calibri" w:hAnsi="Calibri" w:cs="Calibri"/>
+          <w:b/>
+          <w:bCs/>
+        </w:rPr>
+        <w:br w:type="page"/>
+      </w:r>
+    </w:p>
+    <w:p>
+      <w:pPr>
+        <w:pStyle w:val="NormalWeb"/>
         <w:rPr>
           <w:rFonts w:ascii="Calibri" w:hAnsi="Calibri" w:cs="Calibri"/>
           <w:b/>
@@ -262,250 +455,8 @@
           <w:sz w:val="28"/>
           <w:szCs w:val="28"/>
         </w:rPr>
-        <w:t>TECHNICAL PROFICIENCIES</w:t>
-      </w:r>
-    </w:p>
-    <w:p>
-      <w:pPr>
-        <w:numPr>
-          <w:ilvl w:val="0"/>
-          <w:numId w:val="2"/>
-        </w:numPr>
-        <w:rPr>
-          <w:rFonts w:ascii="Calibri" w:hAnsi="Calibri" w:cs="Calibri"/>
-          <w:b/>
-          <w:bCs/>
-        </w:rPr>
       </w:pPr>
       <w:r>
-        <w:rPr>
-          <w:rFonts w:ascii="Calibri" w:hAnsi="Calibri" w:cs="Calibri"/>
-          <w:b/>
-          <w:bCs/>
-        </w:rPr>
-        <w:t xml:space="preserve">AI/ML &amp; Agentic Orchestration: Google Gemini API, Gemini </w:t>
-      </w:r>
-      <w:r>
-        <w:rPr>
-          <w:rFonts w:ascii="Calibri" w:hAnsi="Calibri" w:cs="Calibri"/>
-          <w:b/>
-          <w:bCs/>
-        </w:rPr>
-        <w:t>AI Studio</w:t>
-      </w:r>
-      <w:r>
-        <w:rPr>
-          <w:rFonts w:ascii="Calibri" w:hAnsi="Calibri" w:cs="Calibri"/>
-          <w:b/>
-          <w:bCs/>
-        </w:rPr>
-        <w:t xml:space="preserve">, </w:t>
-      </w:r>
-      <w:r>
-        <w:rPr>
-          <w:rFonts w:ascii="Calibri" w:hAnsi="Calibri" w:cs="Calibri"/>
-          <w:b/>
-          <w:bCs/>
-        </w:rPr>
-        <w:t>n8n</w:t>
-      </w:r>
-      <w:r>
-        <w:rPr>
-          <w:rFonts w:ascii="Calibri" w:hAnsi="Calibri" w:cs="Calibri"/>
-          <w:b/>
-          <w:bCs/>
-        </w:rPr>
-        <w:t>, Multi-Agent Systems, Agentic Protocols (MCP/A2A)</w:t>
-      </w:r>
-    </w:p>
-    <w:p>
-      <w:pPr>
-        <w:numPr>
-          <w:ilvl w:val="0"/>
-          <w:numId w:val="2"/>
-        </w:numPr>
-        <w:rPr>
-          <w:rFonts w:ascii="Calibri" w:hAnsi="Calibri" w:cs="Calibri"/>
-          <w:b/>
-          <w:bCs/>
-        </w:rPr>
-      </w:pPr>
-      <w:r>
-        <w:rPr>
-          <w:rFonts w:ascii="Calibri" w:hAnsi="Calibri" w:cs="Calibri"/>
-          <w:b/>
-          <w:bCs/>
-        </w:rPr>
-        <w:t xml:space="preserve">Automation Frameworks: Python, n8n, Node-RED, Apache </w:t>
-      </w:r>
-      <w:proofErr w:type="spellStart"/>
-      <w:r>
-        <w:rPr>
-          <w:rFonts w:ascii="Calibri" w:hAnsi="Calibri" w:cs="Calibri"/>
-          <w:b/>
-          <w:bCs/>
-        </w:rPr>
-        <w:t>NiFi</w:t>
-      </w:r>
-      <w:proofErr w:type="spellEnd"/>
-      <w:r>
-        <w:rPr>
-          <w:rFonts w:ascii="Calibri" w:hAnsi="Calibri" w:cs="Calibri"/>
-          <w:b/>
-          <w:bCs/>
-        </w:rPr>
-        <w:t>, Robotic Process Automation (RPA), Selenium</w:t>
-      </w:r>
-    </w:p>
-    <w:p>
-      <w:pPr>
-        <w:numPr>
-          <w:ilvl w:val="0"/>
-          <w:numId w:val="2"/>
-        </w:numPr>
-        <w:rPr>
-          <w:rFonts w:ascii="Calibri" w:hAnsi="Calibri" w:cs="Calibri"/>
-          <w:b/>
-          <w:bCs/>
-        </w:rPr>
-      </w:pPr>
-      <w:r>
-        <w:rPr>
-          <w:rFonts w:ascii="Calibri" w:hAnsi="Calibri" w:cs="Calibri"/>
-          <w:b/>
-          <w:bCs/>
-        </w:rPr>
-        <w:t>Databases &amp; Vector Storage: PostgreSQL (</w:t>
-      </w:r>
-      <w:proofErr w:type="spellStart"/>
-      <w:r>
-        <w:rPr>
-          <w:rFonts w:ascii="Calibri" w:hAnsi="Calibri" w:cs="Calibri"/>
-          <w:b/>
-          <w:bCs/>
-        </w:rPr>
-        <w:t>pgvector</w:t>
-      </w:r>
-      <w:proofErr w:type="spellEnd"/>
-      <w:r>
-        <w:rPr>
-          <w:rFonts w:ascii="Calibri" w:hAnsi="Calibri" w:cs="Calibri"/>
-          <w:b/>
-          <w:bCs/>
-        </w:rPr>
-        <w:t>), Elasticsearch, SQL Server, Oracle, MongoDB, Redis, SQLite</w:t>
-      </w:r>
-    </w:p>
-    <w:p>
-      <w:pPr>
-        <w:numPr>
-          <w:ilvl w:val="0"/>
-          <w:numId w:val="2"/>
-        </w:numPr>
-        <w:rPr>
-          <w:rFonts w:ascii="Calibri" w:hAnsi="Calibri" w:cs="Calibri"/>
-          <w:b/>
-          <w:bCs/>
-        </w:rPr>
-      </w:pPr>
-      <w:r>
-        <w:rPr>
-          <w:rFonts w:ascii="Calibri" w:hAnsi="Calibri" w:cs="Calibri"/>
-          <w:b/>
-          <w:bCs/>
-        </w:rPr>
-        <w:t xml:space="preserve">Cloud &amp; Infrastructure: Google Cloud Platform (GCP), Amazon Web Services (AWS), Docker, </w:t>
-      </w:r>
-      <w:proofErr w:type="spellStart"/>
-      <w:r>
-        <w:rPr>
-          <w:rFonts w:ascii="Calibri" w:hAnsi="Calibri" w:cs="Calibri"/>
-          <w:b/>
-          <w:bCs/>
-        </w:rPr>
-        <w:t>Proxmox</w:t>
-      </w:r>
-      <w:proofErr w:type="spellEnd"/>
-      <w:r>
-        <w:rPr>
-          <w:rFonts w:ascii="Calibri" w:hAnsi="Calibri" w:cs="Calibri"/>
-          <w:b/>
-          <w:bCs/>
-        </w:rPr>
-        <w:t xml:space="preserve">, VMWare </w:t>
-      </w:r>
-      <w:proofErr w:type="spellStart"/>
-      <w:r>
-        <w:rPr>
-          <w:rFonts w:ascii="Calibri" w:hAnsi="Calibri" w:cs="Calibri"/>
-          <w:b/>
-          <w:bCs/>
-        </w:rPr>
-        <w:t>ESXi</w:t>
-      </w:r>
-      <w:proofErr w:type="spellEnd"/>
-      <w:r>
-        <w:rPr>
-          <w:rFonts w:ascii="Calibri" w:hAnsi="Calibri" w:cs="Calibri"/>
-          <w:b/>
-          <w:bCs/>
-        </w:rPr>
-        <w:t>, Linux/CentOS</w:t>
-      </w:r>
-    </w:p>
-    <w:p>
-      <w:pPr>
-        <w:numPr>
-          <w:ilvl w:val="0"/>
-          <w:numId w:val="2"/>
-        </w:numPr>
-        <w:rPr>
-          <w:rFonts w:ascii="Calibri" w:hAnsi="Calibri" w:cs="Calibri"/>
-          <w:b/>
-          <w:bCs/>
-        </w:rPr>
-      </w:pPr>
-      <w:r>
-        <w:rPr>
-          <w:rFonts w:ascii="Calibri" w:hAnsi="Calibri" w:cs="Calibri"/>
-          <w:b/>
-          <w:bCs/>
-        </w:rPr>
-        <w:t>Programming Languages: Python, Go, C, C++, Java, C#, JavaScript, SQL</w:t>
-      </w:r>
-    </w:p>
-    <w:p>
-      <w:pPr>
-        <w:numPr>
-          <w:ilvl w:val="0"/>
-          <w:numId w:val="2"/>
-        </w:numPr>
-        <w:rPr>
-          <w:rFonts w:ascii="Calibri" w:hAnsi="Calibri" w:cs="Calibri"/>
-          <w:b/>
-          <w:bCs/>
-        </w:rPr>
-      </w:pPr>
-      <w:r>
-        <w:rPr>
-          <w:rFonts w:ascii="Calibri" w:hAnsi="Calibri" w:cs="Calibri"/>
-          <w:b/>
-          <w:bCs/>
-        </w:rPr>
-        <w:t>Security &amp; Compliance: DISA STIG, DITSCAP, DODAF, DIACAP</w:t>
-      </w:r>
-      <w:r>
-        <w:rPr>
-          <w:rFonts w:ascii="Calibri" w:hAnsi="Calibri" w:cs="Calibri"/>
-          <w:b/>
-          <w:bCs/>
-        </w:rPr>
-        <w:br w:type="page"/>
-      </w:r>
-    </w:p>
-    <w:p>
-      <w:pPr>
-        <w:pStyle w:val="NormalWeb"/>
         <w:rPr>
           <w:rFonts w:ascii="Calibri" w:hAnsi="Calibri" w:cs="Calibri"/>
           <w:b/>
@@ -513,15 +464,6 @@
           <w:sz w:val="28"/>
           <w:szCs w:val="28"/>
         </w:rPr>
-      </w:pPr>
-      <w:r>
-        <w:rPr>
-          <w:rFonts w:ascii="Calibri" w:hAnsi="Calibri" w:cs="Calibri"/>
-          <w:b/>
-          <w:bCs/>
-          <w:sz w:val="28"/>
-          <w:szCs w:val="28"/>
-        </w:rPr>
         <w:lastRenderedPageBreak/>
         <w:t>WORK EXPERIENCE</w:t>
       </w:r>
@@ -577,7 +519,7 @@
         <w:pStyle w:val="NormalWeb"/>
         <w:numPr>
           <w:ilvl w:val="0"/>
-          <w:numId w:val="29"/>
+          <w:numId w:val="32"/>
         </w:numPr>
         <w:rPr>
           <w:rFonts w:ascii="Calibri" w:hAnsi="Calibri" w:cs="Calibri"/>
@@ -591,7 +533,7 @@
           <w:b/>
           <w:bCs/>
         </w:rPr>
-        <w:t xml:space="preserve">Engineered Triage Data Pipelines: Built high-throughput ETL data pipelines from SQL Server into Elasticsearch. Developed Python-based semantic analysis algorithms powered by </w:t>
+        <w:t xml:space="preserve">Engineered High-Throughput Triage Pipelines: Architected ETL data pipelines moving enterprise event streams from SQL Server into Elasticsearch. Built Python-based semantic analysis and alert-classification algorithms that resolved alert noise and fully automated IT ticket routing.  </w:t>
       </w:r>
       <w:r>
         <w:rPr>
@@ -599,23 +541,29 @@
           <w:b/>
           <w:bCs/>
         </w:rPr>
-        <w:t>Python</w:t>
+        <w:br/>
       </w:r>
-      <w:r>
+    </w:p>
+    <w:p>
+      <w:pPr>
+        <w:pStyle w:val="NormalWeb"/>
+        <w:numPr>
+          <w:ilvl w:val="0"/>
+          <w:numId w:val="32"/>
+        </w:numPr>
         <w:rPr>
           <w:rFonts w:ascii="Calibri" w:hAnsi="Calibri" w:cs="Calibri"/>
           <w:b/>
           <w:bCs/>
         </w:rPr>
-        <w:t xml:space="preserve"> to automatically classify enterprise infrastructure alerts, resolve noise, and automate IT ticket </w:t>
-      </w:r>
+      </w:pPr>
       <w:r>
         <w:rPr>
           <w:rFonts w:ascii="Calibri" w:hAnsi="Calibri" w:cs="Calibri"/>
           <w:b/>
           <w:bCs/>
         </w:rPr>
-        <w:t>assignments</w:t>
+        <w:t xml:space="preserve">Designed Telephony Automation &amp; Validation Frameworks: Engineered Java-based automated testing </w:t>
       </w:r>
       <w:r>
         <w:rPr>
@@ -623,7 +571,23 @@
           <w:b/>
           <w:bCs/>
         </w:rPr>
-        <w:t>.</w:t>
+        <w:t>architecture</w:t>
+      </w:r>
+      <w:r>
+        <w:rPr>
+          <w:rFonts w:ascii="Calibri" w:hAnsi="Calibri" w:cs="Calibri"/>
+          <w:b/>
+          <w:bCs/>
+        </w:rPr>
+        <w:t xml:space="preserve"> utilizing the Avaya DMCC library alongside RESTful monitoring systems on Linux/CentOS to validate complex voice infrastructure changes, enforce functional baselines, and guarantee 24/7 reliability.  </w:t>
+      </w:r>
+      <w:r>
+        <w:rPr>
+          <w:rFonts w:ascii="Calibri" w:hAnsi="Calibri" w:cs="Calibri"/>
+          <w:b/>
+          <w:bCs/>
+        </w:rPr>
+        <w:br/>
       </w:r>
     </w:p>
     <w:p>
@@ -631,7 +595,7 @@
         <w:pStyle w:val="NormalWeb"/>
         <w:numPr>
           <w:ilvl w:val="0"/>
-          <w:numId w:val="29"/>
+          <w:numId w:val="32"/>
         </w:numPr>
         <w:rPr>
           <w:rFonts w:ascii="Calibri" w:hAnsi="Calibri" w:cs="Calibri"/>
@@ -645,58 +609,24 @@
           <w:b/>
           <w:bCs/>
         </w:rPr>
-        <w:t>Designed Telephony Automation &amp; Validation Systems: Developed Java-based automated testing architectures utilizing the Avaya DMCC library alongside RESTful monitoring systems on Linux/CentOS to validate complex voice infrastructure changes, enforce functional baseline stability, and guarantee system reliability.</w:t>
+        <w:t>Built Automated Deployment &amp; Compliance Solutions: Spearheaded Robotic Process Automation (RPA</w:t>
       </w:r>
-    </w:p>
-    <w:p>
-      <w:pPr>
-        <w:pStyle w:val="NormalWeb"/>
-        <w:numPr>
-          <w:ilvl w:val="0"/>
-          <w:numId w:val="29"/>
-        </w:numPr>
+      <w:r>
         <w:rPr>
           <w:rFonts w:ascii="Calibri" w:hAnsi="Calibri" w:cs="Calibri"/>
           <w:b/>
           <w:bCs/>
         </w:rPr>
-      </w:pPr>
+        <w:t>, Automation Anywhere, Python</w:t>
+      </w:r>
       <w:r>
         <w:rPr>
           <w:rFonts w:ascii="Calibri" w:hAnsi="Calibri" w:cs="Calibri"/>
           <w:b/>
           <w:bCs/>
         </w:rPr>
-        <w:t>Built Automated Deployment &amp; Compliance Solutions: Spearheaded Robotic Process Automation (RPA) and server configuration scripts (</w:t>
+        <w:t xml:space="preserve">) workflows and server configuration scripts (PowerShell) for Avaya IXM installations. Authored custom utility wrappers to automate long-term security log retention and ensure continuous audit compliance.  </w:t>
       </w:r>
-      <w:proofErr w:type="spellStart"/>
-      <w:r>
-        <w:rPr>
-          <w:rFonts w:ascii="Calibri" w:hAnsi="Calibri" w:cs="Calibri"/>
-          <w:b/>
-          <w:bCs/>
-        </w:rPr>
-        <w:t>JitBit</w:t>
-      </w:r>
-      <w:proofErr w:type="spellEnd"/>
-      <w:r>
-        <w:rPr>
-          <w:rFonts w:ascii="Calibri" w:hAnsi="Calibri" w:cs="Calibri"/>
-          <w:b/>
-          <w:bCs/>
-        </w:rPr>
-        <w:t>, PowerShell) for automated software installations (Avaya IXM), while authoring custom utility wrappers to automate long-term security retention and satisfy strict audit compliance standards.</w:t>
-      </w:r>
-    </w:p>
-    <w:p>
-      <w:pPr>
-        <w:pStyle w:val="NormalWeb"/>
-        <w:rPr>
-          <w:rFonts w:ascii="Calibri" w:hAnsi="Calibri" w:cs="Calibri"/>
-          <w:b/>
-          <w:bCs/>
-        </w:rPr>
-      </w:pPr>
     </w:p>
     <w:p>
       <w:pPr>
@@ -739,7 +669,7 @@
         <w:pStyle w:val="NormalWeb"/>
         <w:numPr>
           <w:ilvl w:val="0"/>
-          <w:numId w:val="29"/>
+          <w:numId w:val="32"/>
         </w:numPr>
         <w:rPr>
           <w:rFonts w:ascii="Calibri" w:hAnsi="Calibri" w:cs="Calibri"/>
@@ -753,7 +683,15 @@
           <w:b/>
           <w:bCs/>
         </w:rPr>
-        <w:t>Strategic Enterprise Architecture &amp; Compliance: Partnered with government and enterprise stakeholders to architect secure IT solutions, ensuring full alignment with DISA STIG standards and complex government security postures.</w:t>
+        <w:t xml:space="preserve">Process Automation &amp; Performance Optimization: Re-engineered legacy OBIEE reporting processes using automated scripting, slashing report rendering times from 25 minutes to 2 seconds and reducing enterprise storage requirements by 75%.  </w:t>
+      </w:r>
+      <w:r>
+        <w:rPr>
+          <w:rFonts w:ascii="Calibri" w:hAnsi="Calibri" w:cs="Calibri"/>
+          <w:b/>
+          <w:bCs/>
+        </w:rPr>
+        <w:br/>
       </w:r>
     </w:p>
     <w:p>
@@ -761,7 +699,7 @@
         <w:pStyle w:val="NormalWeb"/>
         <w:numPr>
           <w:ilvl w:val="0"/>
-          <w:numId w:val="29"/>
+          <w:numId w:val="32"/>
         </w:numPr>
         <w:rPr>
           <w:rFonts w:ascii="Calibri" w:hAnsi="Calibri" w:cs="Calibri"/>
@@ -775,7 +713,15 @@
           <w:b/>
           <w:bCs/>
         </w:rPr>
-        <w:t>Legacy Modernization &amp; Technical Migration: Advised senior leadership and cross-functional engineering teams on migrating complex legacy systems, developing comprehensive framework guides, custom discovery tools, and sandbox testing protocols to ensure zero-downtime application relocations.</w:t>
+        <w:t xml:space="preserve">Strategic Enterprise Architecture &amp; Compliance: Partnered with government and enterprise stakeholders to architect secure IT solutions, ensuring full alignment with DISA STIG standards and strict federal security postures.  </w:t>
+      </w:r>
+      <w:r>
+        <w:rPr>
+          <w:rFonts w:ascii="Calibri" w:hAnsi="Calibri" w:cs="Calibri"/>
+          <w:b/>
+          <w:bCs/>
+        </w:rPr>
+        <w:br/>
       </w:r>
     </w:p>
     <w:p>
@@ -783,7 +729,7 @@
         <w:pStyle w:val="NormalWeb"/>
         <w:numPr>
           <w:ilvl w:val="0"/>
-          <w:numId w:val="29"/>
+          <w:numId w:val="32"/>
         </w:numPr>
         <w:rPr>
           <w:rFonts w:ascii="Calibri" w:hAnsi="Calibri" w:cs="Calibri"/>
@@ -797,7 +743,15 @@
           <w:b/>
           <w:bCs/>
         </w:rPr>
-        <w:t>Process Automation &amp; Performance Optimization: Re-engineered legacy OBIEE reporting processes using automated scripting, slashing report rendering times from 25 minutes to 2 seconds and reducing enterprise storage requirements by 75%.</w:t>
+        <w:t xml:space="preserve">Legacy Modernization &amp; Technical Migration: Advised senior leadership and cross-functional engineering teams on migrating mission-critical legacy architectures; developed sandbox testing protocols, custom discovery utilities, and comprehensive framework guides to ensure zero-downtime application relocations.  </w:t>
+      </w:r>
+      <w:r>
+        <w:rPr>
+          <w:rFonts w:ascii="Calibri" w:hAnsi="Calibri" w:cs="Calibri"/>
+          <w:b/>
+          <w:bCs/>
+        </w:rPr>
+        <w:br/>
       </w:r>
     </w:p>
     <w:p>
@@ -805,7 +759,7 @@
         <w:pStyle w:val="NormalWeb"/>
         <w:numPr>
           <w:ilvl w:val="0"/>
-          <w:numId w:val="29"/>
+          <w:numId w:val="32"/>
         </w:numPr>
         <w:rPr>
           <w:rFonts w:ascii="Calibri" w:hAnsi="Calibri" w:cs="Calibri"/>
@@ -819,21 +773,13 @@
           <w:b/>
           <w:bCs/>
         </w:rPr>
-        <w:t>Cross-Functional Leadership &amp; Solution Engineering: Led technical delivery teams in designing and deploying full-stack, automated enterprise tools using C#, PowerShell, Visual Basic, and SQL Server, bridging business requirements with technical execution across 30+ concurrent projects.</w:t>
+        <w:t xml:space="preserve">Cross-Functional Solution Engineering: Led technical delivery teams in designing and deploying full-stack automated tools using C#, PowerShell, Visual Basic, and SQL Server, bridging complex business requirements with technical execution across 30+ concurrent projects.  </w:t>
       </w:r>
-    </w:p>
-    <w:p>
-      <w:pPr>
-        <w:pStyle w:val="NormalWeb"/>
-        <w:spacing w:before="0" w:beforeAutospacing="0"/>
-        <w:ind w:left="720"/>
+      <w:r>
         <w:rPr>
           <w:rFonts w:ascii="Calibri" w:hAnsi="Calibri" w:cs="Calibri"/>
-        </w:rPr>
-      </w:pPr>
-      <w:r>
-        <w:rPr>
-          <w:rFonts w:ascii="Calibri" w:hAnsi="Calibri" w:cs="Calibri"/>
+          <w:b/>
+          <w:bCs/>
         </w:rPr>
         <w:t xml:space="preserve"> </w:t>
       </w:r>
@@ -849,7 +795,7 @@
 </file>
 
 <file path=word/numbering.xml><?xml version="1.0" encoding="utf-8"?>
-<w:numbering xmlns:wpc="http://schemas.microsoft.com/office/word/2010/wordprocessingCanvas" xmlns:cx="http://schemas.microsoft.com/office/drawing/2014/chartex" xmlns:cx1="http://schemas.microsoft.com/office/drawing/2015/9/8/chartex" xmlns:cx2="http://schemas.microsoft.com/office/drawing/2015/10/21/chartex" xmlns:cx3="http://schemas.microsoft.com/office/drawing/2016/5/9/chartex" xmlns:cx4="http://schemas.microsoft.com/office/drawing/2016/5/10/chartex" xmlns:cx5="http://schemas.microsoft.com/office/drawing/2016/5/11/chartex" xmlns:cx6="http://schemas.microsoft.com/office/drawing/2016/5/12/chartex" xmlns:cx7="http://schemas.microsoft.com/office/drawing/2016/5/13/chartex" xmlns:cx8="http://schemas.microsoft.com/office/drawing/2016/5/14/chartex" xmlns:mc="http://schemas.openxmlformats.org/markup-compatibility/2006" xmlns:aink="http://schemas.microsoft.com/office/drawing/2016/ink" xmlns:am3d="http://schemas.microsoft.com/office/drawing/2017/model3d" xmlns:o="urn:schemas-microsoft-com:office:office" xmlns:oel="http://schemas.microsoft.com/office/2019/extlst" xmlns:r="http://schemas.openxmlformats.org/officeDocument/2006/relationships" xmlns:m="http://schemas.openxmlformats.org/officeDocument/2006/math" xmlns:v="urn:schemas-microsoft-com:vml" xmlns:wp14="http://schemas.microsoft.com/office/word/2010/wordprocessingDrawing" xmlns:wp="http://schemas.openxmlformats.org/drawingml/2006/wordprocessingDrawing" xmlns:w10="urn:schemas-microsoft-com:office:word" xmlns:w="http://schemas.openxmlformats.org/wordprocessingml/2006/main" xmlns:w14="http://schemas.microsoft.com/office/word/2010/wordml" xmlns:w15="http://schemas.microsoft.com/office/word/2012/wordml" xmlns:w16cei="http://schemas.microsoft.com/office/word/2026/wordml/cei" xmlns:w16cex="http://schemas.microsoft.com/office/word/2018/wordml/cex" xmlns:w16cid="http://schemas.microsoft.com/office/word/2016/wordml/cid" xmlns:w16="http://schemas.microsoft.com/office/word/2018/wordml" xmlns:w16du="http://schemas.microsoft.com/office/word/2023/wordml/word16du" xmlns:w16sdtdh="http://schemas.microsoft.com/office/word/2020/wordml/sdtdatahash" xmlns:w16sdtfl="http://schemas.microsoft.com/office/word/2024/wordml/sdtformatlock" xmlns:w16se="http://schemas.microsoft.com/office/word/2015/wordml/symex" xmlns:wpg="http://schemas.microsoft.com/office/word/2010/wordprocessingGroup" xmlns:wpi="http://schemas.microsoft.com/office/word/2010/wordprocessingInk" xmlns:wne="http://schemas.microsoft.com/office/word/2006/wordml" xmlns:wps="http://schemas.microsoft.com/office/word/2010/wordprocessingShape" mc:Ignorable="w14 w15 w16se w16cid w16 w16cex w16sdtdh w16sdtfl w16du wp14">
+<w:numbering xmlns:wpc="http://schemas.microsoft.com/office/word/2010/wordprocessingCanvas" xmlns:cx="http://schemas.microsoft.com/office/drawing/2014/chartex" xmlns:cx1="http://schemas.microsoft.com/office/drawing/2015/9/8/chartex" xmlns:cx2="http://schemas.microsoft.com/office/drawing/2015/10/21/chartex" xmlns:cx3="http://schemas.microsoft.com/office/drawing/2016/5/9/chartex" xmlns:cx4="http://schemas.microsoft.com/office/drawing/2016/5/10/chartex" xmlns:cx5="http://schemas.microsoft.com/office/drawing/2016/5/11/chartex" xmlns:cx6="http://schemas.microsoft.com/office/drawing/2016/5/12/chartex" xmlns:cx7="http://schemas.microsoft.com/office/drawing/2016/5/13/chartex" xmlns:cx8="http://schemas.microsoft.com/office/drawing/2016/5/14/chartex" xmlns:mc="http://schemas.openxmlformats.org/markup-compatibility/2006" xmlns:aink="http://schemas.microsoft.com/office/drawing/2016/ink" xmlns:am3d="http://schemas.microsoft.com/office/drawing/2017/model3d" xmlns:o="urn:schemas-microsoft-com:office:office" xmlns:oel="http://schemas.microsoft.com/office/2019/extlst" xmlns:r="http://schemas.openxmlformats.org/officeDocument/2006/relationships" xmlns:m="http://schemas.openxmlformats.org/officeDocument/2006/math" xmlns:v="urn:schemas-microsoft-com:vml" xmlns:wp14="http://schemas.microsoft.com/office/word/2010/wordprocessingDrawing" xmlns:wp="http://schemas.openxmlformats.org/drawingml/2006/wordprocessingDrawing" xmlns:w10="urn:schemas-microsoft-com:office:word" xmlns:w="http://schemas.openxmlformats.org/wordprocessingml/2006/main" xmlns:w14="http://schemas.microsoft.com/office/word/2010/wordml" xmlns:w15="http://schemas.microsoft.com/office/word/2012/wordml" xmlns:w16cex="http://schemas.microsoft.com/office/word/2018/wordml/cex" xmlns:w16cid="http://schemas.microsoft.com/office/word/2016/wordml/cid" xmlns:w16="http://schemas.microsoft.com/office/word/2018/wordml" xmlns:w16du="http://schemas.microsoft.com/office/word/2023/wordml/word16du" xmlns:w16sdtdh="http://schemas.microsoft.com/office/word/2020/wordml/sdtdatahash" xmlns:w16sdtfl="http://schemas.microsoft.com/office/word/2024/wordml/sdtformatlock" xmlns:w16se="http://schemas.microsoft.com/office/word/2015/wordml/symex" xmlns:wpg="http://schemas.microsoft.com/office/word/2010/wordprocessingGroup" xmlns:wpi="http://schemas.microsoft.com/office/word/2010/wordprocessingInk" xmlns:wne="http://schemas.microsoft.com/office/word/2006/wordml" xmlns:wps="http://schemas.microsoft.com/office/word/2010/wordprocessingShape" mc:Ignorable="w14 w15 w16se w16cid w16 w16cex w16sdtdh w16sdtfl w16du wp14">
   <w:abstractNum w:abstractNumId="0" w15:restartNumberingAfterBreak="0">
     <w:nsid w:val="031035CC"/>
     <w:multiLevelType w:val="hybridMultilevel"/>
@@ -1113,6 +1059,119 @@
     </w:lvl>
   </w:abstractNum>
   <w:abstractNum w:abstractNumId="2" w15:restartNumberingAfterBreak="0">
+    <w:nsid w:val="065F13FB"/>
+    <w:multiLevelType w:val="hybridMultilevel"/>
+    <w:tmpl w:val="61324C02"/>
+    <w:lvl w:ilvl="0" w:tplc="04090001">
+      <w:start w:val="1"/>
+      <w:numFmt w:val="bullet"/>
+      <w:lvlText w:val=""/>
+      <w:lvlJc w:val="left"/>
+      <w:pPr>
+        <w:ind w:left="360" w:hanging="360"/>
+      </w:pPr>
+      <w:rPr>
+        <w:rFonts w:ascii="Symbol" w:hAnsi="Symbol" w:hint="default"/>
+      </w:rPr>
+    </w:lvl>
+    <w:lvl w:ilvl="1" w:tplc="04090003" w:tentative="1">
+      <w:start w:val="1"/>
+      <w:numFmt w:val="bullet"/>
+      <w:lvlText w:val="o"/>
+      <w:lvlJc w:val="left"/>
+      <w:pPr>
+        <w:ind w:left="1080" w:hanging="360"/>
+      </w:pPr>
+      <w:rPr>
+        <w:rFonts w:ascii="Courier New" w:hAnsi="Courier New" w:cs="Courier New" w:hint="default"/>
+      </w:rPr>
+    </w:lvl>
+    <w:lvl w:ilvl="2" w:tplc="04090005" w:tentative="1">
+      <w:start w:val="1"/>
+      <w:numFmt w:val="bullet"/>
+      <w:lvlText w:val=""/>
+      <w:lvlJc w:val="left"/>
+      <w:pPr>
+        <w:ind w:left="1800" w:hanging="360"/>
+      </w:pPr>
+      <w:rPr>
+        <w:rFonts w:ascii="Wingdings" w:hAnsi="Wingdings" w:hint="default"/>
+      </w:rPr>
+    </w:lvl>
+    <w:lvl w:ilvl="3" w:tplc="04090001" w:tentative="1">
+      <w:start w:val="1"/>
+      <w:numFmt w:val="bullet"/>
+      <w:lvlText w:val=""/>
+      <w:lvlJc w:val="left"/>
+      <w:pPr>
+        <w:ind w:left="2520" w:hanging="360"/>
+      </w:pPr>
+      <w:rPr>
+        <w:rFonts w:ascii="Symbol" w:hAnsi="Symbol" w:hint="default"/>
+      </w:rPr>
+    </w:lvl>
+    <w:lvl w:ilvl="4" w:tplc="04090003" w:tentative="1">
+      <w:start w:val="1"/>
+      <w:numFmt w:val="bullet"/>
+      <w:lvlText w:val="o"/>
+      <w:lvlJc w:val="left"/>
+      <w:pPr>
+        <w:ind w:left="3240" w:hanging="360"/>
+      </w:pPr>
+      <w:rPr>
+        <w:rFonts w:ascii="Courier New" w:hAnsi="Courier New" w:cs="Courier New" w:hint="default"/>
+      </w:rPr>
+    </w:lvl>
+    <w:lvl w:ilvl="5" w:tplc="04090005" w:tentative="1">
+      <w:start w:val="1"/>
+      <w:numFmt w:val="bullet"/>
+      <w:lvlText w:val=""/>
+      <w:lvlJc w:val="left"/>
+      <w:pPr>
+        <w:ind w:left="3960" w:hanging="360"/>
+      </w:pPr>
+      <w:rPr>
+        <w:rFonts w:ascii="Wingdings" w:hAnsi="Wingdings" w:hint="default"/>
+      </w:rPr>
+    </w:lvl>
+    <w:lvl w:ilvl="6" w:tplc="04090001" w:tentative="1">
+      <w:start w:val="1"/>
+      <w:numFmt w:val="bullet"/>
+      <w:lvlText w:val=""/>
+      <w:lvlJc w:val="left"/>
+      <w:pPr>
+        <w:ind w:left="4680" w:hanging="360"/>
+      </w:pPr>
+      <w:rPr>
+        <w:rFonts w:ascii="Symbol" w:hAnsi="Symbol" w:hint="default"/>
+      </w:rPr>
+    </w:lvl>
+    <w:lvl w:ilvl="7" w:tplc="04090003" w:tentative="1">
+      <w:start w:val="1"/>
+      <w:numFmt w:val="bullet"/>
+      <w:lvlText w:val="o"/>
+      <w:lvlJc w:val="left"/>
+      <w:pPr>
+        <w:ind w:left="5400" w:hanging="360"/>
+      </w:pPr>
+      <w:rPr>
+        <w:rFonts w:ascii="Courier New" w:hAnsi="Courier New" w:cs="Courier New" w:hint="default"/>
+      </w:rPr>
+    </w:lvl>
+    <w:lvl w:ilvl="8" w:tplc="04090005" w:tentative="1">
+      <w:start w:val="1"/>
+      <w:numFmt w:val="bullet"/>
+      <w:lvlText w:val=""/>
+      <w:lvlJc w:val="left"/>
+      <w:pPr>
+        <w:ind w:left="6120" w:hanging="360"/>
+      </w:pPr>
+      <w:rPr>
+        <w:rFonts w:ascii="Wingdings" w:hAnsi="Wingdings" w:hint="default"/>
+      </w:rPr>
+    </w:lvl>
+  </w:abstractNum>
+  <w:abstractNum w:abstractNumId="3" w15:restartNumberingAfterBreak="0">
     <w:nsid w:val="0BEA3B7B"/>
     <w:multiLevelType w:val="hybridMultilevel"/>
     <w:tmpl w:val="37C6F44C"/>
@@ -1225,7 +1284,7 @@
       </w:rPr>
     </w:lvl>
   </w:abstractNum>
-  <w:abstractNum w:abstractNumId="3" w15:restartNumberingAfterBreak="0">
+  <w:abstractNum w:abstractNumId="4" w15:restartNumberingAfterBreak="0">
     <w:nsid w:val="13C1760D"/>
     <w:multiLevelType w:val="hybridMultilevel"/>
     <w:tmpl w:val="6090ED3A"/>
@@ -1338,7 +1397,7 @@
       </w:rPr>
     </w:lvl>
   </w:abstractNum>
-  <w:abstractNum w:abstractNumId="4" w15:restartNumberingAfterBreak="0">
+  <w:abstractNum w:abstractNumId="5" w15:restartNumberingAfterBreak="0">
     <w:nsid w:val="18A11733"/>
     <w:multiLevelType w:val="hybridMultilevel"/>
     <w:tmpl w:val="7E2E35E0"/>
@@ -1451,7 +1510,120 @@
       </w:rPr>
     </w:lvl>
   </w:abstractNum>
-  <w:abstractNum w:abstractNumId="5" w15:restartNumberingAfterBreak="0">
+  <w:abstractNum w:abstractNumId="6" w15:restartNumberingAfterBreak="0">
+    <w:nsid w:val="231631C3"/>
+    <w:multiLevelType w:val="hybridMultilevel"/>
+    <w:tmpl w:val="A5EA6AD0"/>
+    <w:lvl w:ilvl="0" w:tplc="04090001">
+      <w:start w:val="1"/>
+      <w:numFmt w:val="bullet"/>
+      <w:lvlText w:val=""/>
+      <w:lvlJc w:val="left"/>
+      <w:pPr>
+        <w:ind w:left="720" w:hanging="360"/>
+      </w:pPr>
+      <w:rPr>
+        <w:rFonts w:ascii="Symbol" w:hAnsi="Symbol" w:hint="default"/>
+      </w:rPr>
+    </w:lvl>
+    <w:lvl w:ilvl="1" w:tplc="04090003" w:tentative="1">
+      <w:start w:val="1"/>
+      <w:numFmt w:val="bullet"/>
+      <w:lvlText w:val="o"/>
+      <w:lvlJc w:val="left"/>
+      <w:pPr>
+        <w:ind w:left="1440" w:hanging="360"/>
+      </w:pPr>
+      <w:rPr>
+        <w:rFonts w:ascii="Courier New" w:hAnsi="Courier New" w:cs="Courier New" w:hint="default"/>
+      </w:rPr>
+    </w:lvl>
+    <w:lvl w:ilvl="2" w:tplc="04090005" w:tentative="1">
+      <w:start w:val="1"/>
+      <w:numFmt w:val="bullet"/>
+      <w:lvlText w:val=""/>
+      <w:lvlJc w:val="left"/>
+      <w:pPr>
+        <w:ind w:left="2160" w:hanging="360"/>
+      </w:pPr>
+      <w:rPr>
+        <w:rFonts w:ascii="Wingdings" w:hAnsi="Wingdings" w:hint="default"/>
+      </w:rPr>
+    </w:lvl>
+    <w:lvl w:ilvl="3" w:tplc="04090001" w:tentative="1">
+      <w:start w:val="1"/>
+      <w:numFmt w:val="bullet"/>
+      <w:lvlText w:val=""/>
+      <w:lvlJc w:val="left"/>
+      <w:pPr>
+        <w:ind w:left="2880" w:hanging="360"/>
+      </w:pPr>
+      <w:rPr>
+        <w:rFonts w:ascii="Symbol" w:hAnsi="Symbol" w:hint="default"/>
+      </w:rPr>
+    </w:lvl>
+    <w:lvl w:ilvl="4" w:tplc="04090003" w:tentative="1">
+      <w:start w:val="1"/>
+      <w:numFmt w:val="bullet"/>
+      <w:lvlText w:val="o"/>
+      <w:lvlJc w:val="left"/>
+      <w:pPr>
+        <w:ind w:left="3600" w:hanging="360"/>
+      </w:pPr>
+      <w:rPr>
+        <w:rFonts w:ascii="Courier New" w:hAnsi="Courier New" w:cs="Courier New" w:hint="default"/>
+      </w:rPr>
+    </w:lvl>
+    <w:lvl w:ilvl="5" w:tplc="04090005" w:tentative="1">
+      <w:start w:val="1"/>
+      <w:numFmt w:val="bullet"/>
+      <w:lvlText w:val=""/>
+      <w:lvlJc w:val="left"/>
+      <w:pPr>
+        <w:ind w:left="4320" w:hanging="360"/>
+      </w:pPr>
+      <w:rPr>
+        <w:rFonts w:ascii="Wingdings" w:hAnsi="Wingdings" w:hint="default"/>
+      </w:rPr>
+    </w:lvl>
+    <w:lvl w:ilvl="6" w:tplc="04090001" w:tentative="1">
+      <w:start w:val="1"/>
+      <w:numFmt w:val="bullet"/>
+      <w:lvlText w:val=""/>
+      <w:lvlJc w:val="left"/>
+      <w:pPr>
+        <w:ind w:left="5040" w:hanging="360"/>
+      </w:pPr>
+      <w:rPr>
+        <w:rFonts w:ascii="Symbol" w:hAnsi="Symbol" w:hint="default"/>
+      </w:rPr>
+    </w:lvl>
+    <w:lvl w:ilvl="7" w:tplc="04090003" w:tentative="1">
+      <w:start w:val="1"/>
+      <w:numFmt w:val="bullet"/>
+      <w:lvlText w:val="o"/>
+      <w:lvlJc w:val="left"/>
+      <w:pPr>
+        <w:ind w:left="5760" w:hanging="360"/>
+      </w:pPr>
+      <w:rPr>
+        <w:rFonts w:ascii="Courier New" w:hAnsi="Courier New" w:cs="Courier New" w:hint="default"/>
+      </w:rPr>
+    </w:lvl>
+    <w:lvl w:ilvl="8" w:tplc="04090005" w:tentative="1">
+      <w:start w:val="1"/>
+      <w:numFmt w:val="bullet"/>
+      <w:lvlText w:val=""/>
+      <w:lvlJc w:val="left"/>
+      <w:pPr>
+        <w:ind w:left="6480" w:hanging="360"/>
+      </w:pPr>
+      <w:rPr>
+        <w:rFonts w:ascii="Wingdings" w:hAnsi="Wingdings" w:hint="default"/>
+      </w:rPr>
+    </w:lvl>
+  </w:abstractNum>
+  <w:abstractNum w:abstractNumId="7" w15:restartNumberingAfterBreak="0">
     <w:nsid w:val="260A7AD5"/>
     <w:multiLevelType w:val="hybridMultilevel"/>
     <w:tmpl w:val="2C7E2F4C"/>
@@ -1564,7 +1736,7 @@
       </w:rPr>
     </w:lvl>
   </w:abstractNum>
-  <w:abstractNum w:abstractNumId="6" w15:restartNumberingAfterBreak="0">
+  <w:abstractNum w:abstractNumId="8" w15:restartNumberingAfterBreak="0">
     <w:nsid w:val="27A409B4"/>
     <w:multiLevelType w:val="multilevel"/>
     <w:tmpl w:val="DAA0CD32"/>
@@ -1713,7 +1885,7 @@
       </w:rPr>
     </w:lvl>
   </w:abstractNum>
-  <w:abstractNum w:abstractNumId="7" w15:restartNumberingAfterBreak="0">
+  <w:abstractNum w:abstractNumId="9" w15:restartNumberingAfterBreak="0">
     <w:nsid w:val="29625C1F"/>
     <w:multiLevelType w:val="hybridMultilevel"/>
     <w:tmpl w:val="C2EEE018"/>
@@ -1826,7 +1998,7 @@
       </w:rPr>
     </w:lvl>
   </w:abstractNum>
-  <w:abstractNum w:abstractNumId="8" w15:restartNumberingAfterBreak="0">
+  <w:abstractNum w:abstractNumId="10" w15:restartNumberingAfterBreak="0">
     <w:nsid w:val="2A274E5E"/>
     <w:multiLevelType w:val="multilevel"/>
     <w:tmpl w:val="62BC235A"/>
@@ -1975,7 +2147,7 @@
       </w:rPr>
     </w:lvl>
   </w:abstractNum>
-  <w:abstractNum w:abstractNumId="9" w15:restartNumberingAfterBreak="0">
+  <w:abstractNum w:abstractNumId="11" w15:restartNumberingAfterBreak="0">
     <w:nsid w:val="2EA4050A"/>
     <w:multiLevelType w:val="multilevel"/>
     <w:tmpl w:val="EFEA8B74"/>
@@ -2124,7 +2296,7 @@
       </w:rPr>
     </w:lvl>
   </w:abstractNum>
-  <w:abstractNum w:abstractNumId="10" w15:restartNumberingAfterBreak="0">
+  <w:abstractNum w:abstractNumId="12" w15:restartNumberingAfterBreak="0">
     <w:nsid w:val="3118128A"/>
     <w:multiLevelType w:val="multilevel"/>
     <w:tmpl w:val="B8C4C53C"/>
@@ -2273,7 +2445,7 @@
       </w:rPr>
     </w:lvl>
   </w:abstractNum>
-  <w:abstractNum w:abstractNumId="11" w15:restartNumberingAfterBreak="0">
+  <w:abstractNum w:abstractNumId="13" w15:restartNumberingAfterBreak="0">
     <w:nsid w:val="378946EA"/>
     <w:multiLevelType w:val="hybridMultilevel"/>
     <w:tmpl w:val="66A4080E"/>
@@ -2386,7 +2558,7 @@
       </w:rPr>
     </w:lvl>
   </w:abstractNum>
-  <w:abstractNum w:abstractNumId="12" w15:restartNumberingAfterBreak="0">
+  <w:abstractNum w:abstractNumId="14" w15:restartNumberingAfterBreak="0">
     <w:nsid w:val="3A435A6C"/>
     <w:multiLevelType w:val="hybridMultilevel"/>
     <w:tmpl w:val="7B3C2B96"/>
@@ -2499,7 +2671,7 @@
       </w:rPr>
     </w:lvl>
   </w:abstractNum>
-  <w:abstractNum w:abstractNumId="13" w15:restartNumberingAfterBreak="0">
+  <w:abstractNum w:abstractNumId="15" w15:restartNumberingAfterBreak="0">
     <w:nsid w:val="3D907501"/>
     <w:multiLevelType w:val="hybridMultilevel"/>
     <w:tmpl w:val="EC180120"/>
@@ -2612,7 +2784,7 @@
       </w:rPr>
     </w:lvl>
   </w:abstractNum>
-  <w:abstractNum w:abstractNumId="14" w15:restartNumberingAfterBreak="0">
+  <w:abstractNum w:abstractNumId="16" w15:restartNumberingAfterBreak="0">
     <w:nsid w:val="3EA27BF7"/>
     <w:multiLevelType w:val="hybridMultilevel"/>
     <w:tmpl w:val="202CA150"/>
@@ -2725,7 +2897,7 @@
       </w:rPr>
     </w:lvl>
   </w:abstractNum>
-  <w:abstractNum w:abstractNumId="15" w15:restartNumberingAfterBreak="0">
+  <w:abstractNum w:abstractNumId="17" w15:restartNumberingAfterBreak="0">
     <w:nsid w:val="434B60C9"/>
     <w:multiLevelType w:val="multilevel"/>
     <w:tmpl w:val="B63E0C0E"/>
@@ -2874,7 +3046,7 @@
       </w:rPr>
     </w:lvl>
   </w:abstractNum>
-  <w:abstractNum w:abstractNumId="16" w15:restartNumberingAfterBreak="0">
+  <w:abstractNum w:abstractNumId="18" w15:restartNumberingAfterBreak="0">
     <w:nsid w:val="43D1665F"/>
     <w:multiLevelType w:val="hybridMultilevel"/>
     <w:tmpl w:val="4AF033A4"/>
@@ -2987,7 +3159,7 @@
       </w:rPr>
     </w:lvl>
   </w:abstractNum>
-  <w:abstractNum w:abstractNumId="17" w15:restartNumberingAfterBreak="0">
+  <w:abstractNum w:abstractNumId="19" w15:restartNumberingAfterBreak="0">
     <w:nsid w:val="487B4DB2"/>
     <w:multiLevelType w:val="multilevel"/>
     <w:tmpl w:val="B73C16B2"/>
@@ -3136,7 +3308,7 @@
       </w:rPr>
     </w:lvl>
   </w:abstractNum>
-  <w:abstractNum w:abstractNumId="18" w15:restartNumberingAfterBreak="0">
+  <w:abstractNum w:abstractNumId="20" w15:restartNumberingAfterBreak="0">
     <w:nsid w:val="4C8976F5"/>
     <w:multiLevelType w:val="hybridMultilevel"/>
     <w:tmpl w:val="B19EAD34"/>
@@ -3249,7 +3421,7 @@
       </w:rPr>
     </w:lvl>
   </w:abstractNum>
-  <w:abstractNum w:abstractNumId="19" w15:restartNumberingAfterBreak="0">
+  <w:abstractNum w:abstractNumId="21" w15:restartNumberingAfterBreak="0">
     <w:nsid w:val="54A61F72"/>
     <w:multiLevelType w:val="hybridMultilevel"/>
     <w:tmpl w:val="2202EEA4"/>
@@ -3362,7 +3534,7 @@
       </w:rPr>
     </w:lvl>
   </w:abstractNum>
-  <w:abstractNum w:abstractNumId="20" w15:restartNumberingAfterBreak="0">
+  <w:abstractNum w:abstractNumId="22" w15:restartNumberingAfterBreak="0">
     <w:nsid w:val="57076C55"/>
     <w:multiLevelType w:val="hybridMultilevel"/>
     <w:tmpl w:val="B57CEF40"/>
@@ -3475,7 +3647,7 @@
       </w:rPr>
     </w:lvl>
   </w:abstractNum>
-  <w:abstractNum w:abstractNumId="21" w15:restartNumberingAfterBreak="0">
+  <w:abstractNum w:abstractNumId="23" w15:restartNumberingAfterBreak="0">
     <w:nsid w:val="593348AE"/>
     <w:multiLevelType w:val="hybridMultilevel"/>
     <w:tmpl w:val="FAC862B6"/>
@@ -3588,7 +3760,7 @@
       </w:rPr>
     </w:lvl>
   </w:abstractNum>
-  <w:abstractNum w:abstractNumId="22" w15:restartNumberingAfterBreak="0">
+  <w:abstractNum w:abstractNumId="24" w15:restartNumberingAfterBreak="0">
     <w:nsid w:val="593C1858"/>
     <w:multiLevelType w:val="multilevel"/>
     <w:tmpl w:val="212629F2"/>
@@ -3737,7 +3909,7 @@
       </w:rPr>
     </w:lvl>
   </w:abstractNum>
-  <w:abstractNum w:abstractNumId="23" w15:restartNumberingAfterBreak="0">
+  <w:abstractNum w:abstractNumId="25" w15:restartNumberingAfterBreak="0">
     <w:nsid w:val="5A855BCF"/>
     <w:multiLevelType w:val="multilevel"/>
     <w:tmpl w:val="B4D6E7A4"/>
@@ -3886,7 +4058,7 @@
       </w:rPr>
     </w:lvl>
   </w:abstractNum>
-  <w:abstractNum w:abstractNumId="24" w15:restartNumberingAfterBreak="0">
+  <w:abstractNum w:abstractNumId="26" w15:restartNumberingAfterBreak="0">
     <w:nsid w:val="5A9434DD"/>
     <w:multiLevelType w:val="hybridMultilevel"/>
     <w:tmpl w:val="5BA4352E"/>
@@ -3999,7 +4171,156 @@
       </w:rPr>
     </w:lvl>
   </w:abstractNum>
-  <w:abstractNum w:abstractNumId="25" w15:restartNumberingAfterBreak="0">
+  <w:abstractNum w:abstractNumId="27" w15:restartNumberingAfterBreak="0">
+    <w:nsid w:val="5F2137E6"/>
+    <w:multiLevelType w:val="multilevel"/>
+    <w:tmpl w:val="7DB85F42"/>
+    <w:lvl w:ilvl="0">
+      <w:start w:val="1"/>
+      <w:numFmt w:val="bullet"/>
+      <w:lvlText w:val=""/>
+      <w:lvlJc w:val="left"/>
+      <w:pPr>
+        <w:tabs>
+          <w:tab w:val="num" w:pos="720"/>
+        </w:tabs>
+        <w:ind w:left="720" w:hanging="360"/>
+      </w:pPr>
+      <w:rPr>
+        <w:rFonts w:ascii="Symbol" w:hAnsi="Symbol" w:hint="default"/>
+        <w:sz w:val="20"/>
+      </w:rPr>
+    </w:lvl>
+    <w:lvl w:ilvl="1" w:tentative="1">
+      <w:start w:val="1"/>
+      <w:numFmt w:val="bullet"/>
+      <w:lvlText w:val="o"/>
+      <w:lvlJc w:val="left"/>
+      <w:pPr>
+        <w:tabs>
+          <w:tab w:val="num" w:pos="1440"/>
+        </w:tabs>
+        <w:ind w:left="1440" w:hanging="360"/>
+      </w:pPr>
+      <w:rPr>
+        <w:rFonts w:ascii="Courier New" w:hAnsi="Courier New" w:hint="default"/>
+        <w:sz w:val="20"/>
+      </w:rPr>
+    </w:lvl>
+    <w:lvl w:ilvl="2" w:tentative="1">
+      <w:start w:val="1"/>
+      <w:numFmt w:val="bullet"/>
+      <w:lvlText w:val=""/>
+      <w:lvlJc w:val="left"/>
+      <w:pPr>
+        <w:tabs>
+          <w:tab w:val="num" w:pos="2160"/>
+        </w:tabs>
+        <w:ind w:left="2160" w:hanging="360"/>
+      </w:pPr>
+      <w:rPr>
+        <w:rFonts w:ascii="Wingdings" w:hAnsi="Wingdings" w:hint="default"/>
+        <w:sz w:val="20"/>
+      </w:rPr>
+    </w:lvl>
+    <w:lvl w:ilvl="3" w:tentative="1">
+      <w:start w:val="1"/>
+      <w:numFmt w:val="bullet"/>
+      <w:lvlText w:val=""/>
+      <w:lvlJc w:val="left"/>
+      <w:pPr>
+        <w:tabs>
+          <w:tab w:val="num" w:pos="2880"/>
+        </w:tabs>
+        <w:ind w:left="2880" w:hanging="360"/>
+      </w:pPr>
+      <w:rPr>
+        <w:rFonts w:ascii="Wingdings" w:hAnsi="Wingdings" w:hint="default"/>
+        <w:sz w:val="20"/>
+      </w:rPr>
+    </w:lvl>
+    <w:lvl w:ilvl="4" w:tentative="1">
+      <w:start w:val="1"/>
+      <w:numFmt w:val="bullet"/>
+      <w:lvlText w:val=""/>
+      <w:lvlJc w:val="left"/>
+      <w:pPr>
+        <w:tabs>
+          <w:tab w:val="num" w:pos="3600"/>
+        </w:tabs>
+        <w:ind w:left="3600" w:hanging="360"/>
+      </w:pPr>
+      <w:rPr>
+        <w:rFonts w:ascii="Wingdings" w:hAnsi="Wingdings" w:hint="default"/>
+        <w:sz w:val="20"/>
+      </w:rPr>
+    </w:lvl>
+    <w:lvl w:ilvl="5" w:tentative="1">
+      <w:start w:val="1"/>
+      <w:numFmt w:val="bullet"/>
+      <w:lvlText w:val=""/>
+      <w:lvlJc w:val="left"/>
+      <w:pPr>
+        <w:tabs>
+          <w:tab w:val="num" w:pos="4320"/>
+        </w:tabs>
+        <w:ind w:left="4320" w:hanging="360"/>
+      </w:pPr>
+      <w:rPr>
+        <w:rFonts w:ascii="Wingdings" w:hAnsi="Wingdings" w:hint="default"/>
+        <w:sz w:val="20"/>
+      </w:rPr>
+    </w:lvl>
+    <w:lvl w:ilvl="6" w:tentative="1">
+      <w:start w:val="1"/>
+      <w:numFmt w:val="bullet"/>
+      <w:lvlText w:val=""/>
+      <w:lvlJc w:val="left"/>
+      <w:pPr>
+        <w:tabs>
+          <w:tab w:val="num" w:pos="5040"/>
+        </w:tabs>
+        <w:ind w:left="5040" w:hanging="360"/>
+      </w:pPr>
+      <w:rPr>
+        <w:rFonts w:ascii="Wingdings" w:hAnsi="Wingdings" w:hint="default"/>
+        <w:sz w:val="20"/>
+      </w:rPr>
+    </w:lvl>
+    <w:lvl w:ilvl="7" w:tentative="1">
+      <w:start w:val="1"/>
+      <w:numFmt w:val="bullet"/>
+      <w:lvlText w:val=""/>
+      <w:lvlJc w:val="left"/>
+      <w:pPr>
+        <w:tabs>
+          <w:tab w:val="num" w:pos="5760"/>
+        </w:tabs>
+        <w:ind w:left="5760" w:hanging="360"/>
+      </w:pPr>
+      <w:rPr>
+        <w:rFonts w:ascii="Wingdings" w:hAnsi="Wingdings" w:hint="default"/>
+        <w:sz w:val="20"/>
+      </w:rPr>
+    </w:lvl>
+    <w:lvl w:ilvl="8" w:tentative="1">
+      <w:start w:val="1"/>
+      <w:numFmt w:val="bullet"/>
+      <w:lvlText w:val=""/>
+      <w:lvlJc w:val="left"/>
+      <w:pPr>
+        <w:tabs>
+          <w:tab w:val="num" w:pos="6480"/>
+        </w:tabs>
+        <w:ind w:left="6480" w:hanging="360"/>
+      </w:pPr>
+      <w:rPr>
+        <w:rFonts w:ascii="Wingdings" w:hAnsi="Wingdings" w:hint="default"/>
+        <w:sz w:val="20"/>
+      </w:rPr>
+    </w:lvl>
+  </w:abstractNum>
+  <w:abstractNum w:abstractNumId="28" w15:restartNumberingAfterBreak="0">
     <w:nsid w:val="5FAC1BF4"/>
     <w:multiLevelType w:val="multilevel"/>
     <w:tmpl w:val="414673D2"/>
@@ -4148,7 +4469,7 @@
       </w:rPr>
     </w:lvl>
   </w:abstractNum>
-  <w:abstractNum w:abstractNumId="26" w15:restartNumberingAfterBreak="0">
+  <w:abstractNum w:abstractNumId="29" w15:restartNumberingAfterBreak="0">
     <w:nsid w:val="63A21775"/>
     <w:multiLevelType w:val="hybridMultilevel"/>
     <w:tmpl w:val="13DEA5C8"/>
@@ -4261,7 +4582,7 @@
       </w:rPr>
     </w:lvl>
   </w:abstractNum>
-  <w:abstractNum w:abstractNumId="27" w15:restartNumberingAfterBreak="0">
+  <w:abstractNum w:abstractNumId="30" w15:restartNumberingAfterBreak="0">
     <w:nsid w:val="67E347FA"/>
     <w:multiLevelType w:val="multilevel"/>
     <w:tmpl w:val="141A7DD6"/>
@@ -4410,7 +4731,7 @@
       </w:rPr>
     </w:lvl>
   </w:abstractNum>
-  <w:abstractNum w:abstractNumId="28" w15:restartNumberingAfterBreak="0">
+  <w:abstractNum w:abstractNumId="31" w15:restartNumberingAfterBreak="0">
     <w:nsid w:val="77264EEF"/>
     <w:multiLevelType w:val="multilevel"/>
     <w:tmpl w:val="EC064616"/>
@@ -4559,7 +4880,7 @@
       </w:rPr>
     </w:lvl>
   </w:abstractNum>
-  <w:abstractNum w:abstractNumId="29" w15:restartNumberingAfterBreak="0">
+  <w:abstractNum w:abstractNumId="32" w15:restartNumberingAfterBreak="0">
     <w:nsid w:val="788B35CA"/>
     <w:multiLevelType w:val="hybridMultilevel"/>
     <w:tmpl w:val="9E36EB64"/>
@@ -4672,7 +4993,7 @@
       </w:rPr>
     </w:lvl>
   </w:abstractNum>
-  <w:abstractNum w:abstractNumId="30" w15:restartNumberingAfterBreak="0">
+  <w:abstractNum w:abstractNumId="33" w15:restartNumberingAfterBreak="0">
     <w:nsid w:val="78BC212A"/>
     <w:multiLevelType w:val="multilevel"/>
     <w:tmpl w:val="02A60776"/>
@@ -4822,97 +5143,106 @@
     </w:lvl>
   </w:abstractNum>
   <w:num w:numId="1" w16cid:durableId="1147631381">
-    <w:abstractNumId w:val="6"/>
+    <w:abstractNumId w:val="8"/>
   </w:num>
   <w:num w:numId="2" w16cid:durableId="588077720">
+    <w:abstractNumId w:val="11"/>
+  </w:num>
+  <w:num w:numId="3" w16cid:durableId="1948613180">
+    <w:abstractNumId w:val="19"/>
+  </w:num>
+  <w:num w:numId="4" w16cid:durableId="174006147">
+    <w:abstractNumId w:val="12"/>
+  </w:num>
+  <w:num w:numId="5" w16cid:durableId="1525904447">
+    <w:abstractNumId w:val="10"/>
+  </w:num>
+  <w:num w:numId="6" w16cid:durableId="1106579979">
+    <w:abstractNumId w:val="24"/>
+  </w:num>
+  <w:num w:numId="7" w16cid:durableId="1869902698">
+    <w:abstractNumId w:val="28"/>
+  </w:num>
+  <w:num w:numId="8" w16cid:durableId="988366925">
+    <w:abstractNumId w:val="33"/>
+  </w:num>
+  <w:num w:numId="9" w16cid:durableId="2010869783">
+    <w:abstractNumId w:val="30"/>
+  </w:num>
+  <w:num w:numId="10" w16cid:durableId="1330408461">
+    <w:abstractNumId w:val="32"/>
+  </w:num>
+  <w:num w:numId="11" w16cid:durableId="558440625">
+    <w:abstractNumId w:val="20"/>
+  </w:num>
+  <w:num w:numId="12" w16cid:durableId="295647820">
+    <w:abstractNumId w:val="13"/>
+  </w:num>
+  <w:num w:numId="13" w16cid:durableId="415054632">
+    <w:abstractNumId w:val="14"/>
+  </w:num>
+  <w:num w:numId="14" w16cid:durableId="1013612067">
+    <w:abstractNumId w:val="21"/>
+  </w:num>
+  <w:num w:numId="15" w16cid:durableId="2133090145">
+    <w:abstractNumId w:val="22"/>
+  </w:num>
+  <w:num w:numId="16" w16cid:durableId="1643732059">
+    <w:abstractNumId w:val="23"/>
+  </w:num>
+  <w:num w:numId="17" w16cid:durableId="93208354">
+    <w:abstractNumId w:val="15"/>
+  </w:num>
+  <w:num w:numId="18" w16cid:durableId="56631012">
+    <w:abstractNumId w:val="18"/>
+  </w:num>
+  <w:num w:numId="19" w16cid:durableId="1656640625">
     <w:abstractNumId w:val="9"/>
   </w:num>
-  <w:num w:numId="3" w16cid:durableId="1948613180">
-    <w:abstractNumId w:val="17"/>
-  </w:num>
-  <w:num w:numId="4" w16cid:durableId="174006147">
-    <w:abstractNumId w:val="10"/>
-  </w:num>
-  <w:num w:numId="5" w16cid:durableId="1525904447">
-    <w:abstractNumId w:val="8"/>
-  </w:num>
-  <w:num w:numId="6" w16cid:durableId="1106579979">
-    <w:abstractNumId w:val="22"/>
-  </w:num>
-  <w:num w:numId="7" w16cid:durableId="1869902698">
-    <w:abstractNumId w:val="25"/>
-  </w:num>
-  <w:num w:numId="8" w16cid:durableId="988366925">
-    <w:abstractNumId w:val="30"/>
-  </w:num>
-  <w:num w:numId="9" w16cid:durableId="2010869783">
-    <w:abstractNumId w:val="27"/>
-  </w:num>
-  <w:num w:numId="10" w16cid:durableId="1330408461">
+  <w:num w:numId="20" w16cid:durableId="928389143">
     <w:abstractNumId w:val="29"/>
   </w:num>
-  <w:num w:numId="11" w16cid:durableId="558440625">
-    <w:abstractNumId w:val="18"/>
-  </w:num>
-  <w:num w:numId="12" w16cid:durableId="295647820">
-    <w:abstractNumId w:val="11"/>
-  </w:num>
-  <w:num w:numId="13" w16cid:durableId="415054632">
-    <w:abstractNumId w:val="12"/>
-  </w:num>
-  <w:num w:numId="14" w16cid:durableId="1013612067">
-    <w:abstractNumId w:val="19"/>
-  </w:num>
-  <w:num w:numId="15" w16cid:durableId="2133090145">
-    <w:abstractNumId w:val="20"/>
-  </w:num>
-  <w:num w:numId="16" w16cid:durableId="1643732059">
-    <w:abstractNumId w:val="21"/>
-  </w:num>
-  <w:num w:numId="17" w16cid:durableId="93208354">
-    <w:abstractNumId w:val="13"/>
-  </w:num>
-  <w:num w:numId="18" w16cid:durableId="56631012">
-    <w:abstractNumId w:val="16"/>
-  </w:num>
-  <w:num w:numId="19" w16cid:durableId="1656640625">
-    <w:abstractNumId w:val="7"/>
-  </w:num>
-  <w:num w:numId="20" w16cid:durableId="928389143">
+  <w:num w:numId="21" w16cid:durableId="671303703">
     <w:abstractNumId w:val="26"/>
   </w:num>
-  <w:num w:numId="21" w16cid:durableId="671303703">
-    <w:abstractNumId w:val="24"/>
-  </w:num>
   <w:num w:numId="22" w16cid:durableId="1396776728">
-    <w:abstractNumId w:val="2"/>
+    <w:abstractNumId w:val="3"/>
   </w:num>
   <w:num w:numId="23" w16cid:durableId="1003514483">
-    <w:abstractNumId w:val="4"/>
+    <w:abstractNumId w:val="5"/>
   </w:num>
   <w:num w:numId="24" w16cid:durableId="1609191332">
-    <w:abstractNumId w:val="3"/>
+    <w:abstractNumId w:val="4"/>
   </w:num>
   <w:num w:numId="25" w16cid:durableId="1726104780">
     <w:abstractNumId w:val="0"/>
   </w:num>
   <w:num w:numId="26" w16cid:durableId="1097680184">
-    <w:abstractNumId w:val="14"/>
+    <w:abstractNumId w:val="16"/>
   </w:num>
   <w:num w:numId="27" w16cid:durableId="1029188221">
-    <w:abstractNumId w:val="5"/>
+    <w:abstractNumId w:val="7"/>
   </w:num>
   <w:num w:numId="28" w16cid:durableId="280961856">
-    <w:abstractNumId w:val="23"/>
+    <w:abstractNumId w:val="25"/>
   </w:num>
   <w:num w:numId="29" w16cid:durableId="2099402714">
     <w:abstractNumId w:val="1"/>
   </w:num>
   <w:num w:numId="30" w16cid:durableId="370614131">
-    <w:abstractNumId w:val="28"/>
+    <w:abstractNumId w:val="31"/>
   </w:num>
   <w:num w:numId="31" w16cid:durableId="1854998788">
-    <w:abstractNumId w:val="15"/>
+    <w:abstractNumId w:val="17"/>
+  </w:num>
+  <w:num w:numId="32" w16cid:durableId="968164419">
+    <w:abstractNumId w:val="6"/>
+  </w:num>
+  <w:num w:numId="33" w16cid:durableId="1948613466">
+    <w:abstractNumId w:val="2"/>
+  </w:num>
+  <w:num w:numId="34" w16cid:durableId="1570920302">
+    <w:abstractNumId w:val="27"/>
   </w:num>
 </w:numbering>
 </file>
@@ -5861,7 +6191,6 @@
     <w:name w:val="Normal (Web)"/>
     <w:basedOn w:val="Normal"/>
     <w:uiPriority w:val="99"/>
-    <w:semiHidden/>
     <w:unhideWhenUsed/>
     <w:rsid w:val="00F11CD3"/>
     <w:pPr>
